--- a/docs/Dossier_SIPDMS_CAY_TleC.docx
+++ b/docs/Dossier_SIPDMS_CAY_TleC.docx
@@ -8,7 +8,7 @@
           <w:noProof/>
         </w:rPr>
         <w:drawing>
-          <wp:anchor distT="0" distB="0" distL="0" distR="0" simplePos="0" relativeHeight="10696575" behindDoc="1" locked="0" layoutInCell="1" allowOverlap="1" wp14:anchorId="13122DCB" wp14:editId="5A777EB2">
+          <wp:anchor distT="0" distB="0" distL="0" distR="0" simplePos="0" relativeHeight="10696575" behindDoc="1" locked="0" layoutInCell="1" allowOverlap="1" wp14:anchorId="13122DCB" wp14:editId="42673AC3">
             <wp:simplePos x="0" y="0"/>
             <wp:positionH relativeFrom="page">
               <wp:posOffset>0</wp:posOffset>
@@ -90,6 +90,175 @@
         <w:rPr>
           <w:b/>
           <w:bCs/>
+          <w:noProof/>
+          <w:color w:val="FFFFFF"/>
+          <w:sz w:val="150"/>
+          <w:szCs w:val="150"/>
+        </w:rPr>
+        <mc:AlternateContent>
+          <mc:Choice Requires="wps">
+            <w:drawing>
+              <wp:anchor distT="45720" distB="45720" distL="114300" distR="114300" simplePos="0" relativeHeight="251659264" behindDoc="0" locked="0" layoutInCell="1" allowOverlap="1" wp14:anchorId="50BBAD26" wp14:editId="3D26C6BA">
+                <wp:simplePos x="0" y="0"/>
+                <wp:positionH relativeFrom="column">
+                  <wp:posOffset>4067810</wp:posOffset>
+                </wp:positionH>
+                <wp:positionV relativeFrom="paragraph">
+                  <wp:posOffset>4717415</wp:posOffset>
+                </wp:positionV>
+                <wp:extent cx="2222500" cy="2159000"/>
+                <wp:effectExtent l="0" t="0" r="0" b="0"/>
+                <wp:wrapSquare wrapText="bothSides"/>
+                <wp:docPr id="217" name="Zone de texte 2"/>
+                <wp:cNvGraphicFramePr>
+                  <a:graphicFrameLocks xmlns:a="http://schemas.openxmlformats.org/drawingml/2006/main"/>
+                </wp:cNvGraphicFramePr>
+                <a:graphic xmlns:a="http://schemas.openxmlformats.org/drawingml/2006/main">
+                  <a:graphicData uri="http://schemas.microsoft.com/office/word/2010/wordprocessingShape">
+                    <wps:wsp>
+                      <wps:cNvSpPr txBox="1">
+                        <a:spLocks noChangeArrowheads="1"/>
+                      </wps:cNvSpPr>
+                      <wps:spPr bwMode="auto">
+                        <a:xfrm>
+                          <a:off x="0" y="0"/>
+                          <a:ext cx="2222500" cy="2159000"/>
+                        </a:xfrm>
+                        <a:prstGeom prst="rect">
+                          <a:avLst/>
+                        </a:prstGeom>
+                        <a:noFill/>
+                        <a:ln w="9525">
+                          <a:noFill/>
+                          <a:miter lim="800000"/>
+                          <a:headEnd/>
+                          <a:tailEnd/>
+                        </a:ln>
+                      </wps:spPr>
+                      <wps:txbx>
+                        <w:txbxContent>
+                          <w:p>
+                            <w:r>
+                              <w:rPr>
+                                <w:noProof/>
+                              </w:rPr>
+                              <w:drawing>
+                                <wp:inline distT="0" distB="0" distL="0" distR="0" wp14:anchorId="7C5EAA1D" wp14:editId="43D7360A">
+                                  <wp:extent cx="2006600" cy="2045569"/>
+                                  <wp:effectExtent l="0" t="0" r="0" b="0"/>
+                                  <wp:docPr id="908270917" name="Image 1"/>
+                                  <wp:cNvGraphicFramePr>
+                                    <a:graphicFrameLocks xmlns:a="http://schemas.openxmlformats.org/drawingml/2006/main" noChangeAspect="1"/>
+                                  </wp:cNvGraphicFramePr>
+                                  <a:graphic xmlns:a="http://schemas.openxmlformats.org/drawingml/2006/main">
+                                    <a:graphicData uri="http://schemas.openxmlformats.org/drawingml/2006/picture">
+                                      <pic:pic xmlns:pic="http://schemas.openxmlformats.org/drawingml/2006/picture">
+                                        <pic:nvPicPr>
+                                          <pic:cNvPr id="908270917" name=""/>
+                                          <pic:cNvPicPr/>
+                                        </pic:nvPicPr>
+                                        <pic:blipFill>
+                                          <a:blip r:embed="rId8"/>
+                                          <a:stretch>
+                                            <a:fillRect/>
+                                          </a:stretch>
+                                        </pic:blipFill>
+                                        <pic:spPr>
+                                          <a:xfrm>
+                                            <a:off x="0" y="0"/>
+                                            <a:ext cx="2025376" cy="2064709"/>
+                                          </a:xfrm>
+                                          <a:prstGeom prst="rect">
+                                            <a:avLst/>
+                                          </a:prstGeom>
+                                        </pic:spPr>
+                                      </pic:pic>
+                                    </a:graphicData>
+                                  </a:graphic>
+                                </wp:inline>
+                              </w:drawing>
+                            </w:r>
+                          </w:p>
+                        </w:txbxContent>
+                      </wps:txbx>
+                      <wps:bodyPr rot="0" vert="horz" wrap="square" lIns="91440" tIns="45720" rIns="91440" bIns="45720" anchor="t" anchorCtr="0">
+                        <a:noAutofit/>
+                      </wps:bodyPr>
+                    </wps:wsp>
+                  </a:graphicData>
+                </a:graphic>
+                <wp14:sizeRelH relativeFrom="margin">
+                  <wp14:pctWidth>0</wp14:pctWidth>
+                </wp14:sizeRelH>
+                <wp14:sizeRelV relativeFrom="margin">
+                  <wp14:pctHeight>0</wp14:pctHeight>
+                </wp14:sizeRelV>
+              </wp:anchor>
+            </w:drawing>
+          </mc:Choice>
+          <mc:Fallback>
+            <w:pict>
+              <v:shapetype w14:anchorId="50BBAD26" id="_x0000_t202" coordsize="21600,21600" o:spt="202" path="m,l,21600r21600,l21600,xe">
+                <v:stroke joinstyle="miter"/>
+                <v:path gradientshapeok="t" o:connecttype="rect"/>
+              </v:shapetype>
+              <v:shape id="Zone de texte 2" o:spid="_x0000_s1026" type="#_x0000_t202" style="position:absolute;margin-left:320.3pt;margin-top:371.45pt;width:175pt;height:170pt;z-index:251659264;visibility:visible;mso-wrap-style:square;mso-width-percent:0;mso-height-percent:0;mso-wrap-distance-left:9pt;mso-wrap-distance-top:3.6pt;mso-wrap-distance-right:9pt;mso-wrap-distance-bottom:3.6pt;mso-position-horizontal:absolute;mso-position-horizontal-relative:text;mso-position-vertical:absolute;mso-position-vertical-relative:text;mso-width-percent:0;mso-height-percent:0;mso-width-relative:margin;mso-height-relative:margin;v-text-anchor:top" o:gfxdata="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" filled="f" stroked="f">
+                <v:textbox>
+                  <w:txbxContent>
+                    <w:p>
+                      <w:r>
+                        <w:rPr>
+                          <w:noProof/>
+                        </w:rPr>
+                        <w:drawing>
+                          <wp:inline distT="0" distB="0" distL="0" distR="0" wp14:anchorId="7C5EAA1D" wp14:editId="43D7360A">
+                            <wp:extent cx="2006600" cy="2045569"/>
+                            <wp:effectExtent l="0" t="0" r="0" b="0"/>
+                            <wp:docPr id="908270917" name="Image 1"/>
+                            <wp:cNvGraphicFramePr>
+                              <a:graphicFrameLocks xmlns:a="http://schemas.openxmlformats.org/drawingml/2006/main" noChangeAspect="1"/>
+                            </wp:cNvGraphicFramePr>
+                            <a:graphic xmlns:a="http://schemas.openxmlformats.org/drawingml/2006/main">
+                              <a:graphicData uri="http://schemas.openxmlformats.org/drawingml/2006/picture">
+                                <pic:pic xmlns:pic="http://schemas.openxmlformats.org/drawingml/2006/picture">
+                                  <pic:nvPicPr>
+                                    <pic:cNvPr id="908270917" name=""/>
+                                    <pic:cNvPicPr/>
+                                  </pic:nvPicPr>
+                                  <pic:blipFill>
+                                    <a:blip r:embed="rId8"/>
+                                    <a:stretch>
+                                      <a:fillRect/>
+                                    </a:stretch>
+                                  </pic:blipFill>
+                                  <pic:spPr>
+                                    <a:xfrm>
+                                      <a:off x="0" y="0"/>
+                                      <a:ext cx="2025376" cy="2064709"/>
+                                    </a:xfrm>
+                                    <a:prstGeom prst="rect">
+                                      <a:avLst/>
+                                    </a:prstGeom>
+                                  </pic:spPr>
+                                </pic:pic>
+                              </a:graphicData>
+                            </a:graphic>
+                          </wp:inline>
+                        </w:drawing>
+                      </w:r>
+                    </w:p>
+                  </w:txbxContent>
+                </v:textbox>
+                <w10:wrap type="square"/>
+              </v:shape>
+            </w:pict>
+          </mc:Fallback>
+        </mc:AlternateContent>
+      </w:r>
+      <w:r>
+        <w:rPr>
+          <w:b/>
+          <w:bCs/>
           <w:color w:val="FFFFFF"/>
           <w:sz w:val="150"/>
           <w:szCs w:val="150"/>
@@ -140,6 +309,127 @@
       <w:pPr>
         <w:spacing w:after="520"/>
       </w:pPr>
+      <w:r>
+        <w:rPr>
+          <w:i/>
+          <w:iCs/>
+          <w:noProof/>
+          <w:color w:val="CFF4FA"/>
+          <w:sz w:val="26"/>
+          <w:szCs w:val="26"/>
+        </w:rPr>
+        <mc:AlternateContent>
+          <mc:Choice Requires="wps">
+            <w:drawing>
+              <wp:anchor distT="45720" distB="45720" distL="114300" distR="114300" simplePos="0" relativeHeight="251661312" behindDoc="0" locked="0" layoutInCell="1" allowOverlap="1" wp14:anchorId="20DDC234" wp14:editId="04D2AEF6">
+                <wp:simplePos x="0" y="0"/>
+                <wp:positionH relativeFrom="page">
+                  <wp:posOffset>4699000</wp:posOffset>
+                </wp:positionH>
+                <wp:positionV relativeFrom="paragraph">
+                  <wp:posOffset>66040</wp:posOffset>
+                </wp:positionV>
+                <wp:extent cx="2432050" cy="400050"/>
+                <wp:effectExtent l="0" t="0" r="0" b="0"/>
+                <wp:wrapSquare wrapText="bothSides"/>
+                <wp:docPr id="720842866" name="Zone de texte 2"/>
+                <wp:cNvGraphicFramePr>
+                  <a:graphicFrameLocks xmlns:a="http://schemas.openxmlformats.org/drawingml/2006/main"/>
+                </wp:cNvGraphicFramePr>
+                <a:graphic xmlns:a="http://schemas.openxmlformats.org/drawingml/2006/main">
+                  <a:graphicData uri="http://schemas.microsoft.com/office/word/2010/wordprocessingShape">
+                    <wps:wsp>
+                      <wps:cNvSpPr txBox="1">
+                        <a:spLocks noChangeArrowheads="1"/>
+                      </wps:cNvSpPr>
+                      <wps:spPr bwMode="auto">
+                        <a:xfrm>
+                          <a:off x="0" y="0"/>
+                          <a:ext cx="2432050" cy="400050"/>
+                        </a:xfrm>
+                        <a:prstGeom prst="rect">
+                          <a:avLst/>
+                        </a:prstGeom>
+                        <a:noFill/>
+                        <a:ln w="9525">
+                          <a:noFill/>
+                          <a:miter lim="800000"/>
+                          <a:headEnd/>
+                          <a:tailEnd/>
+                        </a:ln>
+                      </wps:spPr>
+                      <wps:txbx>
+                        <w:txbxContent>
+                          <w:p>
+                            <w:pPr>
+                              <w:rPr>
+                                <w:color w:val="FFFFFF" w:themeColor="background1"/>
+                                <w:sz w:val="18"/>
+                                <w:szCs w:val="18"/>
+                              </w:rPr>
+                            </w:pPr>
+                            <w:hyperlink r:id="rId9" w:tgtFrame="_blank" w:history="1">
+                              <w:r>
+                                <w:rPr>
+                                  <w:rStyle w:val="Lienhypertexte"/>
+                                  <w:color w:val="FFFFFF" w:themeColor="background1"/>
+                                  <w:sz w:val="18"/>
+                                  <w:szCs w:val="18"/>
+                                </w:rPr>
+                                <w:t>https://jt-web-create.github.io/sipdms-dossier/</w:t>
+                              </w:r>
+                            </w:hyperlink>
+                          </w:p>
+                        </w:txbxContent>
+                      </wps:txbx>
+                      <wps:bodyPr rot="0" vert="horz" wrap="square" lIns="91440" tIns="45720" rIns="91440" bIns="45720" anchor="t" anchorCtr="0">
+                        <a:noAutofit/>
+                      </wps:bodyPr>
+                    </wps:wsp>
+                  </a:graphicData>
+                </a:graphic>
+                <wp14:sizeRelH relativeFrom="margin">
+                  <wp14:pctWidth>0</wp14:pctWidth>
+                </wp14:sizeRelH>
+                <wp14:sizeRelV relativeFrom="margin">
+                  <wp14:pctHeight>0</wp14:pctHeight>
+                </wp14:sizeRelV>
+              </wp:anchor>
+            </w:drawing>
+          </mc:Choice>
+          <mc:Fallback>
+            <w:pict>
+              <v:shape w14:anchorId="20DDC234" id="_x0000_s1027" type="#_x0000_t202" style="position:absolute;margin-left:370pt;margin-top:5.2pt;width:191.5pt;height:31.5pt;z-index:251661312;visibility:visible;mso-wrap-style:square;mso-width-percent:0;mso-height-percent:0;mso-wrap-distance-left:9pt;mso-wrap-distance-top:3.6pt;mso-wrap-distance-right:9pt;mso-wrap-distance-bottom:3.6pt;mso-position-horizontal:absolute;mso-position-horizontal-relative:page;mso-position-vertical:absolute;mso-position-vertical-relative:text;mso-width-percent:0;mso-height-percent:0;mso-width-relative:margin;mso-height-relative:margin;v-text-anchor:top" o:gfxdata="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" filled="f" stroked="f">
+                <v:textbox>
+                  <w:txbxContent>
+                    <w:p>
+                      <w:pPr>
+                        <w:rPr>
+                          <w:color w:val="FFFFFF" w:themeColor="background1"/>
+                          <w:sz w:val="18"/>
+                          <w:szCs w:val="18"/>
+                        </w:rPr>
+                      </w:pPr>
+                      <w:hyperlink r:id="rId10" w:tgtFrame="_blank" w:history="1">
+                        <w:r>
+                          <w:rPr>
+                            <w:rStyle w:val="Lienhypertexte"/>
+                            <w:color w:val="FFFFFF" w:themeColor="background1"/>
+                            <w:sz w:val="18"/>
+                            <w:szCs w:val="18"/>
+                          </w:rPr>
+                          <w:t>https://jt-web-create.github.io/sipdms-dossier/</w:t>
+                        </w:r>
+                      </w:hyperlink>
+                    </w:p>
+                  </w:txbxContent>
+                </v:textbox>
+                <w10:wrap type="square" anchorx="page"/>
+              </v:shape>
+            </w:pict>
+          </mc:Fallback>
+        </mc:AlternateContent>
+      </w:r>
       <w:r>
         <w:rPr>
           <w:i/>
@@ -337,12 +627,6 @@
         <w:gridCol w:w="3212"/>
       </w:tblGrid>
       <w:tr>
-        <w:tblPrEx>
-          <w:tblCellMar>
-            <w:top w:w="0" w:type="dxa"/>
-            <w:bottom w:w="0" w:type="dxa"/>
-          </w:tblCellMar>
-        </w:tblPrEx>
         <w:trPr>
           <w:jc w:val="center"/>
         </w:trPr>
@@ -2593,7 +2877,7 @@
                     </pic:cNvPicPr>
                   </pic:nvPicPr>
                   <pic:blipFill>
-                    <a:blip r:embed="rId8"/>
+                    <a:blip r:embed="rId11"/>
                     <a:srcRect/>
                     <a:stretch>
                       <a:fillRect/>
@@ -3002,637 +3286,6 @@
             <wp:extent cx="5715000" cy="2133600"/>
             <wp:effectExtent l="0" t="0" r="0" b="0"/>
             <wp:docPr id="601706682" name="fig2" descr="La situation actuelle : des informations isolées, un contexte perdu, une réaction tardive." title="Figure 2"/>
-            <wp:cNvGraphicFramePr>
-              <a:graphicFrameLocks xmlns:a="http://schemas.openxmlformats.org/drawingml/2006/main" noChangeAspect="1"/>
-            </wp:cNvGraphicFramePr>
-            <a:graphic xmlns:a="http://schemas.openxmlformats.org/drawingml/2006/main">
-              <a:graphicData uri="http://schemas.openxmlformats.org/drawingml/2006/picture">
-                <pic:pic xmlns:pic="http://schemas.openxmlformats.org/drawingml/2006/picture">
-                  <pic:nvPicPr>
-                    <pic:cNvPr id="0" name=""/>
-                    <pic:cNvPicPr>
-                      <a:picLocks noChangeAspect="1" noChangeArrowheads="1"/>
-                    </pic:cNvPicPr>
-                  </pic:nvPicPr>
-                  <pic:blipFill>
-                    <a:blip r:embed="rId9"/>
-                    <a:srcRect/>
-                    <a:stretch>
-                      <a:fillRect/>
-                    </a:stretch>
-                  </pic:blipFill>
-                  <pic:spPr bwMode="auto">
-                    <a:xfrm>
-                      <a:off x="0" y="0"/>
-                      <a:ext cx="5715000" cy="2133600"/>
-                    </a:xfrm>
-                    <a:prstGeom prst="rect">
-                      <a:avLst/>
-                    </a:prstGeom>
-                  </pic:spPr>
-                </pic:pic>
-              </a:graphicData>
-            </a:graphic>
-          </wp:inline>
-        </w:drawing>
-      </w:r>
-    </w:p>
-    <w:p>
-      <w:pPr>
-        <w:spacing w:after="200"/>
-        <w:jc w:val="center"/>
-      </w:pPr>
-      <w:bookmarkStart w:id="6" w:name="fig2"/>
-      <w:r>
-        <w:rPr>
-          <w:b/>
-          <w:bCs/>
-          <w:color w:val="1F6FEB"/>
-          <w:sz w:val="18"/>
-          <w:szCs w:val="18"/>
-        </w:rPr>
-        <w:t>Figure 2</w:t>
-      </w:r>
-      <w:bookmarkEnd w:id="6"/>
-      <w:r>
-        <w:rPr>
-          <w:i/>
-          <w:iCs/>
-          <w:color w:val="5B6B82"/>
-          <w:sz w:val="18"/>
-          <w:szCs w:val="18"/>
-        </w:rPr>
-        <w:t xml:space="preserve"> — La situation actuelle : des informations isolées, un contexte perdu, une réaction tardive.</w:t>
-      </w:r>
-    </w:p>
-    <w:p>
-      <w:pPr>
-        <w:keepNext/>
-        <w:keepLines/>
-        <w:pBdr>
-          <w:top w:val="single" w:sz="4" w:space="4" w:color="DCE9FB"/>
-          <w:left w:val="single" w:sz="36" w:space="10" w:color="1F6FEB"/>
-          <w:bottom w:val="none" w:sz="0" w:space="0" w:color="FFFFFF"/>
-          <w:right w:val="none" w:sz="0" w:space="0" w:color="FFFFFF"/>
-        </w:pBdr>
-        <w:shd w:val="clear" w:color="auto" w:fill="DCE9FB"/>
-        <w:spacing w:before="120" w:after="40" w:line="276" w:lineRule="auto"/>
-        <w:ind w:left="260" w:right="160"/>
-      </w:pPr>
-      <w:r>
-        <w:rPr>
-          <w:b/>
-          <w:bCs/>
-          <w:color w:val="1F6FEB"/>
-          <w:sz w:val="22"/>
-          <w:szCs w:val="22"/>
-        </w:rPr>
-        <w:t>Le vrai problème</w:t>
-      </w:r>
-    </w:p>
-    <w:p>
-      <w:pPr>
-        <w:keepLines/>
-        <w:pBdr>
-          <w:top w:val="none" w:sz="0" w:space="0" w:color="FFFFFF"/>
-          <w:left w:val="single" w:sz="36" w:space="10" w:color="1F6FEB"/>
-          <w:bottom w:val="single" w:sz="4" w:space="4" w:color="DCE9FB"/>
-          <w:right w:val="none" w:sz="0" w:space="0" w:color="FFFFFF"/>
-        </w:pBdr>
-        <w:shd w:val="clear" w:color="auto" w:fill="DCE9FB"/>
-        <w:spacing w:after="200" w:line="276" w:lineRule="auto"/>
-        <w:ind w:left="260" w:right="160"/>
-      </w:pPr>
-      <w:r>
-        <w:t xml:space="preserve">Le problème n'est pas seulement de savoir qu'un incident a eu lieu. Il est de </w:t>
-      </w:r>
-      <w:r>
-        <w:rPr>
-          <w:b/>
-          <w:bCs/>
-        </w:rPr>
-        <w:t>relier</w:t>
-      </w:r>
-      <w:r>
-        <w:t xml:space="preserve"> des événements dispersés pour comprendre ce qui se passe, où, quand, et de façon répétée.</w:t>
-      </w:r>
-    </w:p>
-    <w:p>
-      <w:pPr>
-        <w:pStyle w:val="Titre1"/>
-        <w:pageBreakBefore/>
-      </w:pPr>
-      <w:bookmarkStart w:id="7" w:name="toc6"/>
-      <w:r>
-        <w:rPr>
-          <w:color w:val="D4A93C"/>
-        </w:rPr>
-        <w:lastRenderedPageBreak/>
-        <w:t xml:space="preserve">3  </w:t>
-      </w:r>
-      <w:r>
-        <w:t>Délinquance ≠ simple infraction au règlement</w:t>
-      </w:r>
-      <w:bookmarkEnd w:id="7"/>
-    </w:p>
-    <w:p>
-      <w:pPr>
-        <w:spacing w:after="130"/>
-      </w:pPr>
-      <w:r>
-        <w:t xml:space="preserve">C'est la distinction la plus importante du projet. Arriver en retard, utiliser un téléphone en classe, quitter une salle sans autorisation ou porter une tenue non conforme sont des </w:t>
-      </w:r>
-      <w:r>
-        <w:rPr>
-          <w:b/>
-          <w:bCs/>
-        </w:rPr>
-        <w:t>infractions au règlement intérieur</w:t>
-      </w:r>
-      <w:r>
-        <w:t xml:space="preserve">. Elles appellent une réponse éducative. Elles ne sont </w:t>
-      </w:r>
-      <w:r>
-        <w:rPr>
-          <w:b/>
-          <w:bCs/>
-        </w:rPr>
-        <w:t>pas</w:t>
-      </w:r>
-      <w:r>
-        <w:t xml:space="preserve"> de la délinquance.</w:t>
-      </w:r>
-    </w:p>
-    <w:p>
-      <w:pPr>
-        <w:keepNext/>
-        <w:spacing w:before="100" w:after="40"/>
-        <w:jc w:val="center"/>
-      </w:pPr>
-      <w:r>
-        <w:rPr>
-          <w:noProof/>
-        </w:rPr>
-        <w:drawing>
-          <wp:inline distT="0" distB="0" distL="0" distR="0" wp14:anchorId="1C5BA00B" wp14:editId="02177B59">
-            <wp:extent cx="5715000" cy="2047875"/>
-            <wp:effectExtent l="0" t="0" r="0" b="0"/>
-            <wp:docPr id="610188693" name="fig3" descr="Un gradient : infractions au règlement, signaux contextuels, délinquance." title="Figure 3"/>
-            <wp:cNvGraphicFramePr>
-              <a:graphicFrameLocks xmlns:a="http://schemas.openxmlformats.org/drawingml/2006/main" noChangeAspect="1"/>
-            </wp:cNvGraphicFramePr>
-            <a:graphic xmlns:a="http://schemas.openxmlformats.org/drawingml/2006/main">
-              <a:graphicData uri="http://schemas.openxmlformats.org/drawingml/2006/picture">
-                <pic:pic xmlns:pic="http://schemas.openxmlformats.org/drawingml/2006/picture">
-                  <pic:nvPicPr>
-                    <pic:cNvPr id="0" name=""/>
-                    <pic:cNvPicPr>
-                      <a:picLocks noChangeAspect="1" noChangeArrowheads="1"/>
-                    </pic:cNvPicPr>
-                  </pic:nvPicPr>
-                  <pic:blipFill>
-                    <a:blip r:embed="rId10"/>
-                    <a:srcRect/>
-                    <a:stretch>
-                      <a:fillRect/>
-                    </a:stretch>
-                  </pic:blipFill>
-                  <pic:spPr bwMode="auto">
-                    <a:xfrm>
-                      <a:off x="0" y="0"/>
-                      <a:ext cx="5715000" cy="2047875"/>
-                    </a:xfrm>
-                    <a:prstGeom prst="rect">
-                      <a:avLst/>
-                    </a:prstGeom>
-                  </pic:spPr>
-                </pic:pic>
-              </a:graphicData>
-            </a:graphic>
-          </wp:inline>
-        </w:drawing>
-      </w:r>
-    </w:p>
-    <w:p>
-      <w:pPr>
-        <w:spacing w:after="200"/>
-        <w:jc w:val="center"/>
-      </w:pPr>
-      <w:bookmarkStart w:id="8" w:name="fig3"/>
-      <w:r>
-        <w:rPr>
-          <w:b/>
-          <w:bCs/>
-          <w:color w:val="1F6FEB"/>
-          <w:sz w:val="18"/>
-          <w:szCs w:val="18"/>
-        </w:rPr>
-        <w:t>Figure 3</w:t>
-      </w:r>
-      <w:bookmarkEnd w:id="8"/>
-      <w:r>
-        <w:rPr>
-          <w:i/>
-          <w:iCs/>
-          <w:color w:val="5B6B82"/>
-          <w:sz w:val="18"/>
-          <w:szCs w:val="18"/>
-        </w:rPr>
-        <w:t xml:space="preserve"> — Un gradient : infractions au règlement, signaux contextuels, délinquance.</w:t>
-      </w:r>
-    </w:p>
-    <w:p>
-      <w:pPr>
-        <w:spacing w:after="130"/>
-      </w:pPr>
-      <w:r>
-        <w:t xml:space="preserve">Entre les deux existe une zone intermédiaire : les </w:t>
-      </w:r>
-      <w:r>
-        <w:rPr>
-          <w:b/>
-          <w:bCs/>
-        </w:rPr>
-        <w:t>signaux contextuels</w:t>
-      </w:r>
-      <w:r>
-        <w:t xml:space="preserve">. Une infraction isolée n'en est jamais un. En revanche, une même infraction qui se répète au même endroit peut renseigner sur </w:t>
-      </w:r>
-      <w:r>
-        <w:rPr>
-          <w:i/>
-          <w:iCs/>
-        </w:rPr>
-        <w:t>le lieu</w:t>
-      </w:r>
-      <w:r>
-        <w:t xml:space="preserve"> (une porte sans surveillance, un couloir mal éclairé), et non sur </w:t>
-      </w:r>
-      <w:r>
-        <w:rPr>
-          <w:i/>
-          <w:iCs/>
-        </w:rPr>
-        <w:t>des élèves</w:t>
-      </w:r>
-      <w:r>
-        <w:t>.</w:t>
-      </w:r>
-    </w:p>
-    <w:p>
-      <w:pPr>
-        <w:keepNext/>
-        <w:keepLines/>
-        <w:pBdr>
-          <w:top w:val="single" w:sz="4" w:space="4" w:color="DDF3E8"/>
-          <w:left w:val="single" w:sz="36" w:space="10" w:color="2E9E6B"/>
-          <w:bottom w:val="none" w:sz="0" w:space="0" w:color="FFFFFF"/>
-          <w:right w:val="none" w:sz="0" w:space="0" w:color="FFFFFF"/>
-        </w:pBdr>
-        <w:shd w:val="clear" w:color="auto" w:fill="DDF3E8"/>
-        <w:spacing w:before="120" w:after="40" w:line="276" w:lineRule="auto"/>
-        <w:ind w:left="260" w:right="160"/>
-      </w:pPr>
-      <w:r>
-        <w:rPr>
-          <w:b/>
-          <w:bCs/>
-          <w:color w:val="2E9E6B"/>
-          <w:sz w:val="22"/>
-          <w:szCs w:val="22"/>
-        </w:rPr>
-        <w:t>Règle de conception</w:t>
-      </w:r>
-    </w:p>
-    <w:p>
-      <w:pPr>
-        <w:keepLines/>
-        <w:pBdr>
-          <w:top w:val="none" w:sz="0" w:space="0" w:color="FFFFFF"/>
-          <w:left w:val="single" w:sz="36" w:space="10" w:color="2E9E6B"/>
-          <w:bottom w:val="single" w:sz="4" w:space="4" w:color="DDF3E8"/>
-          <w:right w:val="none" w:sz="0" w:space="0" w:color="FFFFFF"/>
-        </w:pBdr>
-        <w:shd w:val="clear" w:color="auto" w:fill="DDF3E8"/>
-        <w:spacing w:after="200" w:line="276" w:lineRule="auto"/>
-        <w:ind w:left="260" w:right="160"/>
-      </w:pPr>
-      <w:r>
-        <w:t xml:space="preserve">Aucune infraction au règlement n'est transformée automatiquement en « comportement délinquant ». Les signaux contextuels sont agrégés par </w:t>
-      </w:r>
-      <w:r>
-        <w:rPr>
-          <w:b/>
-          <w:bCs/>
-        </w:rPr>
-        <w:t>lieu et créneau</w:t>
-      </w:r>
-      <w:r>
-        <w:t>, jamais par élève. SIPDMS ne construit aucun score de délinquance.</w:t>
-      </w:r>
-    </w:p>
-    <w:p>
-      <w:pPr>
-        <w:spacing w:after="130"/>
-      </w:pPr>
-      <w:r>
-        <w:rPr>
-          <w:i/>
-          <w:iCs/>
-        </w:rPr>
-        <w:t>Exemple.</w:t>
-      </w:r>
-      <w:r>
-        <w:t xml:space="preserve"> Un retard isolé ne produit rien. Dix sorties non autorisées par jour par la même porte produisent une information sur la porte (« ce passage n'est pas surveillé »), pas sur dix élèves.</w:t>
-      </w:r>
-    </w:p>
-    <w:p>
-      <w:pPr>
-        <w:pStyle w:val="Titre1"/>
-        <w:pageBreakBefore/>
-      </w:pPr>
-      <w:bookmarkStart w:id="9" w:name="toc7"/>
-      <w:r>
-        <w:rPr>
-          <w:color w:val="D4A93C"/>
-        </w:rPr>
-        <w:lastRenderedPageBreak/>
-        <w:t xml:space="preserve">4  </w:t>
-      </w:r>
-      <w:r>
-        <w:t>Pourquoi les approches classiques montrent leurs limites</w:t>
-      </w:r>
-      <w:bookmarkEnd w:id="9"/>
-    </w:p>
-    <w:p>
-      <w:pPr>
-        <w:spacing w:after="130"/>
-      </w:pPr>
-      <w:r>
-        <w:t>Les établissements disposent déjà d'outils : registre des incidents, boîte à plaintes, surveillants attentifs, parfois des caméras. Ces outils sont utiles. Ils partagent pourtant quatre limites.</w:t>
-      </w:r>
-    </w:p>
-    <w:p>
-      <w:pPr>
-        <w:keepNext/>
-        <w:spacing w:before="100" w:after="40"/>
-        <w:jc w:val="center"/>
-      </w:pPr>
-      <w:r>
-        <w:rPr>
-          <w:noProof/>
-        </w:rPr>
-        <w:drawing>
-          <wp:inline distT="0" distB="0" distL="0" distR="0" wp14:anchorId="59E3C565" wp14:editId="12189926">
-            <wp:extent cx="5715000" cy="3067050"/>
-            <wp:effectExtent l="0" t="0" r="0" b="0"/>
-            <wp:docPr id="1961204818" name="fig4" descr="Application classique et SIPDMS : de l'enregistrement à la compréhension." title="Figure 4"/>
-            <wp:cNvGraphicFramePr>
-              <a:graphicFrameLocks xmlns:a="http://schemas.openxmlformats.org/drawingml/2006/main" noChangeAspect="1"/>
-            </wp:cNvGraphicFramePr>
-            <a:graphic xmlns:a="http://schemas.openxmlformats.org/drawingml/2006/main">
-              <a:graphicData uri="http://schemas.openxmlformats.org/drawingml/2006/picture">
-                <pic:pic xmlns:pic="http://schemas.openxmlformats.org/drawingml/2006/picture">
-                  <pic:nvPicPr>
-                    <pic:cNvPr id="0" name=""/>
-                    <pic:cNvPicPr>
-                      <a:picLocks noChangeAspect="1" noChangeArrowheads="1"/>
-                    </pic:cNvPicPr>
-                  </pic:nvPicPr>
-                  <pic:blipFill>
-                    <a:blip r:embed="rId11"/>
-                    <a:srcRect/>
-                    <a:stretch>
-                      <a:fillRect/>
-                    </a:stretch>
-                  </pic:blipFill>
-                  <pic:spPr bwMode="auto">
-                    <a:xfrm>
-                      <a:off x="0" y="0"/>
-                      <a:ext cx="5715000" cy="3067050"/>
-                    </a:xfrm>
-                    <a:prstGeom prst="rect">
-                      <a:avLst/>
-                    </a:prstGeom>
-                  </pic:spPr>
-                </pic:pic>
-              </a:graphicData>
-            </a:graphic>
-          </wp:inline>
-        </w:drawing>
-      </w:r>
-    </w:p>
-    <w:p>
-      <w:pPr>
-        <w:spacing w:after="200"/>
-        <w:jc w:val="center"/>
-      </w:pPr>
-      <w:bookmarkStart w:id="10" w:name="fig4"/>
-      <w:r>
-        <w:rPr>
-          <w:b/>
-          <w:bCs/>
-          <w:color w:val="1F6FEB"/>
-          <w:sz w:val="18"/>
-          <w:szCs w:val="18"/>
-        </w:rPr>
-        <w:t>Figure 4</w:t>
-      </w:r>
-      <w:bookmarkEnd w:id="10"/>
-      <w:r>
-        <w:rPr>
-          <w:i/>
-          <w:iCs/>
-          <w:color w:val="5B6B82"/>
-          <w:sz w:val="18"/>
-          <w:szCs w:val="18"/>
-        </w:rPr>
-        <w:t xml:space="preserve"> — Application classique et SIPDMS : de l'enregistrement à la compréhension.</w:t>
-      </w:r>
-    </w:p>
-    <w:p>
-      <w:pPr>
-        <w:spacing w:after="130"/>
-      </w:pPr>
-      <w:r>
-        <w:rPr>
-          <w:b/>
-          <w:bCs/>
-        </w:rPr>
-        <w:t>Stocker n'est pas comprendre.</w:t>
-      </w:r>
-      <w:r>
-        <w:t xml:space="preserve"> Une boîte à plaintes ou un registre accumule des feuilles. Rapprocher trois témoignages écrits à des jours différents, avec des mots différents, demande du temps que personne n'a.</w:t>
-      </w:r>
-    </w:p>
-    <w:p>
-      <w:pPr>
-        <w:spacing w:after="130"/>
-      </w:pPr>
-      <w:r>
-        <w:rPr>
-          <w:b/>
-          <w:bCs/>
-        </w:rPr>
-        <w:t>La mémoire des adultes est fragile.</w:t>
-      </w:r>
-      <w:r>
-        <w:t xml:space="preserve"> La connaissance d'une situation repose sur des personnes. Elle disparaît quand elles changent de poste, ou simplement quand elles n'étaient pas là ce jour-là.</w:t>
-      </w:r>
-    </w:p>
-    <w:p>
-      <w:pPr>
-        <w:spacing w:after="130"/>
-      </w:pPr>
-      <w:r>
-        <w:rPr>
-          <w:b/>
-          <w:bCs/>
-        </w:rPr>
-        <w:t>Une caméra voit, mais ne comprend pas.</w:t>
-      </w:r>
-      <w:r>
-        <w:t xml:space="preserve"> Elle ignore le contexte, coûte cher, filme des mineurs et n'existe pas partout. Nous la plaçons en option avancée, jamais au cœur du système.</w:t>
-      </w:r>
-    </w:p>
-    <w:p>
-      <w:pPr>
-        <w:spacing w:after="130"/>
-      </w:pPr>
-      <w:r>
-        <w:rPr>
-          <w:b/>
-          <w:bCs/>
-        </w:rPr>
-        <w:t>La logique de sanction arrive après.</w:t>
-      </w:r>
-      <w:r>
-        <w:t xml:space="preserve"> Punir répond à un acte commis. Prévenir demande de repérer ce qui se prépare : une répétition, une zone, un créneau.</w:t>
-      </w:r>
-    </w:p>
-    <w:p>
-      <w:pPr>
-        <w:keepNext/>
-        <w:keepLines/>
-        <w:pBdr>
-          <w:top w:val="single" w:sz="4" w:space="4" w:color="F7EBC8"/>
-          <w:left w:val="single" w:sz="36" w:space="10" w:color="D4A93C"/>
-          <w:bottom w:val="none" w:sz="0" w:space="0" w:color="FFFFFF"/>
-          <w:right w:val="none" w:sz="0" w:space="0" w:color="FFFFFF"/>
-        </w:pBdr>
-        <w:shd w:val="clear" w:color="auto" w:fill="F7EBC8"/>
-        <w:spacing w:before="120" w:after="40" w:line="276" w:lineRule="auto"/>
-        <w:ind w:left="260" w:right="160"/>
-      </w:pPr>
-      <w:r>
-        <w:rPr>
-          <w:b/>
-          <w:bCs/>
-          <w:color w:val="D4A93C"/>
-          <w:sz w:val="22"/>
-          <w:szCs w:val="22"/>
-        </w:rPr>
-        <w:t>Ce qui manque</w:t>
-      </w:r>
-    </w:p>
-    <w:p>
-      <w:pPr>
-        <w:keepLines/>
-        <w:pBdr>
-          <w:top w:val="none" w:sz="0" w:space="0" w:color="FFFFFF"/>
-          <w:left w:val="single" w:sz="36" w:space="10" w:color="D4A93C"/>
-          <w:bottom w:val="single" w:sz="4" w:space="4" w:color="F7EBC8"/>
-          <w:right w:val="none" w:sz="0" w:space="0" w:color="FFFFFF"/>
-        </w:pBdr>
-        <w:shd w:val="clear" w:color="auto" w:fill="F7EBC8"/>
-        <w:spacing w:after="200" w:line="276" w:lineRule="auto"/>
-        <w:ind w:left="260" w:right="160"/>
-      </w:pPr>
-      <w:r>
-        <w:t xml:space="preserve">Un outil qui </w:t>
-      </w:r>
-      <w:r>
-        <w:rPr>
-          <w:b/>
-          <w:bCs/>
-        </w:rPr>
-        <w:t>relie</w:t>
-      </w:r>
-      <w:r>
-        <w:t xml:space="preserve">, </w:t>
-      </w:r>
-      <w:r>
-        <w:rPr>
-          <w:b/>
-          <w:bCs/>
-        </w:rPr>
-        <w:t>explique</w:t>
-      </w:r>
-      <w:r>
-        <w:t xml:space="preserve"> et </w:t>
-      </w:r>
-      <w:r>
-        <w:rPr>
-          <w:b/>
-          <w:bCs/>
-        </w:rPr>
-        <w:t>mesure</w:t>
-      </w:r>
-      <w:r>
-        <w:t>, tout en laissant la décision à un adulte.</w:t>
-      </w:r>
-    </w:p>
-    <w:p>
-      <w:pPr>
-        <w:pStyle w:val="Titre1"/>
-        <w:pageBreakBefore/>
-      </w:pPr>
-      <w:bookmarkStart w:id="11" w:name="toc8"/>
-      <w:r>
-        <w:rPr>
-          <w:color w:val="D4A93C"/>
-        </w:rPr>
-        <w:lastRenderedPageBreak/>
-        <w:t xml:space="preserve">5  </w:t>
-      </w:r>
-      <w:r>
-        <w:t>La vision SIPDMS : observer, comprendre, relier, prévenir</w:t>
-      </w:r>
-      <w:bookmarkEnd w:id="11"/>
-    </w:p>
-    <w:p>
-      <w:pPr>
-        <w:spacing w:after="130"/>
-      </w:pPr>
-      <w:r>
-        <w:t xml:space="preserve">SIPDMS est un </w:t>
-      </w:r>
-      <w:r>
-        <w:rPr>
-          <w:b/>
-          <w:bCs/>
-        </w:rPr>
-        <w:t>système intelligent d'aide à la prévention et à la décision</w:t>
-      </w:r>
-      <w:r>
-        <w:t>. Il suit sept étapes, dont une, la sixième, est toujours humaine.</w:t>
-      </w:r>
-    </w:p>
-    <w:p>
-      <w:pPr>
-        <w:keepNext/>
-        <w:spacing w:before="100" w:after="40"/>
-        <w:jc w:val="center"/>
-      </w:pPr>
-      <w:r>
-        <w:rPr>
-          <w:noProof/>
-        </w:rPr>
-        <w:drawing>
-          <wp:inline distT="0" distB="0" distL="0" distR="0" wp14:anchorId="54B80F09" wp14:editId="3425AA02">
-            <wp:extent cx="5715000" cy="1619250"/>
-            <wp:effectExtent l="0" t="0" r="0" b="0"/>
-            <wp:docPr id="1136658787" name="fig5" descr="Le fonctionnement de SIPDMS en sept étapes." title="Figure 5"/>
             <wp:cNvGraphicFramePr>
               <a:graphicFrameLocks xmlns:a="http://schemas.openxmlformats.org/drawingml/2006/main" noChangeAspect="1"/>
             </wp:cNvGraphicFramePr>
@@ -3655,7 +3308,7 @@
                   <pic:spPr bwMode="auto">
                     <a:xfrm>
                       <a:off x="0" y="0"/>
-                      <a:ext cx="5715000" cy="1619250"/>
+                      <a:ext cx="5715000" cy="2133600"/>
                     </a:xfrm>
                     <a:prstGeom prst="rect">
                       <a:avLst/>
@@ -3673,7 +3326,7 @@
         <w:spacing w:after="200"/>
         <w:jc w:val="center"/>
       </w:pPr>
-      <w:bookmarkStart w:id="12" w:name="fig5"/>
+      <w:bookmarkStart w:id="6" w:name="fig2"/>
       <w:r>
         <w:rPr>
           <w:b/>
@@ -3682,9 +3335,9 @@
           <w:sz w:val="18"/>
           <w:szCs w:val="18"/>
         </w:rPr>
-        <w:t>Figure 5</w:t>
-      </w:r>
-      <w:bookmarkEnd w:id="12"/>
+        <w:t>Figure 2</w:t>
+      </w:r>
+      <w:bookmarkEnd w:id="6"/>
       <w:r>
         <w:rPr>
           <w:i/>
@@ -3693,305 +3346,105 @@
           <w:sz w:val="18"/>
           <w:szCs w:val="18"/>
         </w:rPr>
-        <w:t xml:space="preserve"> — Le fonctionnement de SIPDMS en sept étapes.</w:t>
+        <w:t xml:space="preserve"> — La situation actuelle : des informations isolées, un contexte perdu, une réaction tardive.</w:t>
       </w:r>
     </w:p>
     <w:p>
       <w:pPr>
         <w:keepNext/>
+        <w:keepLines/>
         <w:pBdr>
-          <w:top w:val="single" w:sz="12" w:space="14" w:color="D4A93C"/>
-          <w:bottom w:val="none" w:sz="0" w:space="0" w:color="FFFFFF"/>
-        </w:pBdr>
-        <w:spacing w:before="300" w:after="60" w:line="340" w:lineRule="auto"/>
-        <w:ind w:left="400" w:right="400"/>
-        <w:jc w:val="center"/>
-      </w:pPr>
-      <w:r>
-        <w:rPr>
-          <w:i/>
-          <w:iCs/>
-          <w:color w:val="1B3A6B"/>
-          <w:sz w:val="34"/>
-          <w:szCs w:val="34"/>
-        </w:rPr>
-        <w:t>IA → contexte → alerte → humain → décision → prévention</w:t>
-      </w:r>
-    </w:p>
-    <w:p>
-      <w:pPr>
-        <w:pBdr>
-          <w:bottom w:val="single" w:sz="12" w:space="14" w:color="D4A93C"/>
-        </w:pBdr>
-        <w:spacing w:after="300"/>
-        <w:ind w:left="400" w:right="400"/>
-        <w:jc w:val="center"/>
-      </w:pPr>
-      <w:r>
-        <w:rPr>
-          <w:color w:val="5B6B82"/>
-          <w:sz w:val="19"/>
-          <w:szCs w:val="19"/>
-        </w:rPr>
-        <w:t>Jamais : IA → culpabilité → sanction</w:t>
-      </w:r>
-    </w:p>
-    <w:p>
-      <w:pPr>
-        <w:pStyle w:val="Titre2"/>
-      </w:pPr>
-      <w:bookmarkStart w:id="13" w:name="toc9"/>
-      <w:r>
-        <w:t>Ce que SIPDMS est, et ce qu'il n'est pas</w:t>
-      </w:r>
-      <w:bookmarkEnd w:id="13"/>
-    </w:p>
-    <w:p>
-      <w:pPr>
-        <w:keepNext/>
-        <w:pBdr>
-          <w:top w:val="single" w:sz="4" w:space="4" w:color="DDF3E8"/>
-          <w:left w:val="single" w:sz="36" w:space="10" w:color="2E9E6B"/>
+          <w:top w:val="single" w:sz="4" w:space="4" w:color="DCE9FB"/>
+          <w:left w:val="single" w:sz="36" w:space="10" w:color="1F6FEB"/>
           <w:bottom w:val="none" w:sz="0" w:space="0" w:color="FFFFFF"/>
           <w:right w:val="none" w:sz="0" w:space="0" w:color="FFFFFF"/>
         </w:pBdr>
-        <w:shd w:val="clear" w:color="auto" w:fill="DDF3E8"/>
-        <w:spacing w:before="120" w:after="40"/>
+        <w:shd w:val="clear" w:color="auto" w:fill="DCE9FB"/>
+        <w:spacing w:before="120" w:after="40" w:line="276" w:lineRule="auto"/>
         <w:ind w:left="260" w:right="160"/>
       </w:pPr>
       <w:r>
         <w:rPr>
           <w:b/>
           <w:bCs/>
-          <w:color w:val="2E9E6B"/>
+          <w:color w:val="1F6FEB"/>
           <w:sz w:val="22"/>
           <w:szCs w:val="22"/>
         </w:rPr>
-        <w:t>SIPDMS est</w:t>
-      </w:r>
-    </w:p>
-    <w:p>
-      <w:pPr>
-        <w:keepNext/>
+        <w:t>Le vrai problème</w:t>
+      </w:r>
+    </w:p>
+    <w:p>
+      <w:pPr>
         <w:keepLines/>
         <w:pBdr>
           <w:top w:val="none" w:sz="0" w:space="0" w:color="FFFFFF"/>
-          <w:left w:val="single" w:sz="36" w:space="10" w:color="2E9E6B"/>
-          <w:bottom w:val="none" w:sz="0" w:space="0" w:color="FFFFFF"/>
+          <w:left w:val="single" w:sz="36" w:space="10" w:color="1F6FEB"/>
+          <w:bottom w:val="single" w:sz="4" w:space="4" w:color="DCE9FB"/>
           <w:right w:val="none" w:sz="0" w:space="0" w:color="FFFFFF"/>
         </w:pBdr>
-        <w:shd w:val="clear" w:color="auto" w:fill="DDF3E8"/>
-        <w:spacing w:after="30" w:line="270" w:lineRule="auto"/>
-        <w:ind w:left="520" w:right="160" w:hanging="260"/>
-      </w:pPr>
-      <w:r>
-        <w:t xml:space="preserve">•  un système de </w:t>
-      </w:r>
-      <w:r>
-        <w:rPr>
-          <w:b/>
-          <w:bCs/>
-        </w:rPr>
-        <w:t>corrélation</w:t>
-      </w:r>
-      <w:r>
-        <w:t>, d'analyse contextuelle, d'alerte et de prévention ;</w:t>
-      </w:r>
-    </w:p>
-    <w:p>
-      <w:pPr>
-        <w:keepNext/>
-        <w:keepLines/>
-        <w:pBdr>
-          <w:top w:val="none" w:sz="0" w:space="0" w:color="FFFFFF"/>
-          <w:left w:val="single" w:sz="36" w:space="10" w:color="2E9E6B"/>
-          <w:bottom w:val="none" w:sz="0" w:space="0" w:color="FFFFFF"/>
-          <w:right w:val="none" w:sz="0" w:space="0" w:color="FFFFFF"/>
-        </w:pBdr>
-        <w:shd w:val="clear" w:color="auto" w:fill="DDF3E8"/>
-        <w:spacing w:after="30" w:line="270" w:lineRule="auto"/>
-        <w:ind w:left="520" w:right="160" w:hanging="260"/>
-      </w:pPr>
-      <w:r>
-        <w:t xml:space="preserve">•  un outil qui fusionne </w:t>
-      </w:r>
-      <w:r>
-        <w:rPr>
-          <w:b/>
-          <w:bCs/>
-        </w:rPr>
-        <w:t>plusieurs sources</w:t>
-      </w:r>
-      <w:r>
-        <w:t xml:space="preserve"> (signalements, observations, horaires, lieux, passes, historique) ;</w:t>
-      </w:r>
-    </w:p>
-    <w:p>
-      <w:pPr>
-        <w:keepNext/>
-        <w:keepLines/>
-        <w:pBdr>
-          <w:top w:val="none" w:sz="0" w:space="0" w:color="FFFFFF"/>
-          <w:left w:val="single" w:sz="36" w:space="10" w:color="2E9E6B"/>
-          <w:bottom w:val="none" w:sz="0" w:space="0" w:color="FFFFFF"/>
-          <w:right w:val="none" w:sz="0" w:space="0" w:color="FFFFFF"/>
-        </w:pBdr>
-        <w:shd w:val="clear" w:color="auto" w:fill="DDF3E8"/>
-        <w:spacing w:after="30" w:line="270" w:lineRule="auto"/>
-        <w:ind w:left="520" w:right="160" w:hanging="260"/>
-      </w:pPr>
-      <w:r>
-        <w:t>•  un appui qui fait gagner du temps aux surveillants et à la direction ;</w:t>
-      </w:r>
-    </w:p>
-    <w:p>
-      <w:pPr>
-        <w:keepLines/>
-        <w:pBdr>
-          <w:top w:val="none" w:sz="0" w:space="0" w:color="FFFFFF"/>
-          <w:left w:val="single" w:sz="36" w:space="10" w:color="2E9E6B"/>
-          <w:bottom w:val="single" w:sz="4" w:space="4" w:color="DDF3E8"/>
-          <w:right w:val="none" w:sz="0" w:space="0" w:color="FFFFFF"/>
-        </w:pBdr>
-        <w:shd w:val="clear" w:color="auto" w:fill="DDF3E8"/>
-        <w:spacing w:after="200" w:line="270" w:lineRule="auto"/>
-        <w:ind w:left="520" w:right="160" w:hanging="260"/>
-      </w:pPr>
-      <w:r>
-        <w:t xml:space="preserve">•  un dispositif </w:t>
-      </w:r>
-      <w:r>
-        <w:rPr>
-          <w:b/>
-          <w:bCs/>
-        </w:rPr>
-        <w:t>mesurable</w:t>
-      </w:r>
-      <w:r>
-        <w:t xml:space="preserve"> : on peut comparer avant et après.</w:t>
-      </w:r>
-    </w:p>
-    <w:p>
-      <w:pPr>
-        <w:keepNext/>
-        <w:pBdr>
-          <w:top w:val="single" w:sz="4" w:space="4" w:color="FBE3E2"/>
-          <w:left w:val="single" w:sz="36" w:space="10" w:color="D9534F"/>
-          <w:bottom w:val="none" w:sz="0" w:space="0" w:color="FFFFFF"/>
-          <w:right w:val="none" w:sz="0" w:space="0" w:color="FFFFFF"/>
-        </w:pBdr>
-        <w:shd w:val="clear" w:color="auto" w:fill="FBE3E2"/>
-        <w:spacing w:before="120" w:after="40"/>
+        <w:shd w:val="clear" w:color="auto" w:fill="DCE9FB"/>
+        <w:spacing w:after="200" w:line="276" w:lineRule="auto"/>
         <w:ind w:left="260" w:right="160"/>
       </w:pPr>
       <w:r>
-        <w:rPr>
-          <w:b/>
-          <w:bCs/>
-          <w:color w:val="D9534F"/>
-          <w:sz w:val="22"/>
-          <w:szCs w:val="22"/>
-        </w:rPr>
-        <w:t>SIPDMS n'est pas</w:t>
-      </w:r>
-    </w:p>
-    <w:p>
-      <w:pPr>
-        <w:keepNext/>
-        <w:keepLines/>
-        <w:pBdr>
-          <w:top w:val="none" w:sz="0" w:space="0" w:color="FFFFFF"/>
-          <w:left w:val="single" w:sz="36" w:space="10" w:color="D9534F"/>
-          <w:bottom w:val="none" w:sz="0" w:space="0" w:color="FFFFFF"/>
-          <w:right w:val="none" w:sz="0" w:space="0" w:color="FFFFFF"/>
-        </w:pBdr>
-        <w:shd w:val="clear" w:color="auto" w:fill="FBE3E2"/>
-        <w:spacing w:after="30" w:line="270" w:lineRule="auto"/>
-        <w:ind w:left="520" w:right="160" w:hanging="260"/>
-      </w:pPr>
-      <w:r>
-        <w:t>•  une boîte à plaintes améliorée ou une application de dénonciation ;</w:t>
-      </w:r>
-    </w:p>
-    <w:p>
-      <w:pPr>
-        <w:keepNext/>
-        <w:keepLines/>
-        <w:pBdr>
-          <w:top w:val="none" w:sz="0" w:space="0" w:color="FFFFFF"/>
-          <w:left w:val="single" w:sz="36" w:space="10" w:color="D9534F"/>
-          <w:bottom w:val="none" w:sz="0" w:space="0" w:color="FFFFFF"/>
-          <w:right w:val="none" w:sz="0" w:space="0" w:color="FFFFFF"/>
-        </w:pBdr>
-        <w:shd w:val="clear" w:color="auto" w:fill="FBE3E2"/>
-        <w:spacing w:after="30" w:line="270" w:lineRule="auto"/>
-        <w:ind w:left="520" w:right="160" w:hanging="260"/>
-      </w:pPr>
-      <w:r>
-        <w:t>•  un logiciel disciplinaire, ni un outil de reconnaissance des « mauvais élèves » ;</w:t>
-      </w:r>
-    </w:p>
-    <w:p>
-      <w:pPr>
-        <w:keepNext/>
-        <w:keepLines/>
-        <w:pBdr>
-          <w:top w:val="none" w:sz="0" w:space="0" w:color="FFFFFF"/>
-          <w:left w:val="single" w:sz="36" w:space="10" w:color="D9534F"/>
-          <w:bottom w:val="none" w:sz="0" w:space="0" w:color="FFFFFF"/>
-          <w:right w:val="none" w:sz="0" w:space="0" w:color="FFFFFF"/>
-        </w:pBdr>
-        <w:shd w:val="clear" w:color="auto" w:fill="FBE3E2"/>
-        <w:spacing w:after="30" w:line="270" w:lineRule="auto"/>
-        <w:ind w:left="520" w:right="160" w:hanging="260"/>
-      </w:pPr>
-      <w:r>
-        <w:t>•  un système de surveillance généralisée ;</w:t>
-      </w:r>
-    </w:p>
-    <w:p>
-      <w:pPr>
-        <w:keepLines/>
-        <w:pBdr>
-          <w:top w:val="none" w:sz="0" w:space="0" w:color="FFFFFF"/>
-          <w:left w:val="single" w:sz="36" w:space="10" w:color="D9534F"/>
-          <w:bottom w:val="single" w:sz="4" w:space="4" w:color="FBE3E2"/>
-          <w:right w:val="none" w:sz="0" w:space="0" w:color="FFFFFF"/>
-        </w:pBdr>
-        <w:shd w:val="clear" w:color="auto" w:fill="FBE3E2"/>
-        <w:spacing w:after="200" w:line="270" w:lineRule="auto"/>
-        <w:ind w:left="520" w:right="160" w:hanging="260"/>
-      </w:pPr>
-      <w:r>
-        <w:t>•  un système qui sanctionne automatiquement ou qui prédit qu'un élève deviendra délinquant.</w:t>
-      </w:r>
-    </w:p>
-    <w:p>
-      <w:pPr>
-        <w:pStyle w:val="Titre2"/>
-      </w:pPr>
-      <w:bookmarkStart w:id="14" w:name="toc10"/>
-      <w:r>
-        <w:t>Conçu pour notre établissement : les téléphones sont interdits</w:t>
-      </w:r>
-      <w:bookmarkEnd w:id="14"/>
+        <w:t xml:space="preserve">Le problème n'est pas seulement de savoir qu'un incident a eu lieu. Il est de </w:t>
+      </w:r>
+      <w:r>
+        <w:rPr>
+          <w:b/>
+          <w:bCs/>
+        </w:rPr>
+        <w:t>relier</w:t>
+      </w:r>
+      <w:r>
+        <w:t xml:space="preserve"> des événements dispersés pour comprendre ce qui se passe, où, quand, et de façon répétée.</w:t>
+      </w:r>
+    </w:p>
+    <w:p>
+      <w:pPr>
+        <w:pStyle w:val="Titre1"/>
+        <w:pageBreakBefore/>
+      </w:pPr>
+      <w:bookmarkStart w:id="7" w:name="toc6"/>
+      <w:r>
+        <w:rPr>
+          <w:color w:val="D4A93C"/>
+        </w:rPr>
+        <w:lastRenderedPageBreak/>
+        <w:t xml:space="preserve">3  </w:t>
+      </w:r>
+      <w:r>
+        <w:t>Délinquance ≠ simple infraction au règlement</w:t>
+      </w:r>
+      <w:bookmarkEnd w:id="7"/>
     </w:p>
     <w:p>
       <w:pPr>
         <w:spacing w:after="130"/>
       </w:pPr>
       <w:r>
-        <w:t xml:space="preserve">Au CAY, les téléphones et appareils personnels sont strictement interdits pendant les cours. Un système qui supposerait que chaque élève signale depuis son téléphone serait incohérent avec le règlement. Nous en avons fait </w:t>
-      </w:r>
-      <w:r>
-        <w:rPr>
-          <w:b/>
-          <w:bCs/>
-        </w:rPr>
-        <w:t>une contrainte de conception</w:t>
-      </w:r>
-      <w:r>
-        <w:t>, pas une faiblesse : tout le circuit passe par du matériel de l'école ou par des canaux situés hors du temps de classe.</w:t>
+        <w:t xml:space="preserve">C'est la distinction la plus importante du projet. Arriver en retard, utiliser un téléphone en classe, quitter une salle sans autorisation ou porter une tenue non conforme sont des </w:t>
+      </w:r>
+      <w:r>
+        <w:rPr>
+          <w:b/>
+          <w:bCs/>
+        </w:rPr>
+        <w:t>infractions au règlement intérieur</w:t>
+      </w:r>
+      <w:r>
+        <w:t xml:space="preserve">. Elles appellent une réponse éducative. Elles ne sont </w:t>
+      </w:r>
+      <w:r>
+        <w:rPr>
+          <w:b/>
+          <w:bCs/>
+        </w:rPr>
+        <w:t>pas</w:t>
+      </w:r>
+      <w:r>
+        <w:t xml:space="preserve"> de la délinquance.</w:t>
       </w:r>
     </w:p>
     <w:p>
@@ -4004,12 +3457,11 @@
         <w:rPr>
           <w:noProof/>
         </w:rPr>
-        <w:lastRenderedPageBreak/>
         <w:drawing>
-          <wp:inline distT="0" distB="0" distL="0" distR="0" wp14:anchorId="23F7CB1F" wp14:editId="7438272B">
-            <wp:extent cx="5524500" cy="2638425"/>
+          <wp:inline distT="0" distB="0" distL="0" distR="0" wp14:anchorId="1C5BA00B" wp14:editId="02177B59">
+            <wp:extent cx="5715000" cy="2047875"/>
             <wp:effectExtent l="0" t="0" r="0" b="0"/>
-            <wp:docPr id="286214147" name="fig6" descr="Quatre canaux de signalement sans appareil d'élève pendant les cours." title="Figure 6"/>
+            <wp:docPr id="610188693" name="fig3" descr="Un gradient : infractions au règlement, signaux contextuels, délinquance." title="Figure 3"/>
             <wp:cNvGraphicFramePr>
               <a:graphicFrameLocks xmlns:a="http://schemas.openxmlformats.org/drawingml/2006/main" noChangeAspect="1"/>
             </wp:cNvGraphicFramePr>
@@ -4032,7 +3484,7 @@
                   <pic:spPr bwMode="auto">
                     <a:xfrm>
                       <a:off x="0" y="0"/>
-                      <a:ext cx="5524500" cy="2638425"/>
+                      <a:ext cx="5715000" cy="2047875"/>
                     </a:xfrm>
                     <a:prstGeom prst="rect">
                       <a:avLst/>
@@ -4050,7 +3502,7 @@
         <w:spacing w:after="200"/>
         <w:jc w:val="center"/>
       </w:pPr>
-      <w:bookmarkStart w:id="15" w:name="fig6"/>
+      <w:bookmarkStart w:id="8" w:name="fig3"/>
       <w:r>
         <w:rPr>
           <w:b/>
@@ -4059,9 +3511,9 @@
           <w:sz w:val="18"/>
           <w:szCs w:val="18"/>
         </w:rPr>
-        <w:t>Figure 6</w:t>
-      </w:r>
-      <w:bookmarkEnd w:id="15"/>
+        <w:t>Figure 3</w:t>
+      </w:r>
+      <w:bookmarkEnd w:id="8"/>
       <w:r>
         <w:rPr>
           <w:i/>
@@ -4070,7 +3522,7 @@
           <w:sz w:val="18"/>
           <w:szCs w:val="18"/>
         </w:rPr>
-        <w:t xml:space="preserve"> — Quatre canaux de signalement sans appareil d'élève pendant les cours.</w:t>
+        <w:t xml:space="preserve"> — Un gradient : infractions au règlement, signaux contextuels, délinquance.</w:t>
       </w:r>
     </w:p>
     <w:p>
@@ -4078,24 +3530,89 @@
         <w:spacing w:after="130"/>
       </w:pPr>
       <w:r>
-        <w:rPr>
-          <w:b/>
-          <w:bCs/>
-        </w:rPr>
-        <w:t>Suivi anonyme sans téléphone.</w:t>
-      </w:r>
-      <w:r>
-        <w:t xml:space="preserve"> À chaque signalement, l'élève reçoit un </w:t>
+        <w:t xml:space="preserve">Entre les deux existe une zone intermédiaire : les </w:t>
+      </w:r>
+      <w:r>
+        <w:rPr>
+          <w:b/>
+          <w:bCs/>
+        </w:rPr>
+        <w:t>signaux contextuels</w:t>
+      </w:r>
+      <w:r>
+        <w:t xml:space="preserve">. Une infraction isolée n'en est jamais un. En revanche, une même infraction qui se répète au même endroit peut renseigner sur </w:t>
       </w:r>
       <w:r>
         <w:rPr>
           <w:i/>
           <w:iCs/>
         </w:rPr>
-        <w:t>code de suivi</w:t>
-      </w:r>
-      <w:r>
-        <w:t xml:space="preserve"> imprimé sur un petit papier détachable. Il peut revenir à la borne, ou sur le lien depuis chez lui, pour lire la réponse du surveillant et y répondre, sans jamais révéler son identité.</w:t>
+        <w:t>le lieu</w:t>
+      </w:r>
+      <w:r>
+        <w:t xml:space="preserve"> (une porte sans surveillance, un couloir mal éclairé), et non sur </w:t>
+      </w:r>
+      <w:r>
+        <w:rPr>
+          <w:i/>
+          <w:iCs/>
+        </w:rPr>
+        <w:t>des élèves</w:t>
+      </w:r>
+      <w:r>
+        <w:t>.</w:t>
+      </w:r>
+    </w:p>
+    <w:p>
+      <w:pPr>
+        <w:keepNext/>
+        <w:keepLines/>
+        <w:pBdr>
+          <w:top w:val="single" w:sz="4" w:space="4" w:color="DDF3E8"/>
+          <w:left w:val="single" w:sz="36" w:space="10" w:color="2E9E6B"/>
+          <w:bottom w:val="none" w:sz="0" w:space="0" w:color="FFFFFF"/>
+          <w:right w:val="none" w:sz="0" w:space="0" w:color="FFFFFF"/>
+        </w:pBdr>
+        <w:shd w:val="clear" w:color="auto" w:fill="DDF3E8"/>
+        <w:spacing w:before="120" w:after="40" w:line="276" w:lineRule="auto"/>
+        <w:ind w:left="260" w:right="160"/>
+      </w:pPr>
+      <w:r>
+        <w:rPr>
+          <w:b/>
+          <w:bCs/>
+          <w:color w:val="2E9E6B"/>
+          <w:sz w:val="22"/>
+          <w:szCs w:val="22"/>
+        </w:rPr>
+        <w:t>Règle de conception</w:t>
+      </w:r>
+    </w:p>
+    <w:p>
+      <w:pPr>
+        <w:keepLines/>
+        <w:pBdr>
+          <w:top w:val="none" w:sz="0" w:space="0" w:color="FFFFFF"/>
+          <w:left w:val="single" w:sz="36" w:space="10" w:color="2E9E6B"/>
+          <w:bottom w:val="single" w:sz="4" w:space="4" w:color="DDF3E8"/>
+          <w:right w:val="none" w:sz="0" w:space="0" w:color="FFFFFF"/>
+        </w:pBdr>
+        <w:shd w:val="clear" w:color="auto" w:fill="DDF3E8"/>
+        <w:spacing w:after="200" w:line="276" w:lineRule="auto"/>
+        <w:ind w:left="260" w:right="160"/>
+      </w:pPr>
+      <w:r>
+        <w:t xml:space="preserve">Aucune infraction au règlement n'est transformée automatiquement en « comportement délinquant ». Les signaux contextuels sont agrégés par </w:t>
+      </w:r>
+      <w:r>
+        <w:rPr>
+          <w:b/>
+          <w:bCs/>
+        </w:rPr>
+        <w:t>lieu et créneau</w:t>
+      </w:r>
+      <w:r>
+        <w:t>, jamais par élève. SIPDMS ne construit aucun score de délinquance.</w:t>
       </w:r>
     </w:p>
     <w:p>
@@ -4104,23 +3621,13 @@
       </w:pPr>
       <w:r>
         <w:rPr>
-          <w:b/>
-          <w:bCs/>
-        </w:rPr>
-        <w:t>Un détail qui compte.</w:t>
-      </w:r>
-      <w:r>
-        <w:t xml:space="preserve"> À une borne, on peut déduire qui signale en regardant qui s'en approche. Nous prévoyons donc une borne dans un lieu très fréquenté et neutre, hors du champ de vue des adultes concernés, avec un message affiché qui explique ce que le système ne collecte pas. Le personnel voit un </w:t>
-      </w:r>
-      <w:r>
-        <w:rPr>
-          <w:b/>
-          <w:bCs/>
-        </w:rPr>
-        <w:t>créneau</w:t>
-      </w:r>
-      <w:r>
-        <w:t xml:space="preserve"> (récréation, midi, sortie), jamais une heure précise.</w:t>
+          <w:i/>
+          <w:iCs/>
+        </w:rPr>
+        <w:t>Exemple.</w:t>
+      </w:r>
+      <w:r>
+        <w:t xml:space="preserve"> Un retard isolé ne produit rien. Dix sorties non autorisées par jour par la même porte produisent une information sur la porte (« ce passage n'est pas surveillé »), pas sur dix élèves.</w:t>
       </w:r>
     </w:p>
     <w:p>
@@ -4128,25 +3635,25 @@
         <w:pStyle w:val="Titre1"/>
         <w:pageBreakBefore/>
       </w:pPr>
-      <w:bookmarkStart w:id="16" w:name="toc11"/>
+      <w:bookmarkStart w:id="9" w:name="toc7"/>
       <w:r>
         <w:rPr>
           <w:color w:val="D4A93C"/>
         </w:rPr>
         <w:lastRenderedPageBreak/>
-        <w:t xml:space="preserve">6  </w:t>
-      </w:r>
-      <w:r>
-        <w:t>Où intervient réellement l'IA ?</w:t>
-      </w:r>
-      <w:bookmarkEnd w:id="16"/>
+        <w:t xml:space="preserve">4  </w:t>
+      </w:r>
+      <w:r>
+        <w:t>Pourquoi les approches classiques montrent leurs limites</w:t>
+      </w:r>
+      <w:bookmarkEnd w:id="9"/>
     </w:p>
     <w:p>
       <w:pPr>
         <w:spacing w:after="130"/>
       </w:pPr>
       <w:r>
-        <w:t>L'IA n'est pas ajoutée pour pouvoir écrire « notre projet utilise l'IA ». Chaque brique répond à un problème difficile à traiter à la main. Et lorsqu'une simple règle suffit, nous utilisons une règle.</w:t>
+        <w:t>Les établissements disposent déjà d'outils : registre des incidents, boîte à plaintes, surveillants attentifs, parfois des caméras. Ces outils sont utiles. Ils partagent pourtant quatre limites.</w:t>
       </w:r>
     </w:p>
     <w:p>
@@ -4160,10 +3667,10 @@
           <w:noProof/>
         </w:rPr>
         <w:drawing>
-          <wp:inline distT="0" distB="0" distL="0" distR="0" wp14:anchorId="2943A4B1" wp14:editId="2311EEBF">
-            <wp:extent cx="5524500" cy="2724150"/>
+          <wp:inline distT="0" distB="0" distL="0" distR="0" wp14:anchorId="59E3C565" wp14:editId="12189926">
+            <wp:extent cx="5715000" cy="3067050"/>
             <wp:effectExtent l="0" t="0" r="0" b="0"/>
-            <wp:docPr id="680222840" name="fig7" descr="Six briques, chacune justifiée par un besoin précis." title="Figure 7"/>
+            <wp:docPr id="1961204818" name="fig4" descr="Application classique et SIPDMS : de l'enregistrement à la compréhension." title="Figure 4"/>
             <wp:cNvGraphicFramePr>
               <a:graphicFrameLocks xmlns:a="http://schemas.openxmlformats.org/drawingml/2006/main" noChangeAspect="1"/>
             </wp:cNvGraphicFramePr>
@@ -4186,7 +3693,7 @@
                   <pic:spPr bwMode="auto">
                     <a:xfrm>
                       <a:off x="0" y="0"/>
-                      <a:ext cx="5524500" cy="2724150"/>
+                      <a:ext cx="5715000" cy="3067050"/>
                     </a:xfrm>
                     <a:prstGeom prst="rect">
                       <a:avLst/>
@@ -4204,7 +3711,7 @@
         <w:spacing w:after="200"/>
         <w:jc w:val="center"/>
       </w:pPr>
-      <w:bookmarkStart w:id="17" w:name="fig7"/>
+      <w:bookmarkStart w:id="10" w:name="fig4"/>
       <w:r>
         <w:rPr>
           <w:b/>
@@ -4213,9 +3720,9 @@
           <w:sz w:val="18"/>
           <w:szCs w:val="18"/>
         </w:rPr>
-        <w:t>Figure 7</w:t>
-      </w:r>
-      <w:bookmarkEnd w:id="17"/>
+        <w:t>Figure 4</w:t>
+      </w:r>
+      <w:bookmarkEnd w:id="10"/>
       <w:r>
         <w:rPr>
           <w:i/>
@@ -4224,18 +3731,8 @@
           <w:sz w:val="18"/>
           <w:szCs w:val="18"/>
         </w:rPr>
-        <w:t xml:space="preserve"> — Six briques, chacune justifiée par un besoin précis.</w:t>
-      </w:r>
-    </w:p>
-    <w:p>
-      <w:pPr>
-        <w:pStyle w:val="Titre2"/>
-      </w:pPr>
-      <w:bookmarkStart w:id="18" w:name="toc12"/>
-      <w:r>
-        <w:t>Les briques, une par une</w:t>
-      </w:r>
-      <w:bookmarkEnd w:id="18"/>
+        <w:t xml:space="preserve"> — Application classique et SIPDMS : de l'enregistrement à la compréhension.</w:t>
+      </w:r>
     </w:p>
     <w:p>
       <w:pPr>
@@ -4246,10 +3743,10 @@
           <w:b/>
           <w:bCs/>
         </w:rPr>
-        <w:t>Moteur de règles (sans IA).</w:t>
-      </w:r>
-      <w:r>
-        <w:t xml:space="preserve"> Un pass de sortie trop long, un mot d'urgence, un seuil dépassé : ce sont des règles explicites, vérifiables et prévisibles. Un système intelligent n'a pas besoin de mettre de l'IA partout.</w:t>
+        <w:t>Stocker n'est pas comprendre.</w:t>
+      </w:r>
+      <w:r>
+        <w:t xml:space="preserve"> Une boîte à plaintes ou un registre accumule des feuilles. Rapprocher trois témoignages écrits à des jours différents, avec des mots différents, demande du temps que personne n'a.</w:t>
       </w:r>
     </w:p>
     <w:p>
@@ -4261,10 +3758,10 @@
           <w:b/>
           <w:bCs/>
         </w:rPr>
-        <w:t>Traitement automatique du langage (TALN, ou NLP).</w:t>
-      </w:r>
-      <w:r>
-        <w:t xml:space="preserve"> Les signalements sont écrits librement, en français, en anglais ou en français familier. Le TALN en extrait ce qui compte : type de situation, lieu, créneau.</w:t>
+        <w:t>La mémoire des adultes est fragile.</w:t>
+      </w:r>
+      <w:r>
+        <w:t xml:space="preserve"> La connaissance d'une situation repose sur des personnes. Elle disparaît quand elles changent de poste, ou simplement quand elles n'étaient pas là ce jour-là.</w:t>
       </w:r>
     </w:p>
     <w:p>
@@ -4276,20 +3773,10 @@
           <w:b/>
           <w:bCs/>
         </w:rPr>
-        <w:t>Similarité sémantique.</w:t>
-      </w:r>
-      <w:r>
-        <w:t xml:space="preserve"> Un </w:t>
-      </w:r>
-      <w:r>
-        <w:rPr>
-          <w:i/>
-          <w:iCs/>
-        </w:rPr>
-        <w:t>embedding</w:t>
-      </w:r>
-      <w:r>
-        <w:t xml:space="preserve"> transforme une phrase en une suite de nombres de sorte que deux phrases de sens proche donnent des suites proches. Cela permet de rapprocher « On m'insulte souvent près du bâtiment B » et « Ils recommencent encore à la sortie », sans mot en commun. Des modèles multilingues pré-entraînés (Reimers et Gurevych, 2019 ; 2020) existent et évitent d'entraîner un modèle complet.</w:t>
+        <w:t>Une caméra voit, mais ne comprend pas.</w:t>
+      </w:r>
+      <w:r>
+        <w:t xml:space="preserve"> Elle ignore le contexte, coûte cher, filme des mineurs et n'existe pas partout. Nous la plaçons en option avancée, jamais au cœur du système.</w:t>
       </w:r>
     </w:p>
     <w:p>
@@ -4301,103 +3788,118 @@
           <w:b/>
           <w:bCs/>
         </w:rPr>
-        <w:t>Analyse temporelle et spatiale.</w:t>
-      </w:r>
-      <w:r>
-        <w:t xml:space="preserve"> Répétitions, fréquences, créneaux, zones. La recherche en criminologie montre que les incidents se concentrent souvent dans un petit nombre de lieux (Weisburd, 2015). Nous traitons cela comme une </w:t>
-      </w:r>
-      <w:r>
-        <w:rPr>
-          <w:b/>
-          <w:bCs/>
-        </w:rPr>
-        <w:t>hypothèse à tester</w:t>
-      </w:r>
-      <w:r>
-        <w:t xml:space="preserve"> dans notre établissement, pas comme un acquis.</w:t>
-      </w:r>
+        <w:t>La logique de sanction arrive après.</w:t>
+      </w:r>
+      <w:r>
+        <w:t xml:space="preserve"> Punir répond à un acte commis. Prévenir demande de repérer ce qui se prépare : une répétition, une zone, un créneau.</w:t>
+      </w:r>
+    </w:p>
+    <w:p>
+      <w:pPr>
+        <w:keepNext/>
+        <w:keepLines/>
+        <w:pBdr>
+          <w:top w:val="single" w:sz="4" w:space="4" w:color="F7EBC8"/>
+          <w:left w:val="single" w:sz="36" w:space="10" w:color="D4A93C"/>
+          <w:bottom w:val="none" w:sz="0" w:space="0" w:color="FFFFFF"/>
+          <w:right w:val="none" w:sz="0" w:space="0" w:color="FFFFFF"/>
+        </w:pBdr>
+        <w:shd w:val="clear" w:color="auto" w:fill="F7EBC8"/>
+        <w:spacing w:before="120" w:after="40" w:line="276" w:lineRule="auto"/>
+        <w:ind w:left="260" w:right="160"/>
+      </w:pPr>
+      <w:r>
+        <w:rPr>
+          <w:b/>
+          <w:bCs/>
+          <w:color w:val="D4A93C"/>
+          <w:sz w:val="22"/>
+          <w:szCs w:val="22"/>
+        </w:rPr>
+        <w:t>Ce qui manque</w:t>
+      </w:r>
+    </w:p>
+    <w:p>
+      <w:pPr>
+        <w:keepLines/>
+        <w:pBdr>
+          <w:top w:val="none" w:sz="0" w:space="0" w:color="FFFFFF"/>
+          <w:left w:val="single" w:sz="36" w:space="10" w:color="D4A93C"/>
+          <w:bottom w:val="single" w:sz="4" w:space="4" w:color="F7EBC8"/>
+          <w:right w:val="none" w:sz="0" w:space="0" w:color="FFFFFF"/>
+        </w:pBdr>
+        <w:shd w:val="clear" w:color="auto" w:fill="F7EBC8"/>
+        <w:spacing w:after="200" w:line="276" w:lineRule="auto"/>
+        <w:ind w:left="260" w:right="160"/>
+      </w:pPr>
+      <w:r>
+        <w:t xml:space="preserve">Un outil qui </w:t>
+      </w:r>
+      <w:r>
+        <w:rPr>
+          <w:b/>
+          <w:bCs/>
+        </w:rPr>
+        <w:t>relie</w:t>
+      </w:r>
+      <w:r>
+        <w:t xml:space="preserve">, </w:t>
+      </w:r>
+      <w:r>
+        <w:rPr>
+          <w:b/>
+          <w:bCs/>
+        </w:rPr>
+        <w:t>explique</w:t>
+      </w:r>
+      <w:r>
+        <w:t xml:space="preserve"> et </w:t>
+      </w:r>
+      <w:r>
+        <w:rPr>
+          <w:b/>
+          <w:bCs/>
+        </w:rPr>
+        <w:t>mesure</w:t>
+      </w:r>
+      <w:r>
+        <w:t>, tout en laissant la décision à un adulte.</w:t>
+      </w:r>
+    </w:p>
+    <w:p>
+      <w:pPr>
+        <w:pStyle w:val="Titre1"/>
+        <w:pageBreakBefore/>
+      </w:pPr>
+      <w:bookmarkStart w:id="11" w:name="toc8"/>
+      <w:r>
+        <w:rPr>
+          <w:color w:val="D4A93C"/>
+        </w:rPr>
+        <w:lastRenderedPageBreak/>
+        <w:t xml:space="preserve">5  </w:t>
+      </w:r>
+      <w:r>
+        <w:t>La vision SIPDMS : observer, comprendre, relier, prévenir</w:t>
+      </w:r>
+      <w:bookmarkEnd w:id="11"/>
     </w:p>
     <w:p>
       <w:pPr>
         <w:spacing w:after="130"/>
       </w:pPr>
       <w:r>
-        <w:rPr>
-          <w:b/>
-          <w:bCs/>
-        </w:rPr>
-        <w:t>Détection d'anomalies.</w:t>
-      </w:r>
-      <w:r>
-        <w:t xml:space="preserve"> Repérer une zone ou un créneau qui s'écarte fortement de son fonctionnement habituel (Chandola, Banerjee et Kumar, 2009).</w:t>
-      </w:r>
-    </w:p>
-    <w:p>
-      <w:pPr>
-        <w:spacing w:after="130"/>
-      </w:pPr>
-      <w:r>
-        <w:rPr>
-          <w:b/>
-          <w:bCs/>
-        </w:rPr>
-        <w:t>Corrélation multi-sources.</w:t>
-      </w:r>
-      <w:r>
-        <w:t xml:space="preserve"> Le cœur du projet : fusionner signalement, lieu, créneau, autorisation et historique pour produire une situation contextualisée (chapitre 8).</w:t>
-      </w:r>
-    </w:p>
-    <w:p>
-      <w:pPr>
-        <w:pStyle w:val="Titre2"/>
-      </w:pPr>
-      <w:bookmarkStart w:id="19" w:name="toc13"/>
-      <w:r>
-        <w:lastRenderedPageBreak/>
-        <w:t>Le français familier, le camfranglais : une limite assumée</w:t>
-      </w:r>
-      <w:bookmarkEnd w:id="19"/>
-    </w:p>
-    <w:p>
-      <w:pPr>
-        <w:spacing w:after="130"/>
-      </w:pPr>
-      <w:r>
-        <w:t xml:space="preserve">Les modèles multilingues connaissent le français et l'anglais. Le camfranglais et l'argot local sont beaucoup moins bien couverts, et nous ne prétendons pas le contraire. C'est pour nous </w:t>
-      </w:r>
-      <w:r>
-        <w:rPr>
-          <w:b/>
-          <w:bCs/>
-        </w:rPr>
-        <w:t>une piste de recherche</w:t>
-      </w:r>
-      <w:r>
-        <w:t xml:space="preserve"> : constituer un petit corpus rédigé par les élèves de l'équipe, qui sont les vrais experts de ces registres, mesurer la qualité du rapprochement, et compléter si besoin par un lexique local. Notre simulation n'emploie qu'un français familier simplifié, non validé par un corpus réel.</w:t>
-      </w:r>
-    </w:p>
-    <w:p>
-      <w:pPr>
-        <w:pStyle w:val="Titre1"/>
-      </w:pPr>
-      <w:bookmarkStart w:id="20" w:name="toc14"/>
-      <w:r>
-        <w:rPr>
-          <w:color w:val="D4A93C"/>
-        </w:rPr>
-        <w:t xml:space="preserve">7  </w:t>
-      </w:r>
-      <w:r>
-        <w:t>Architecture générale</w:t>
-      </w:r>
-      <w:bookmarkEnd w:id="20"/>
-    </w:p>
-    <w:p>
-      <w:pPr>
-        <w:spacing w:after="130"/>
-      </w:pPr>
-      <w:r>
-        <w:t>SIPDMS s'organise en couches. Les sources alimentent une collecte minimale ; l'analyse produit des indices ; le cœur les relie, les contextualise, les priorise et génère une alerte expliquée ; un humain vérifie et agit ; son retour calibre ensuite le système.</w:t>
+        <w:t xml:space="preserve">SIPDMS est un </w:t>
+      </w:r>
+      <w:r>
+        <w:rPr>
+          <w:b/>
+          <w:bCs/>
+        </w:rPr>
+        <w:t>système intelligent d'aide à la prévention et à la décision</w:t>
+      </w:r>
+      <w:r>
+        <w:t>. Il suit sept étapes, dont une, la sixième, est toujours humaine.</w:t>
       </w:r>
     </w:p>
     <w:p>
@@ -4411,10 +3913,10 @@
           <w:noProof/>
         </w:rPr>
         <w:drawing>
-          <wp:inline distT="0" distB="0" distL="0" distR="0" wp14:anchorId="0200E411" wp14:editId="773A0902">
-            <wp:extent cx="5143500" cy="3524250"/>
+          <wp:inline distT="0" distB="0" distL="0" distR="0" wp14:anchorId="54B80F09" wp14:editId="3425AA02">
+            <wp:extent cx="5715000" cy="1619250"/>
             <wp:effectExtent l="0" t="0" r="0" b="0"/>
-            <wp:docPr id="1894321868" name="fig8" descr="Architecture générale de SIPDMS, de la collecte à la calibration." title="Figure 8"/>
+            <wp:docPr id="1136658787" name="fig5" descr="Le fonctionnement de SIPDMS en sept étapes." title="Figure 5"/>
             <wp:cNvGraphicFramePr>
               <a:graphicFrameLocks xmlns:a="http://schemas.openxmlformats.org/drawingml/2006/main" noChangeAspect="1"/>
             </wp:cNvGraphicFramePr>
@@ -4437,7 +3939,7 @@
                   <pic:spPr bwMode="auto">
                     <a:xfrm>
                       <a:off x="0" y="0"/>
-                      <a:ext cx="5143500" cy="3524250"/>
+                      <a:ext cx="5715000" cy="1619250"/>
                     </a:xfrm>
                     <a:prstGeom prst="rect">
                       <a:avLst/>
@@ -4455,7 +3957,7 @@
         <w:spacing w:after="200"/>
         <w:jc w:val="center"/>
       </w:pPr>
-      <w:bookmarkStart w:id="21" w:name="fig8"/>
+      <w:bookmarkStart w:id="12" w:name="fig5"/>
       <w:r>
         <w:rPr>
           <w:b/>
@@ -4464,9 +3966,9 @@
           <w:sz w:val="18"/>
           <w:szCs w:val="18"/>
         </w:rPr>
-        <w:t>Figure 8</w:t>
-      </w:r>
-      <w:bookmarkEnd w:id="21"/>
+        <w:t>Figure 5</w:t>
+      </w:r>
+      <w:bookmarkEnd w:id="12"/>
       <w:r>
         <w:rPr>
           <w:i/>
@@ -4475,35 +3977,305 @@
           <w:sz w:val="18"/>
           <w:szCs w:val="18"/>
         </w:rPr>
-        <w:t xml:space="preserve"> — Architecture générale de SIPDMS, de la collecte à la calibration.</w:t>
+        <w:t xml:space="preserve"> — Le fonctionnement de SIPDMS en sept étapes.</w:t>
+      </w:r>
+    </w:p>
+    <w:p>
+      <w:pPr>
+        <w:keepNext/>
+        <w:pBdr>
+          <w:top w:val="single" w:sz="12" w:space="14" w:color="D4A93C"/>
+          <w:bottom w:val="none" w:sz="0" w:space="0" w:color="FFFFFF"/>
+        </w:pBdr>
+        <w:spacing w:before="300" w:after="60" w:line="340" w:lineRule="auto"/>
+        <w:ind w:left="400" w:right="400"/>
+        <w:jc w:val="center"/>
+      </w:pPr>
+      <w:r>
+        <w:rPr>
+          <w:i/>
+          <w:iCs/>
+          <w:color w:val="1B3A6B"/>
+          <w:sz w:val="34"/>
+          <w:szCs w:val="34"/>
+        </w:rPr>
+        <w:t>IA → contexte → alerte → humain → décision → prévention</w:t>
+      </w:r>
+    </w:p>
+    <w:p>
+      <w:pPr>
+        <w:pBdr>
+          <w:bottom w:val="single" w:sz="12" w:space="14" w:color="D4A93C"/>
+        </w:pBdr>
+        <w:spacing w:after="300"/>
+        <w:ind w:left="400" w:right="400"/>
+        <w:jc w:val="center"/>
+      </w:pPr>
+      <w:r>
+        <w:rPr>
+          <w:color w:val="5B6B82"/>
+          <w:sz w:val="19"/>
+          <w:szCs w:val="19"/>
+        </w:rPr>
+        <w:t>Jamais : IA → culpabilité → sanction</w:t>
       </w:r>
     </w:p>
     <w:p>
       <w:pPr>
         <w:pStyle w:val="Titre2"/>
       </w:pPr>
-      <w:bookmarkStart w:id="22" w:name="toc15"/>
-      <w:r>
-        <w:t>Deux vitesses : urgence et tendance</w:t>
-      </w:r>
-      <w:bookmarkEnd w:id="22"/>
+      <w:bookmarkStart w:id="13" w:name="toc9"/>
+      <w:r>
+        <w:t>Ce que SIPDMS est, et ce qu'il n'est pas</w:t>
+      </w:r>
+      <w:bookmarkEnd w:id="13"/>
+    </w:p>
+    <w:p>
+      <w:pPr>
+        <w:keepNext/>
+        <w:pBdr>
+          <w:top w:val="single" w:sz="4" w:space="4" w:color="DDF3E8"/>
+          <w:left w:val="single" w:sz="36" w:space="10" w:color="2E9E6B"/>
+          <w:bottom w:val="none" w:sz="0" w:space="0" w:color="FFFFFF"/>
+          <w:right w:val="none" w:sz="0" w:space="0" w:color="FFFFFF"/>
+        </w:pBdr>
+        <w:shd w:val="clear" w:color="auto" w:fill="DDF3E8"/>
+        <w:spacing w:before="120" w:after="40"/>
+        <w:ind w:left="260" w:right="160"/>
+      </w:pPr>
+      <w:r>
+        <w:rPr>
+          <w:b/>
+          <w:bCs/>
+          <w:color w:val="2E9E6B"/>
+          <w:sz w:val="22"/>
+          <w:szCs w:val="22"/>
+        </w:rPr>
+        <w:t>SIPDMS est</w:t>
+      </w:r>
+    </w:p>
+    <w:p>
+      <w:pPr>
+        <w:keepNext/>
+        <w:keepLines/>
+        <w:pBdr>
+          <w:top w:val="none" w:sz="0" w:space="0" w:color="FFFFFF"/>
+          <w:left w:val="single" w:sz="36" w:space="10" w:color="2E9E6B"/>
+          <w:bottom w:val="none" w:sz="0" w:space="0" w:color="FFFFFF"/>
+          <w:right w:val="none" w:sz="0" w:space="0" w:color="FFFFFF"/>
+        </w:pBdr>
+        <w:shd w:val="clear" w:color="auto" w:fill="DDF3E8"/>
+        <w:spacing w:after="30" w:line="270" w:lineRule="auto"/>
+        <w:ind w:left="520" w:right="160" w:hanging="260"/>
+      </w:pPr>
+      <w:r>
+        <w:t xml:space="preserve">•  un système de </w:t>
+      </w:r>
+      <w:r>
+        <w:rPr>
+          <w:b/>
+          <w:bCs/>
+        </w:rPr>
+        <w:t>corrélation</w:t>
+      </w:r>
+      <w:r>
+        <w:t>, d'analyse contextuelle, d'alerte et de prévention ;</w:t>
+      </w:r>
+    </w:p>
+    <w:p>
+      <w:pPr>
+        <w:keepNext/>
+        <w:keepLines/>
+        <w:pBdr>
+          <w:top w:val="none" w:sz="0" w:space="0" w:color="FFFFFF"/>
+          <w:left w:val="single" w:sz="36" w:space="10" w:color="2E9E6B"/>
+          <w:bottom w:val="none" w:sz="0" w:space="0" w:color="FFFFFF"/>
+          <w:right w:val="none" w:sz="0" w:space="0" w:color="FFFFFF"/>
+        </w:pBdr>
+        <w:shd w:val="clear" w:color="auto" w:fill="DDF3E8"/>
+        <w:spacing w:after="30" w:line="270" w:lineRule="auto"/>
+        <w:ind w:left="520" w:right="160" w:hanging="260"/>
+      </w:pPr>
+      <w:r>
+        <w:t xml:space="preserve">•  un outil qui fusionne </w:t>
+      </w:r>
+      <w:r>
+        <w:rPr>
+          <w:b/>
+          <w:bCs/>
+        </w:rPr>
+        <w:t>plusieurs sources</w:t>
+      </w:r>
+      <w:r>
+        <w:t xml:space="preserve"> (signalements, observations, horaires, lieux, passes, historique) ;</w:t>
+      </w:r>
+    </w:p>
+    <w:p>
+      <w:pPr>
+        <w:keepNext/>
+        <w:keepLines/>
+        <w:pBdr>
+          <w:top w:val="none" w:sz="0" w:space="0" w:color="FFFFFF"/>
+          <w:left w:val="single" w:sz="36" w:space="10" w:color="2E9E6B"/>
+          <w:bottom w:val="none" w:sz="0" w:space="0" w:color="FFFFFF"/>
+          <w:right w:val="none" w:sz="0" w:space="0" w:color="FFFFFF"/>
+        </w:pBdr>
+        <w:shd w:val="clear" w:color="auto" w:fill="DDF3E8"/>
+        <w:spacing w:after="30" w:line="270" w:lineRule="auto"/>
+        <w:ind w:left="520" w:right="160" w:hanging="260"/>
+      </w:pPr>
+      <w:r>
+        <w:t>•  un appui qui fait gagner du temps aux surveillants et à la direction ;</w:t>
+      </w:r>
+    </w:p>
+    <w:p>
+      <w:pPr>
+        <w:keepLines/>
+        <w:pBdr>
+          <w:top w:val="none" w:sz="0" w:space="0" w:color="FFFFFF"/>
+          <w:left w:val="single" w:sz="36" w:space="10" w:color="2E9E6B"/>
+          <w:bottom w:val="single" w:sz="4" w:space="4" w:color="DDF3E8"/>
+          <w:right w:val="none" w:sz="0" w:space="0" w:color="FFFFFF"/>
+        </w:pBdr>
+        <w:shd w:val="clear" w:color="auto" w:fill="DDF3E8"/>
+        <w:spacing w:after="200" w:line="270" w:lineRule="auto"/>
+        <w:ind w:left="520" w:right="160" w:hanging="260"/>
+      </w:pPr>
+      <w:r>
+        <w:t xml:space="preserve">•  un dispositif </w:t>
+      </w:r>
+      <w:r>
+        <w:rPr>
+          <w:b/>
+          <w:bCs/>
+        </w:rPr>
+        <w:t>mesurable</w:t>
+      </w:r>
+      <w:r>
+        <w:t xml:space="preserve"> : on peut comparer avant et après.</w:t>
+      </w:r>
+    </w:p>
+    <w:p>
+      <w:pPr>
+        <w:keepNext/>
+        <w:pBdr>
+          <w:top w:val="single" w:sz="4" w:space="4" w:color="FBE3E2"/>
+          <w:left w:val="single" w:sz="36" w:space="10" w:color="D9534F"/>
+          <w:bottom w:val="none" w:sz="0" w:space="0" w:color="FFFFFF"/>
+          <w:right w:val="none" w:sz="0" w:space="0" w:color="FFFFFF"/>
+        </w:pBdr>
+        <w:shd w:val="clear" w:color="auto" w:fill="FBE3E2"/>
+        <w:spacing w:before="120" w:after="40"/>
+        <w:ind w:left="260" w:right="160"/>
+      </w:pPr>
+      <w:r>
+        <w:rPr>
+          <w:b/>
+          <w:bCs/>
+          <w:color w:val="D9534F"/>
+          <w:sz w:val="22"/>
+          <w:szCs w:val="22"/>
+        </w:rPr>
+        <w:t>SIPDMS n'est pas</w:t>
+      </w:r>
+    </w:p>
+    <w:p>
+      <w:pPr>
+        <w:keepNext/>
+        <w:keepLines/>
+        <w:pBdr>
+          <w:top w:val="none" w:sz="0" w:space="0" w:color="FFFFFF"/>
+          <w:left w:val="single" w:sz="36" w:space="10" w:color="D9534F"/>
+          <w:bottom w:val="none" w:sz="0" w:space="0" w:color="FFFFFF"/>
+          <w:right w:val="none" w:sz="0" w:space="0" w:color="FFFFFF"/>
+        </w:pBdr>
+        <w:shd w:val="clear" w:color="auto" w:fill="FBE3E2"/>
+        <w:spacing w:after="30" w:line="270" w:lineRule="auto"/>
+        <w:ind w:left="520" w:right="160" w:hanging="260"/>
+      </w:pPr>
+      <w:r>
+        <w:t>•  une boîte à plaintes améliorée ou une application de dénonciation ;</w:t>
+      </w:r>
+    </w:p>
+    <w:p>
+      <w:pPr>
+        <w:keepNext/>
+        <w:keepLines/>
+        <w:pBdr>
+          <w:top w:val="none" w:sz="0" w:space="0" w:color="FFFFFF"/>
+          <w:left w:val="single" w:sz="36" w:space="10" w:color="D9534F"/>
+          <w:bottom w:val="none" w:sz="0" w:space="0" w:color="FFFFFF"/>
+          <w:right w:val="none" w:sz="0" w:space="0" w:color="FFFFFF"/>
+        </w:pBdr>
+        <w:shd w:val="clear" w:color="auto" w:fill="FBE3E2"/>
+        <w:spacing w:after="30" w:line="270" w:lineRule="auto"/>
+        <w:ind w:left="520" w:right="160" w:hanging="260"/>
+      </w:pPr>
+      <w:r>
+        <w:t>•  un logiciel disciplinaire, ni un outil de reconnaissance des « mauvais élèves » ;</w:t>
+      </w:r>
+    </w:p>
+    <w:p>
+      <w:pPr>
+        <w:keepNext/>
+        <w:keepLines/>
+        <w:pBdr>
+          <w:top w:val="none" w:sz="0" w:space="0" w:color="FFFFFF"/>
+          <w:left w:val="single" w:sz="36" w:space="10" w:color="D9534F"/>
+          <w:bottom w:val="none" w:sz="0" w:space="0" w:color="FFFFFF"/>
+          <w:right w:val="none" w:sz="0" w:space="0" w:color="FFFFFF"/>
+        </w:pBdr>
+        <w:shd w:val="clear" w:color="auto" w:fill="FBE3E2"/>
+        <w:spacing w:after="30" w:line="270" w:lineRule="auto"/>
+        <w:ind w:left="520" w:right="160" w:hanging="260"/>
+      </w:pPr>
+      <w:r>
+        <w:t>•  un système de surveillance généralisée ;</w:t>
+      </w:r>
+    </w:p>
+    <w:p>
+      <w:pPr>
+        <w:keepLines/>
+        <w:pBdr>
+          <w:top w:val="none" w:sz="0" w:space="0" w:color="FFFFFF"/>
+          <w:left w:val="single" w:sz="36" w:space="10" w:color="D9534F"/>
+          <w:bottom w:val="single" w:sz="4" w:space="4" w:color="FBE3E2"/>
+          <w:right w:val="none" w:sz="0" w:space="0" w:color="FFFFFF"/>
+        </w:pBdr>
+        <w:shd w:val="clear" w:color="auto" w:fill="FBE3E2"/>
+        <w:spacing w:after="200" w:line="270" w:lineRule="auto"/>
+        <w:ind w:left="520" w:right="160" w:hanging="260"/>
+      </w:pPr>
+      <w:r>
+        <w:t>•  un système qui sanctionne automatiquement ou qui prédit qu'un élève deviendra délinquant.</w:t>
+      </w:r>
+    </w:p>
+    <w:p>
+      <w:pPr>
+        <w:pStyle w:val="Titre2"/>
+      </w:pPr>
+      <w:bookmarkStart w:id="14" w:name="toc10"/>
+      <w:r>
+        <w:t>Conçu pour notre établissement : les téléphones sont interdits</w:t>
+      </w:r>
+      <w:bookmarkEnd w:id="14"/>
     </w:p>
     <w:p>
       <w:pPr>
         <w:spacing w:after="130"/>
       </w:pPr>
       <w:r>
-        <w:t xml:space="preserve">Une urgence (arme, blessure, danger imminent) </w:t>
-      </w:r>
-      <w:r>
-        <w:rPr>
-          <w:b/>
-          <w:bCs/>
-        </w:rPr>
-        <w:t>ne doit pas attendre</w:t>
-      </w:r>
-      <w:r>
-        <w:t xml:space="preserve"> une analyse de corrélation. Un triage dès la réception envoie le signal vers la voie rapide. Les situations non urgentes passent par la voie lente, qui prend le temps de relier les indices.</w:t>
+        <w:t xml:space="preserve">Au CAY, les téléphones et appareils personnels sont strictement interdits pendant les cours. Un système qui supposerait que chaque élève signale depuis son téléphone serait incohérent avec le règlement. Nous en avons fait </w:t>
+      </w:r>
+      <w:r>
+        <w:rPr>
+          <w:b/>
+          <w:bCs/>
+        </w:rPr>
+        <w:t>une contrainte de conception</w:t>
+      </w:r>
+      <w:r>
+        <w:t>, pas une faiblesse : tout le circuit passe par du matériel de l'école ou par des canaux situés hors du temps de classe.</w:t>
       </w:r>
     </w:p>
     <w:p>
@@ -4518,10 +4290,10 @@
         </w:rPr>
         <w:lastRenderedPageBreak/>
         <w:drawing>
-          <wp:inline distT="0" distB="0" distL="0" distR="0" wp14:anchorId="087891B6" wp14:editId="147AA09A">
-            <wp:extent cx="5334000" cy="2943225"/>
+          <wp:inline distT="0" distB="0" distL="0" distR="0" wp14:anchorId="23F7CB1F" wp14:editId="7438272B">
+            <wp:extent cx="5524500" cy="2638425"/>
             <wp:effectExtent l="0" t="0" r="0" b="0"/>
-            <wp:docPr id="1265193817" name="fig9" descr="Voie rapide pour l'urgence, voie lente pour les tendances." title="Figure 9"/>
+            <wp:docPr id="286214147" name="fig6" descr="Quatre canaux de signalement sans appareil d'élève pendant les cours." title="Figure 6"/>
             <wp:cNvGraphicFramePr>
               <a:graphicFrameLocks xmlns:a="http://schemas.openxmlformats.org/drawingml/2006/main" noChangeAspect="1"/>
             </wp:cNvGraphicFramePr>
@@ -4544,7 +4316,7 @@
                   <pic:spPr bwMode="auto">
                     <a:xfrm>
                       <a:off x="0" y="0"/>
-                      <a:ext cx="5334000" cy="2943225"/>
+                      <a:ext cx="5524500" cy="2638425"/>
                     </a:xfrm>
                     <a:prstGeom prst="rect">
                       <a:avLst/>
@@ -4562,7 +4334,7 @@
         <w:spacing w:after="200"/>
         <w:jc w:val="center"/>
       </w:pPr>
-      <w:bookmarkStart w:id="23" w:name="fig9"/>
+      <w:bookmarkStart w:id="15" w:name="fig6"/>
       <w:r>
         <w:rPr>
           <w:b/>
@@ -4571,9 +4343,9 @@
           <w:sz w:val="18"/>
           <w:szCs w:val="18"/>
         </w:rPr>
-        <w:t>Figure 9</w:t>
-      </w:r>
-      <w:bookmarkEnd w:id="23"/>
+        <w:t>Figure 6</w:t>
+      </w:r>
+      <w:bookmarkEnd w:id="15"/>
       <w:r>
         <w:rPr>
           <w:i/>
@@ -4582,136 +4354,32 @@
           <w:sz w:val="18"/>
           <w:szCs w:val="18"/>
         </w:rPr>
-        <w:t xml:space="preserve"> — Voie rapide pour l'urgence, voie lente pour les tendances.</w:t>
-      </w:r>
-    </w:p>
-    <w:p>
-      <w:pPr>
-        <w:pStyle w:val="Titre2"/>
-      </w:pPr>
-      <w:bookmarkStart w:id="24" w:name="toc16"/>
-      <w:r>
-        <w:t>Une alerte qui s'explique</w:t>
-      </w:r>
-      <w:bookmarkEnd w:id="24"/>
-    </w:p>
-    <w:p>
-      <w:pPr>
-        <w:keepNext/>
+        <w:t xml:space="preserve"> — Quatre canaux de signalement sans appareil d'élève pendant les cours.</w:t>
+      </w:r>
+    </w:p>
+    <w:p>
+      <w:pPr>
         <w:spacing w:after="130"/>
       </w:pPr>
       <w:r>
-        <w:t>Une alerte sans raison est inutilisable et dangereuse. Chaque alerte SIPDMS répond à cinq questions :</w:t>
-      </w:r>
-    </w:p>
-    <w:p>
-      <w:pPr>
-        <w:pStyle w:val="Paragraphedeliste"/>
-        <w:numPr>
-          <w:ilvl w:val="0"/>
-          <w:numId w:val="2"/>
-        </w:numPr>
-        <w:spacing w:after="70" w:line="280" w:lineRule="auto"/>
-      </w:pPr>
-      <w:r>
-        <w:rPr>
-          <w:b/>
-          <w:bCs/>
-        </w:rPr>
-        <w:t>Quoi ?</w:t>
-      </w:r>
-      <w:r>
-        <w:t xml:space="preserve"> le type de situation (tendance de harcèlement, vandalisme répété, bien-être) ;</w:t>
-      </w:r>
-    </w:p>
-    <w:p>
-      <w:pPr>
-        <w:pStyle w:val="Paragraphedeliste"/>
-        <w:numPr>
-          <w:ilvl w:val="0"/>
-          <w:numId w:val="2"/>
-        </w:numPr>
-        <w:spacing w:after="70" w:line="280" w:lineRule="auto"/>
-      </w:pPr>
-      <w:r>
-        <w:rPr>
-          <w:b/>
-          <w:bCs/>
-        </w:rPr>
-        <w:t>Où ?</w:t>
-      </w:r>
-      <w:r>
-        <w:t xml:space="preserve"> la zone concernée ;</w:t>
-      </w:r>
-    </w:p>
-    <w:p>
-      <w:pPr>
-        <w:pStyle w:val="Paragraphedeliste"/>
-        <w:numPr>
-          <w:ilvl w:val="0"/>
-          <w:numId w:val="2"/>
-        </w:numPr>
-        <w:spacing w:after="70" w:line="280" w:lineRule="auto"/>
-      </w:pPr>
-      <w:r>
-        <w:rPr>
-          <w:b/>
-          <w:bCs/>
-        </w:rPr>
-        <w:t>Quand ?</w:t>
-      </w:r>
-      <w:r>
-        <w:t xml:space="preserve"> le créneau et la période ;</w:t>
-      </w:r>
-    </w:p>
-    <w:p>
-      <w:pPr>
-        <w:pStyle w:val="Paragraphedeliste"/>
-        <w:numPr>
-          <w:ilvl w:val="0"/>
-          <w:numId w:val="2"/>
-        </w:numPr>
-        <w:spacing w:after="70" w:line="280" w:lineRule="auto"/>
-      </w:pPr>
-      <w:r>
-        <w:rPr>
-          <w:b/>
-          <w:bCs/>
-        </w:rPr>
-        <w:t>Quels indices ?</w:t>
-      </w:r>
-      <w:r>
-        <w:t xml:space="preserve"> les signalements et sources rapprochés, sans identité ;</w:t>
-      </w:r>
-    </w:p>
-    <w:p>
-      <w:pPr>
-        <w:pStyle w:val="Paragraphedeliste"/>
-        <w:numPr>
-          <w:ilvl w:val="0"/>
-          <w:numId w:val="2"/>
-        </w:numPr>
-        <w:spacing w:after="140" w:line="280" w:lineRule="auto"/>
-      </w:pPr>
-      <w:r>
-        <w:rPr>
-          <w:b/>
-          <w:bCs/>
-        </w:rPr>
-        <w:t>Pourquoi cette alerte ?</w:t>
-      </w:r>
-      <w:r>
-        <w:t xml:space="preserve"> la règle ou le motif qui l'a déclenchée, avec un niveau de confiance </w:t>
+        <w:rPr>
+          <w:b/>
+          <w:bCs/>
+        </w:rPr>
+        <w:t>Suivi anonyme sans téléphone.</w:t>
+      </w:r>
+      <w:r>
+        <w:t xml:space="preserve"> À chaque signalement, l'élève reçoit un </w:t>
       </w:r>
       <w:r>
         <w:rPr>
           <w:i/>
           <w:iCs/>
         </w:rPr>
-        <w:t>faible, moyen ou élevé</w:t>
-      </w:r>
-      <w:r>
-        <w:t>.</w:t>
+        <w:t>code de suivi</w:t>
+      </w:r>
+      <w:r>
+        <w:t xml:space="preserve"> imprimé sur un petit papier détachable. Il peut revenir à la borne, ou sur le lien depuis chez lui, pour lire la réponse du surveillant et y répondre, sans jamais révéler son identité.</w:t>
       </w:r>
     </w:p>
     <w:p>
@@ -4719,65 +4387,50 @@
         <w:spacing w:after="130"/>
       </w:pPr>
       <w:r>
-        <w:t>Nous évitons volontairement d'afficher un pourcentage de « probabilité de délinquance » : il donnerait une précision trompeuse et inviterait à la dérive vers le profilage.</w:t>
-      </w:r>
-    </w:p>
-    <w:p>
-      <w:pPr>
-        <w:pStyle w:val="Titre2"/>
-      </w:pPr>
-      <w:bookmarkStart w:id="25" w:name="toc17"/>
-      <w:r>
-        <w:t>La boucle de retour humain</w:t>
-      </w:r>
-      <w:bookmarkEnd w:id="25"/>
+        <w:rPr>
+          <w:b/>
+          <w:bCs/>
+        </w:rPr>
+        <w:t>Un détail qui compte.</w:t>
+      </w:r>
+      <w:r>
+        <w:t xml:space="preserve"> À une borne, on peut déduire qui signale en regardant qui s'en approche. Nous prévoyons donc une borne dans un lieu très fréquenté et neutre, hors du champ de vue des adultes concernés, avec un message affiché qui explique ce que le système ne collecte pas. Le personnel voit un </w:t>
+      </w:r>
+      <w:r>
+        <w:rPr>
+          <w:b/>
+          <w:bCs/>
+        </w:rPr>
+        <w:t>créneau</w:t>
+      </w:r>
+      <w:r>
+        <w:t xml:space="preserve"> (récréation, midi, sortie), jamais une heure précise.</w:t>
+      </w:r>
+    </w:p>
+    <w:p>
+      <w:pPr>
+        <w:pStyle w:val="Titre1"/>
+        <w:pageBreakBefore/>
+      </w:pPr>
+      <w:bookmarkStart w:id="16" w:name="toc11"/>
+      <w:r>
+        <w:rPr>
+          <w:color w:val="D4A93C"/>
+        </w:rPr>
+        <w:lastRenderedPageBreak/>
+        <w:t xml:space="preserve">6  </w:t>
+      </w:r>
+      <w:r>
+        <w:t>Où intervient réellement l'IA ?</w:t>
+      </w:r>
+      <w:bookmarkEnd w:id="16"/>
     </w:p>
     <w:p>
       <w:pPr>
         <w:spacing w:after="130"/>
       </w:pPr>
       <w:r>
-        <w:t xml:space="preserve">Après vérification, l'adulte qualifie l'alerte : </w:t>
-      </w:r>
-      <w:r>
-        <w:rPr>
-          <w:b/>
-          <w:bCs/>
-        </w:rPr>
-        <w:t>pertinente</w:t>
-      </w:r>
-      <w:r>
-        <w:t xml:space="preserve">, </w:t>
-      </w:r>
-      <w:r>
-        <w:rPr>
-          <w:b/>
-          <w:bCs/>
-        </w:rPr>
-        <w:t>fausse</w:t>
-      </w:r>
-      <w:r>
-        <w:t xml:space="preserve">, </w:t>
-      </w:r>
-      <w:r>
-        <w:rPr>
-          <w:b/>
-          <w:bCs/>
-        </w:rPr>
-        <w:t>à surveiller</w:t>
-      </w:r>
-      <w:r>
-        <w:t xml:space="preserve"> ou </w:t>
-      </w:r>
-      <w:r>
-        <w:rPr>
-          <w:b/>
-          <w:bCs/>
-        </w:rPr>
-        <w:t>insuffisamment documentée</w:t>
-      </w:r>
-      <w:r>
-        <w:t>. Ce retour sert à relever un seuil trop sensible, confirmer une règle utile et corriger les rapprochements douteux. C'est ce qui permet au système de s'améliorer sans jamais décider seul.</w:t>
+        <w:t>L'IA n'est pas ajoutée pour pouvoir écrire « notre projet utilise l'IA ». Chaque brique répond à un problème difficile à traiter à la main. Et lorsqu'une simple règle suffit, nous utilisons une règle.</w:t>
       </w:r>
     </w:p>
     <w:p>
@@ -4790,12 +4443,11 @@
         <w:rPr>
           <w:noProof/>
         </w:rPr>
-        <w:lastRenderedPageBreak/>
         <w:drawing>
-          <wp:inline distT="0" distB="0" distL="0" distR="0" wp14:anchorId="3F6FF13D" wp14:editId="44867AF7">
-            <wp:extent cx="5143500" cy="2305050"/>
+          <wp:inline distT="0" distB="0" distL="0" distR="0" wp14:anchorId="2943A4B1" wp14:editId="2311EEBF">
+            <wp:extent cx="5524500" cy="2724150"/>
             <wp:effectExtent l="0" t="0" r="0" b="0"/>
-            <wp:docPr id="550933046" name="fig10" descr="La boucle de retour : l'humain qualifie l'alerte, le système se calibre." title="Figure 10"/>
+            <wp:docPr id="680222840" name="fig7" descr="Six briques, chacune justifiée par un besoin précis." title="Figure 7"/>
             <wp:cNvGraphicFramePr>
               <a:graphicFrameLocks xmlns:a="http://schemas.openxmlformats.org/drawingml/2006/main" noChangeAspect="1"/>
             </wp:cNvGraphicFramePr>
@@ -4818,7 +4470,7 @@
                   <pic:spPr bwMode="auto">
                     <a:xfrm>
                       <a:off x="0" y="0"/>
-                      <a:ext cx="5143500" cy="2305050"/>
+                      <a:ext cx="5524500" cy="2724150"/>
                     </a:xfrm>
                     <a:prstGeom prst="rect">
                       <a:avLst/>
@@ -4836,7 +4488,7 @@
         <w:spacing w:after="200"/>
         <w:jc w:val="center"/>
       </w:pPr>
-      <w:bookmarkStart w:id="26" w:name="fig10"/>
+      <w:bookmarkStart w:id="17" w:name="fig7"/>
       <w:r>
         <w:rPr>
           <w:b/>
@@ -4845,9 +4497,9 @@
           <w:sz w:val="18"/>
           <w:szCs w:val="18"/>
         </w:rPr>
-        <w:t>Figure 10</w:t>
-      </w:r>
-      <w:bookmarkEnd w:id="26"/>
+        <w:t>Figure 7</w:t>
+      </w:r>
+      <w:bookmarkEnd w:id="17"/>
       <w:r>
         <w:rPr>
           <w:i/>
@@ -4856,33 +4508,180 @@
           <w:sz w:val="18"/>
           <w:szCs w:val="18"/>
         </w:rPr>
-        <w:t xml:space="preserve"> — La boucle de retour : l'humain qualifie l'alerte, le système se calibre.</w:t>
+        <w:t xml:space="preserve"> — Six briques, chacune justifiée par un besoin précis.</w:t>
+      </w:r>
+    </w:p>
+    <w:p>
+      <w:pPr>
+        <w:pStyle w:val="Titre2"/>
+      </w:pPr>
+      <w:bookmarkStart w:id="18" w:name="toc12"/>
+      <w:r>
+        <w:t>Les briques, une par une</w:t>
+      </w:r>
+      <w:bookmarkEnd w:id="18"/>
+    </w:p>
+    <w:p>
+      <w:pPr>
+        <w:spacing w:after="130"/>
+      </w:pPr>
+      <w:r>
+        <w:rPr>
+          <w:b/>
+          <w:bCs/>
+        </w:rPr>
+        <w:t>Moteur de règles (sans IA).</w:t>
+      </w:r>
+      <w:r>
+        <w:t xml:space="preserve"> Un pass de sortie trop long, un mot d'urgence, un seuil dépassé : ce sont des règles explicites, vérifiables et prévisibles. Un système intelligent n'a pas besoin de mettre de l'IA partout.</w:t>
+      </w:r>
+    </w:p>
+    <w:p>
+      <w:pPr>
+        <w:spacing w:after="130"/>
+      </w:pPr>
+      <w:r>
+        <w:rPr>
+          <w:b/>
+          <w:bCs/>
+        </w:rPr>
+        <w:t>Traitement automatique du langage (TALN, ou NLP).</w:t>
+      </w:r>
+      <w:r>
+        <w:t xml:space="preserve"> Les signalements sont écrits librement, en français, en anglais ou en français familier. Le TALN en extrait ce qui compte : type de situation, lieu, créneau.</w:t>
+      </w:r>
+    </w:p>
+    <w:p>
+      <w:pPr>
+        <w:spacing w:after="130"/>
+      </w:pPr>
+      <w:r>
+        <w:rPr>
+          <w:b/>
+          <w:bCs/>
+        </w:rPr>
+        <w:t>Similarité sémantique.</w:t>
+      </w:r>
+      <w:r>
+        <w:t xml:space="preserve"> Un </w:t>
+      </w:r>
+      <w:r>
+        <w:rPr>
+          <w:i/>
+          <w:iCs/>
+        </w:rPr>
+        <w:t>embedding</w:t>
+      </w:r>
+      <w:r>
+        <w:t xml:space="preserve"> transforme une phrase en une suite de nombres de sorte que deux phrases de sens proche donnent des suites proches. Cela permet de rapprocher « On m'insulte souvent près du bâtiment B » et « Ils recommencent encore à la sortie », sans mot en commun. Des modèles multilingues pré-entraînés (Reimers et Gurevych, 2019 ; 2020) existent et évitent d'entraîner un modèle complet.</w:t>
+      </w:r>
+    </w:p>
+    <w:p>
+      <w:pPr>
+        <w:spacing w:after="130"/>
+      </w:pPr>
+      <w:r>
+        <w:rPr>
+          <w:b/>
+          <w:bCs/>
+        </w:rPr>
+        <w:t>Analyse temporelle et spatiale.</w:t>
+      </w:r>
+      <w:r>
+        <w:t xml:space="preserve"> Répétitions, fréquences, créneaux, zones. La recherche en criminologie montre que les incidents se concentrent souvent dans un petit nombre de lieux (Weisburd, 2015). Nous traitons cela comme une </w:t>
+      </w:r>
+      <w:r>
+        <w:rPr>
+          <w:b/>
+          <w:bCs/>
+        </w:rPr>
+        <w:t>hypothèse à tester</w:t>
+      </w:r>
+      <w:r>
+        <w:t xml:space="preserve"> dans notre établissement, pas comme un acquis.</w:t>
+      </w:r>
+    </w:p>
+    <w:p>
+      <w:pPr>
+        <w:spacing w:after="130"/>
+      </w:pPr>
+      <w:r>
+        <w:rPr>
+          <w:b/>
+          <w:bCs/>
+        </w:rPr>
+        <w:t>Détection d'anomalies.</w:t>
+      </w:r>
+      <w:r>
+        <w:t xml:space="preserve"> Repérer une zone ou un créneau qui s'écarte fortement de son fonctionnement habituel (Chandola, Banerjee et Kumar, 2009).</w:t>
+      </w:r>
+    </w:p>
+    <w:p>
+      <w:pPr>
+        <w:spacing w:after="130"/>
+      </w:pPr>
+      <w:r>
+        <w:rPr>
+          <w:b/>
+          <w:bCs/>
+        </w:rPr>
+        <w:t>Corrélation multi-sources.</w:t>
+      </w:r>
+      <w:r>
+        <w:t xml:space="preserve"> Le cœur du projet : fusionner signalement, lieu, créneau, autorisation et historique pour produire une situation contextualisée (chapitre 8).</w:t>
+      </w:r>
+    </w:p>
+    <w:p>
+      <w:pPr>
+        <w:pStyle w:val="Titre2"/>
+      </w:pPr>
+      <w:bookmarkStart w:id="19" w:name="toc13"/>
+      <w:r>
+        <w:lastRenderedPageBreak/>
+        <w:t>Le français familier, le camfranglais : une limite assumée</w:t>
+      </w:r>
+      <w:bookmarkEnd w:id="19"/>
+    </w:p>
+    <w:p>
+      <w:pPr>
+        <w:spacing w:after="130"/>
+      </w:pPr>
+      <w:r>
+        <w:t xml:space="preserve">Les modèles multilingues connaissent le français et l'anglais. Le camfranglais et l'argot local sont beaucoup moins bien couverts, et nous ne prétendons pas le contraire. C'est pour nous </w:t>
+      </w:r>
+      <w:r>
+        <w:rPr>
+          <w:b/>
+          <w:bCs/>
+        </w:rPr>
+        <w:t>une piste de recherche</w:t>
+      </w:r>
+      <w:r>
+        <w:t xml:space="preserve"> : constituer un petit corpus rédigé par les élèves de l'équipe, qui sont les vrais experts de ces registres, mesurer la qualité du rapprochement, et compléter si besoin par un lexique local. Notre simulation n'emploie qu'un français familier simplifié, non validé par un corpus réel.</w:t>
       </w:r>
     </w:p>
     <w:p>
       <w:pPr>
         <w:pStyle w:val="Titre1"/>
-        <w:pageBreakBefore/>
-      </w:pPr>
-      <w:bookmarkStart w:id="27" w:name="toc18"/>
+      </w:pPr>
+      <w:bookmarkStart w:id="20" w:name="toc14"/>
       <w:r>
         <w:rPr>
           <w:color w:val="D4A93C"/>
         </w:rPr>
-        <w:lastRenderedPageBreak/>
-        <w:t xml:space="preserve">8  </w:t>
-      </w:r>
-      <w:r>
-        <w:t>La corrélation multi-sources, cœur de SIPDMS</w:t>
-      </w:r>
-      <w:bookmarkEnd w:id="27"/>
+        <w:t xml:space="preserve">7  </w:t>
+      </w:r>
+      <w:r>
+        <w:t>Architecture générale</w:t>
+      </w:r>
+      <w:bookmarkEnd w:id="20"/>
     </w:p>
     <w:p>
       <w:pPr>
         <w:spacing w:after="130"/>
       </w:pPr>
       <w:r>
-        <w:t>Un signalement isolé est important mais limité. La valeur de SIPDMS apparaît lorsqu'il le rapproche d'autres informations : d'autres signalements, une observation du surveillant, l'emploi du temps, l'historique de la zone.</w:t>
+        <w:t>SIPDMS s'organise en couches. Les sources alimentent une collecte minimale ; l'analyse produit des indices ; le cœur les relie, les contextualise, les priorise et génère une alerte expliquée ; un humain vérifie et agit ; son retour calibre ensuite le système.</w:t>
       </w:r>
     </w:p>
     <w:p>
@@ -4896,10 +4695,10 @@
           <w:noProof/>
         </w:rPr>
         <w:drawing>
-          <wp:inline distT="0" distB="0" distL="0" distR="0" wp14:anchorId="76282C58" wp14:editId="7E3A2B45">
-            <wp:extent cx="5334000" cy="3143250"/>
+          <wp:inline distT="0" distB="0" distL="0" distR="0" wp14:anchorId="0200E411" wp14:editId="773A0902">
+            <wp:extent cx="5143500" cy="3524250"/>
             <wp:effectExtent l="0" t="0" r="0" b="0"/>
-            <wp:docPr id="418709973" name="fig11" descr="Exemple illustratif de corrélation : six sources convergent vers une situation contextualisée." title="Figure 11"/>
+            <wp:docPr id="1894321868" name="fig8" descr="Architecture générale de SIPDMS, de la collecte à la calibration." title="Figure 8"/>
             <wp:cNvGraphicFramePr>
               <a:graphicFrameLocks xmlns:a="http://schemas.openxmlformats.org/drawingml/2006/main" noChangeAspect="1"/>
             </wp:cNvGraphicFramePr>
@@ -4922,7 +4721,7 @@
                   <pic:spPr bwMode="auto">
                     <a:xfrm>
                       <a:off x="0" y="0"/>
-                      <a:ext cx="5334000" cy="3143250"/>
+                      <a:ext cx="5143500" cy="3524250"/>
                     </a:xfrm>
                     <a:prstGeom prst="rect">
                       <a:avLst/>
@@ -4940,7 +4739,7 @@
         <w:spacing w:after="200"/>
         <w:jc w:val="center"/>
       </w:pPr>
-      <w:bookmarkStart w:id="28" w:name="fig11"/>
+      <w:bookmarkStart w:id="21" w:name="fig8"/>
       <w:r>
         <w:rPr>
           <w:b/>
@@ -4949,9 +4748,9 @@
           <w:sz w:val="18"/>
           <w:szCs w:val="18"/>
         </w:rPr>
-        <w:t>Figure 11</w:t>
-      </w:r>
-      <w:bookmarkEnd w:id="28"/>
+        <w:t>Figure 8</w:t>
+      </w:r>
+      <w:bookmarkEnd w:id="21"/>
       <w:r>
         <w:rPr>
           <w:i/>
@@ -4960,309 +4759,35 @@
           <w:sz w:val="18"/>
           <w:szCs w:val="18"/>
         </w:rPr>
-        <w:t xml:space="preserve"> — Exemple illustratif de corrélation : six sources convergent vers une situation contextualisée.</w:t>
+        <w:t xml:space="preserve"> — Architecture générale de SIPDMS, de la collecte à la calibration.</w:t>
       </w:r>
     </w:p>
     <w:p>
       <w:pPr>
         <w:pStyle w:val="Titre2"/>
       </w:pPr>
-      <w:bookmarkStart w:id="29" w:name="toc19"/>
-      <w:r>
-        <w:t>Cinq liens pour relier des événements</w:t>
-      </w:r>
-      <w:bookmarkEnd w:id="29"/>
-    </w:p>
-    <w:p>
-      <w:pPr>
-        <w:pStyle w:val="Paragraphedeliste"/>
-        <w:numPr>
-          <w:ilvl w:val="0"/>
-          <w:numId w:val="2"/>
-        </w:numPr>
-        <w:spacing w:after="70" w:line="280" w:lineRule="auto"/>
-      </w:pPr>
-      <w:r>
-        <w:rPr>
-          <w:b/>
-          <w:bCs/>
-        </w:rPr>
-        <w:t>Le lieu</w:t>
-      </w:r>
-      <w:r>
-        <w:t xml:space="preserve"> : même zone, ou zones adjacentes ;</w:t>
-      </w:r>
-    </w:p>
-    <w:p>
-      <w:pPr>
-        <w:pStyle w:val="Paragraphedeliste"/>
-        <w:numPr>
-          <w:ilvl w:val="0"/>
-          <w:numId w:val="2"/>
-        </w:numPr>
-        <w:spacing w:after="70" w:line="280" w:lineRule="auto"/>
-      </w:pPr>
-      <w:r>
-        <w:rPr>
-          <w:b/>
-          <w:bCs/>
-        </w:rPr>
-        <w:t>Le créneau</w:t>
-      </w:r>
-      <w:r>
-        <w:t xml:space="preserve"> : récréation, midi, sortie ;</w:t>
-      </w:r>
-    </w:p>
-    <w:p>
-      <w:pPr>
-        <w:pStyle w:val="Paragraphedeliste"/>
-        <w:numPr>
-          <w:ilvl w:val="0"/>
-          <w:numId w:val="2"/>
-        </w:numPr>
-        <w:spacing w:after="70" w:line="280" w:lineRule="auto"/>
-      </w:pPr>
-      <w:r>
-        <w:rPr>
-          <w:b/>
-          <w:bCs/>
-        </w:rPr>
-        <w:t>Le contenu</w:t>
-      </w:r>
-      <w:r>
-        <w:t xml:space="preserve"> : même type de situation, sens proche malgré des mots différents ;</w:t>
-      </w:r>
-    </w:p>
-    <w:p>
-      <w:pPr>
-        <w:pStyle w:val="Paragraphedeliste"/>
-        <w:numPr>
-          <w:ilvl w:val="0"/>
-          <w:numId w:val="2"/>
-        </w:numPr>
-        <w:spacing w:after="70" w:line="280" w:lineRule="auto"/>
-      </w:pPr>
-      <w:r>
-        <w:rPr>
-          <w:b/>
-          <w:bCs/>
-        </w:rPr>
-        <w:t>La répétition</w:t>
-      </w:r>
-      <w:r>
-        <w:t xml:space="preserve"> : fréquence sur une fenêtre de jours ;</w:t>
-      </w:r>
-    </w:p>
-    <w:p>
-      <w:pPr>
-        <w:pStyle w:val="Paragraphedeliste"/>
-        <w:numPr>
-          <w:ilvl w:val="0"/>
-          <w:numId w:val="2"/>
-        </w:numPr>
-        <w:spacing w:after="140" w:line="280" w:lineRule="auto"/>
-      </w:pPr>
-      <w:r>
-        <w:rPr>
-          <w:b/>
-          <w:bCs/>
-        </w:rPr>
-        <w:t>L'indépendance</w:t>
-      </w:r>
-      <w:r>
-        <w:t xml:space="preserve"> : au moins deux déclarants ou sources distincts.</w:t>
-      </w:r>
-    </w:p>
-    <w:p>
-      <w:pPr>
-        <w:keepNext/>
-        <w:keepLines/>
-        <w:pBdr>
-          <w:top w:val="single" w:sz="4" w:space="4" w:color="DCE9FB"/>
-          <w:left w:val="single" w:sz="36" w:space="10" w:color="1F6FEB"/>
-          <w:bottom w:val="none" w:sz="0" w:space="0" w:color="FFFFFF"/>
-          <w:right w:val="none" w:sz="0" w:space="0" w:color="FFFFFF"/>
-        </w:pBdr>
-        <w:shd w:val="clear" w:color="auto" w:fill="DCE9FB"/>
-        <w:spacing w:before="120" w:after="40" w:line="276" w:lineRule="auto"/>
-        <w:ind w:left="260" w:right="160"/>
-      </w:pPr>
-      <w:r>
-        <w:rPr>
-          <w:b/>
-          <w:bCs/>
-          <w:color w:val="1F6FEB"/>
-          <w:sz w:val="22"/>
-          <w:szCs w:val="22"/>
-        </w:rPr>
-        <w:t>Pourquoi l'indépendance ?</w:t>
-      </w:r>
-    </w:p>
-    <w:p>
-      <w:pPr>
-        <w:keepLines/>
-        <w:pBdr>
-          <w:top w:val="none" w:sz="0" w:space="0" w:color="FFFFFF"/>
-          <w:left w:val="single" w:sz="36" w:space="10" w:color="1F6FEB"/>
-          <w:bottom w:val="single" w:sz="4" w:space="4" w:color="DCE9FB"/>
-          <w:right w:val="none" w:sz="0" w:space="0" w:color="FFFFFF"/>
-        </w:pBdr>
-        <w:shd w:val="clear" w:color="auto" w:fill="DCE9FB"/>
-        <w:spacing w:after="200" w:line="276" w:lineRule="auto"/>
-        <w:ind w:left="260" w:right="160"/>
-      </w:pPr>
-      <w:r>
-        <w:t xml:space="preserve">C'est notre principale défense contre le faux signalement. Trois signalements venant </w:t>
-      </w:r>
-      <w:r>
-        <w:rPr>
-          <w:b/>
-          <w:bCs/>
-        </w:rPr>
-        <w:t>d'une seule personne</w:t>
-      </w:r>
-      <w:r>
-        <w:t xml:space="preserve"> contre un même lieu ne déclenchent pas d'alerte de tendance. Il faut au moins deux sources distinctes. Dans notre simulation, c'est ce qui écarte les « campagnes malveillantes » injectées.</w:t>
-      </w:r>
-    </w:p>
-    <w:p>
-      <w:pPr>
-        <w:pStyle w:val="Titre2"/>
-      </w:pPr>
-      <w:bookmarkStart w:id="30" w:name="toc20"/>
-      <w:r>
-        <w:t>Prioriser sans profiler</w:t>
-      </w:r>
-      <w:bookmarkEnd w:id="30"/>
+      <w:bookmarkStart w:id="22" w:name="toc15"/>
+      <w:r>
+        <w:t>Deux vitesses : urgence et tendance</w:t>
+      </w:r>
+      <w:bookmarkEnd w:id="22"/>
     </w:p>
     <w:p>
       <w:pPr>
         <w:spacing w:after="130"/>
       </w:pPr>
       <w:r>
-        <w:t xml:space="preserve">Toutes les situations ne méritent pas la même attention. SIPDMS calcule une </w:t>
-      </w:r>
-      <w:r>
-        <w:rPr>
-          <w:b/>
-          <w:bCs/>
-        </w:rPr>
-        <w:t>priorité de situation</w:t>
-      </w:r>
-      <w:r>
-        <w:t>, jamais une priorité de personne :</w:t>
-      </w:r>
-    </w:p>
-    <w:p>
-      <w:pPr>
-        <w:keepLines/>
-        <w:pBdr>
-          <w:top w:val="single" w:sz="4" w:space="4" w:color="CFF4FA"/>
-          <w:left w:val="single" w:sz="36" w:space="10" w:color="1B3A6B"/>
-          <w:bottom w:val="single" w:sz="4" w:space="4" w:color="CFF4FA"/>
-          <w:right w:val="none" w:sz="0" w:space="0" w:color="FFFFFF"/>
-        </w:pBdr>
-        <w:shd w:val="clear" w:color="auto" w:fill="CFF4FA"/>
-        <w:spacing w:before="120" w:after="200" w:line="276" w:lineRule="auto"/>
-        <w:ind w:left="260" w:right="160"/>
-      </w:pPr>
-      <w:r>
-        <w:rPr>
-          <w:b/>
-          <w:bCs/>
-        </w:rPr>
-        <w:t>Priorité de situation = gravité × (répétition + indépendance des sources + concentration lieu-créneau)</w:t>
-      </w:r>
-    </w:p>
-    <w:p>
-      <w:pPr>
-        <w:spacing w:after="130"/>
-      </w:pPr>
-      <w:r>
-        <w:lastRenderedPageBreak/>
-        <w:t xml:space="preserve">Cette formule est volontairement simple et lisible par un jury : chaque terme est observable, chacun est affiché dans l'alerte. Elle porte sur le triplet </w:t>
-      </w:r>
-      <w:r>
-        <w:rPr>
-          <w:i/>
-          <w:iCs/>
-        </w:rPr>
-        <w:t>lieu, créneau, type de situation</w:t>
-      </w:r>
-      <w:r>
-        <w:t>.</w:t>
-      </w:r>
-    </w:p>
-    <w:p>
-      <w:pPr>
-        <w:pStyle w:val="Titre2"/>
-      </w:pPr>
-      <w:bookmarkStart w:id="31" w:name="toc21"/>
-      <w:r>
-        <w:t>Normaliser par le niveau d'observation</w:t>
-      </w:r>
-      <w:bookmarkEnd w:id="31"/>
-    </w:p>
-    <w:p>
-      <w:pPr>
-        <w:spacing w:after="130"/>
-      </w:pPr>
-      <w:r>
-        <w:t xml:space="preserve">Plus on surveille un endroit, plus on y détecte d'incidents. Un coin très surveillé peut sembler « dangereux » uniquement parce qu'on y regarde. Inversement, une zone peu surveillée paraît calme alors qu'on n'y voit rien. SIPDMS corrige ce biais : </w:t>
-      </w:r>
-      <w:r>
-        <w:rPr>
-          <w:b/>
-          <w:bCs/>
-        </w:rPr>
-        <w:t>taux normalisé = incidents signalés ÷ niveau d'observation de la zone</w:t>
-      </w:r>
-      <w:r>
-        <w:t xml:space="preserve"> (présence d'adultes). Ce risque d'auto-confirmation est documenté pour les systèmes de prédiction fondés sur des dossiers existants (Lum et Isaac, 2016).</w:t>
-      </w:r>
-    </w:p>
-    <w:p>
-      <w:pPr>
-        <w:pStyle w:val="Titre1"/>
-        <w:pageBreakBefore/>
-      </w:pPr>
-      <w:bookmarkStart w:id="32" w:name="toc22"/>
-      <w:r>
-        <w:rPr>
-          <w:color w:val="D4A93C"/>
-        </w:rPr>
-        <w:lastRenderedPageBreak/>
-        <w:t xml:space="preserve">9  </w:t>
-      </w:r>
-      <w:r>
-        <w:t>Trois scénarios pour comprendre SIPDMS</w:t>
-      </w:r>
-      <w:bookmarkEnd w:id="32"/>
-    </w:p>
-    <w:p>
-      <w:pPr>
-        <w:spacing w:after="130"/>
-      </w:pPr>
-      <w:r>
-        <w:t>Nous avons volontairement limité la démonstration à trois scénarios, pour que le jury retienne l'essentiel. Deux autres (altercation détectée par vidéo, intrusion) sont des extensions décrites au chapitre 16.</w:t>
-      </w:r>
-    </w:p>
-    <w:p>
-      <w:pPr>
-        <w:pStyle w:val="Titre2"/>
-      </w:pPr>
-      <w:bookmarkStart w:id="33" w:name="toc23"/>
-      <w:r>
-        <w:t>Scénario 1 : harcèlement récurrent</w:t>
-      </w:r>
-      <w:bookmarkEnd w:id="33"/>
-    </w:p>
-    <w:p>
-      <w:pPr>
-        <w:spacing w:after="130"/>
-      </w:pPr>
-      <w:r>
-        <w:t>Un lundi, un élève dépose à la borne : « On m'insulte souvent près du bâtiment B. » Jeudi, un papier dans la boîte : « Ils recommencent encore à la sortie. » Le mardi suivant, un enseignant relaie : « Les types-là me cherchent matin soir, côté B. » Trois formulations, trois canaux, trois personnes différentes.</w:t>
+        <w:t xml:space="preserve">Une urgence (arme, blessure, danger imminent) </w:t>
+      </w:r>
+      <w:r>
+        <w:rPr>
+          <w:b/>
+          <w:bCs/>
+        </w:rPr>
+        <w:t>ne doit pas attendre</w:t>
+      </w:r>
+      <w:r>
+        <w:t xml:space="preserve"> une analyse de corrélation. Un triage dès la réception envoie le signal vers la voie rapide. Les situations non urgentes passent par la voie lente, qui prend le temps de relier les indices.</w:t>
       </w:r>
     </w:p>
     <w:p>
@@ -5275,11 +4800,12 @@
         <w:rPr>
           <w:noProof/>
         </w:rPr>
+        <w:lastRenderedPageBreak/>
         <w:drawing>
-          <wp:inline distT="0" distB="0" distL="0" distR="0" wp14:anchorId="189AE749" wp14:editId="09A7A0AF">
-            <wp:extent cx="5715000" cy="2895600"/>
+          <wp:inline distT="0" distB="0" distL="0" distR="0" wp14:anchorId="087891B6" wp14:editId="147AA09A">
+            <wp:extent cx="5334000" cy="2943225"/>
             <wp:effectExtent l="0" t="0" r="0" b="0"/>
-            <wp:docPr id="1623236439" name="fig12" descr="Du texte libre à une tendance potentielle : extraction, rapprochement, alerte." title="Figure 12"/>
+            <wp:docPr id="1265193817" name="fig9" descr="Voie rapide pour l'urgence, voie lente pour les tendances." title="Figure 9"/>
             <wp:cNvGraphicFramePr>
               <a:graphicFrameLocks xmlns:a="http://schemas.openxmlformats.org/drawingml/2006/main" noChangeAspect="1"/>
             </wp:cNvGraphicFramePr>
@@ -5302,7 +4828,7 @@
                   <pic:spPr bwMode="auto">
                     <a:xfrm>
                       <a:off x="0" y="0"/>
-                      <a:ext cx="5715000" cy="2895600"/>
+                      <a:ext cx="5334000" cy="2943225"/>
                     </a:xfrm>
                     <a:prstGeom prst="rect">
                       <a:avLst/>
@@ -5320,7 +4846,7 @@
         <w:spacing w:after="200"/>
         <w:jc w:val="center"/>
       </w:pPr>
-      <w:bookmarkStart w:id="34" w:name="fig12"/>
+      <w:bookmarkStart w:id="23" w:name="fig9"/>
       <w:r>
         <w:rPr>
           <w:b/>
@@ -5329,9 +4855,9 @@
           <w:sz w:val="18"/>
           <w:szCs w:val="18"/>
         </w:rPr>
-        <w:t>Figure 12</w:t>
-      </w:r>
-      <w:bookmarkEnd w:id="34"/>
+        <w:t>Figure 9</w:t>
+      </w:r>
+      <w:bookmarkEnd w:id="23"/>
       <w:r>
         <w:rPr>
           <w:i/>
@@ -5340,95 +4866,202 @@
           <w:sz w:val="18"/>
           <w:szCs w:val="18"/>
         </w:rPr>
-        <w:t xml:space="preserve"> — Du texte libre à une tendance potentielle : extraction, rapprochement, alerte.</w:t>
-      </w:r>
-    </w:p>
-    <w:p>
-      <w:pPr>
+        <w:t xml:space="preserve"> — Voie rapide pour l'urgence, voie lente pour les tendances.</w:t>
+      </w:r>
+    </w:p>
+    <w:p>
+      <w:pPr>
+        <w:pStyle w:val="Titre2"/>
+      </w:pPr>
+      <w:bookmarkStart w:id="24" w:name="toc16"/>
+      <w:r>
+        <w:t>Une alerte qui s'explique</w:t>
+      </w:r>
+      <w:bookmarkEnd w:id="24"/>
+    </w:p>
+    <w:p>
+      <w:pPr>
+        <w:keepNext/>
         <w:spacing w:after="130"/>
       </w:pPr>
       <w:r>
-        <w:t xml:space="preserve">Le TALN extrait pour chacun le type (harcèlement verbal), le lieu et le créneau quand ils sont cités ; la similarité rapproche les trois ; SIPDMS ajoute la proximité dans le temps, le lieu et la répétition. Il produit : </w:t>
-      </w:r>
-      <w:r>
-        <w:rPr>
-          <w:b/>
-          <w:bCs/>
-        </w:rPr>
-        <w:t>« Tendance potentielle détectée, vérification humaine recommandée. »</w:t>
-      </w:r>
-      <w:r>
-        <w:t xml:space="preserve"> Il ne produit jamais « X est un harceleur », et ne cherche pas à identifier d'auteur.</w:t>
-      </w:r>
-    </w:p>
-    <w:p>
-      <w:pPr>
-        <w:keepNext/>
-        <w:keepLines/>
-        <w:pBdr>
-          <w:top w:val="single" w:sz="4" w:space="4" w:color="F7EBC8"/>
-          <w:left w:val="single" w:sz="36" w:space="10" w:color="D4A93C"/>
-          <w:bottom w:val="none" w:sz="0" w:space="0" w:color="FFFFFF"/>
-          <w:right w:val="none" w:sz="0" w:space="0" w:color="FFFFFF"/>
-        </w:pBdr>
-        <w:shd w:val="clear" w:color="auto" w:fill="F7EBC8"/>
-        <w:spacing w:before="120" w:after="40" w:line="276" w:lineRule="auto"/>
-        <w:ind w:left="260" w:right="160"/>
-      </w:pPr>
-      <w:r>
-        <w:rPr>
-          <w:b/>
-          <w:bCs/>
-          <w:color w:val="D4A93C"/>
-          <w:sz w:val="22"/>
-          <w:szCs w:val="22"/>
-        </w:rPr>
-        <w:t>Ce qui change pour l'établissement</w:t>
-      </w:r>
-    </w:p>
-    <w:p>
-      <w:pPr>
-        <w:keepLines/>
-        <w:pBdr>
-          <w:top w:val="none" w:sz="0" w:space="0" w:color="FFFFFF"/>
-          <w:left w:val="single" w:sz="36" w:space="10" w:color="D4A93C"/>
-          <w:bottom w:val="single" w:sz="4" w:space="4" w:color="F7EBC8"/>
-          <w:right w:val="none" w:sz="0" w:space="0" w:color="FFFFFF"/>
-        </w:pBdr>
-        <w:shd w:val="clear" w:color="auto" w:fill="F7EBC8"/>
-        <w:spacing w:after="200" w:line="276" w:lineRule="auto"/>
-        <w:ind w:left="260" w:right="160"/>
-      </w:pPr>
-      <w:r>
-        <w:t xml:space="preserve">Le surveillant ne découvre pas trois papiers séparés. Il reçoit </w:t>
-      </w:r>
-      <w:r>
-        <w:rPr>
-          <w:b/>
-          <w:bCs/>
-        </w:rPr>
-        <w:t>une situation avec son contexte</w:t>
-      </w:r>
-      <w:r>
-        <w:t>, et peut décider d'une présence adulte à la sortie, d'un entretien avec la personne qui a signalé (via le code de suivi), ou d'une médiation.</w:t>
+        <w:t>Une alerte sans raison est inutilisable et dangereuse. Chaque alerte SIPDMS répond à cinq questions :</w:t>
+      </w:r>
+    </w:p>
+    <w:p>
+      <w:pPr>
+        <w:pStyle w:val="Paragraphedeliste"/>
+        <w:numPr>
+          <w:ilvl w:val="0"/>
+          <w:numId w:val="2"/>
+        </w:numPr>
+        <w:spacing w:after="70" w:line="280" w:lineRule="auto"/>
+      </w:pPr>
+      <w:r>
+        <w:rPr>
+          <w:b/>
+          <w:bCs/>
+        </w:rPr>
+        <w:t>Quoi ?</w:t>
+      </w:r>
+      <w:r>
+        <w:t xml:space="preserve"> le type de situation (tendance de harcèlement, vandalisme répété, bien-être) ;</w:t>
+      </w:r>
+    </w:p>
+    <w:p>
+      <w:pPr>
+        <w:pStyle w:val="Paragraphedeliste"/>
+        <w:numPr>
+          <w:ilvl w:val="0"/>
+          <w:numId w:val="2"/>
+        </w:numPr>
+        <w:spacing w:after="70" w:line="280" w:lineRule="auto"/>
+      </w:pPr>
+      <w:r>
+        <w:rPr>
+          <w:b/>
+          <w:bCs/>
+        </w:rPr>
+        <w:t>Où ?</w:t>
+      </w:r>
+      <w:r>
+        <w:t xml:space="preserve"> la zone concernée ;</w:t>
+      </w:r>
+    </w:p>
+    <w:p>
+      <w:pPr>
+        <w:pStyle w:val="Paragraphedeliste"/>
+        <w:numPr>
+          <w:ilvl w:val="0"/>
+          <w:numId w:val="2"/>
+        </w:numPr>
+        <w:spacing w:after="70" w:line="280" w:lineRule="auto"/>
+      </w:pPr>
+      <w:r>
+        <w:rPr>
+          <w:b/>
+          <w:bCs/>
+        </w:rPr>
+        <w:t>Quand ?</w:t>
+      </w:r>
+      <w:r>
+        <w:t xml:space="preserve"> le créneau et la période ;</w:t>
+      </w:r>
+    </w:p>
+    <w:p>
+      <w:pPr>
+        <w:pStyle w:val="Paragraphedeliste"/>
+        <w:numPr>
+          <w:ilvl w:val="0"/>
+          <w:numId w:val="2"/>
+        </w:numPr>
+        <w:spacing w:after="70" w:line="280" w:lineRule="auto"/>
+      </w:pPr>
+      <w:r>
+        <w:rPr>
+          <w:b/>
+          <w:bCs/>
+        </w:rPr>
+        <w:t>Quels indices ?</w:t>
+      </w:r>
+      <w:r>
+        <w:t xml:space="preserve"> les signalements et sources rapprochés, sans identité ;</w:t>
+      </w:r>
+    </w:p>
+    <w:p>
+      <w:pPr>
+        <w:pStyle w:val="Paragraphedeliste"/>
+        <w:numPr>
+          <w:ilvl w:val="0"/>
+          <w:numId w:val="2"/>
+        </w:numPr>
+        <w:spacing w:after="140" w:line="280" w:lineRule="auto"/>
+      </w:pPr>
+      <w:r>
+        <w:rPr>
+          <w:b/>
+          <w:bCs/>
+        </w:rPr>
+        <w:t>Pourquoi cette alerte ?</w:t>
+      </w:r>
+      <w:r>
+        <w:t xml:space="preserve"> la règle ou le motif qui l'a déclenchée, avec un niveau de confiance </w:t>
+      </w:r>
+      <w:r>
+        <w:rPr>
+          <w:i/>
+          <w:iCs/>
+        </w:rPr>
+        <w:t>faible, moyen ou élevé</w:t>
+      </w:r>
+      <w:r>
+        <w:t>.</w:t>
+      </w:r>
+    </w:p>
+    <w:p>
+      <w:pPr>
+        <w:spacing w:after="130"/>
+      </w:pPr>
+      <w:r>
+        <w:t>Nous évitons volontairement d'afficher un pourcentage de « probabilité de délinquance » : il donnerait une précision trompeuse et inviterait à la dérive vers le profilage.</w:t>
       </w:r>
     </w:p>
     <w:p>
       <w:pPr>
         <w:pStyle w:val="Titre2"/>
       </w:pPr>
-      <w:bookmarkStart w:id="35" w:name="toc24"/>
-      <w:r>
-        <w:t>Scénario 2 : vandalisme et analyse spatio-temporelle</w:t>
-      </w:r>
-      <w:bookmarkEnd w:id="35"/>
+      <w:bookmarkStart w:id="25" w:name="toc17"/>
+      <w:r>
+        <w:t>La boucle de retour humain</w:t>
+      </w:r>
+      <w:bookmarkEnd w:id="25"/>
     </w:p>
     <w:p>
       <w:pPr>
         <w:spacing w:after="130"/>
       </w:pPr>
       <w:r>
-        <w:t>Plusieurs dégradations sont signalées : bancs cassés, mur tagué, vitre brisée. Aucune n'est spectaculaire. Mais en cumulant les semaines, SIPDMS fait apparaître une concentration autour du bâtiment B, au même créneau, sur plusieurs jours.</w:t>
+        <w:t xml:space="preserve">Après vérification, l'adulte qualifie l'alerte : </w:t>
+      </w:r>
+      <w:r>
+        <w:rPr>
+          <w:b/>
+          <w:bCs/>
+        </w:rPr>
+        <w:t>pertinente</w:t>
+      </w:r>
+      <w:r>
+        <w:t xml:space="preserve">, </w:t>
+      </w:r>
+      <w:r>
+        <w:rPr>
+          <w:b/>
+          <w:bCs/>
+        </w:rPr>
+        <w:t>fausse</w:t>
+      </w:r>
+      <w:r>
+        <w:t xml:space="preserve">, </w:t>
+      </w:r>
+      <w:r>
+        <w:rPr>
+          <w:b/>
+          <w:bCs/>
+        </w:rPr>
+        <w:t>à surveiller</w:t>
+      </w:r>
+      <w:r>
+        <w:t xml:space="preserve"> ou </w:t>
+      </w:r>
+      <w:r>
+        <w:rPr>
+          <w:b/>
+          <w:bCs/>
+        </w:rPr>
+        <w:t>insuffisamment documentée</w:t>
+      </w:r>
+      <w:r>
+        <w:t>. Ce retour sert à relever un seuil trop sensible, confirmer une règle utile et corriger les rapprochements douteux. C'est ce qui permet au système de s'améliorer sans jamais décider seul.</w:t>
       </w:r>
     </w:p>
     <w:p>
@@ -5443,10 +5076,10 @@
         </w:rPr>
         <w:lastRenderedPageBreak/>
         <w:drawing>
-          <wp:inline distT="0" distB="0" distL="0" distR="0" wp14:anchorId="7ECBFFC9" wp14:editId="7320B448">
-            <wp:extent cx="5524500" cy="2552700"/>
+          <wp:inline distT="0" distB="0" distL="0" distR="0" wp14:anchorId="3F6FF13D" wp14:editId="44867AF7">
+            <wp:extent cx="5143500" cy="2305050"/>
             <wp:effectExtent l="0" t="0" r="0" b="0"/>
-            <wp:docPr id="529646070" name="fig13" descr="Carte de chaleur zone × créneau issue du lycée simulé, brute puis normalisée par le niveau d'observation." title="Figure 13"/>
+            <wp:docPr id="550933046" name="fig10" descr="La boucle de retour : l'humain qualifie l'alerte, le système se calibre." title="Figure 10"/>
             <wp:cNvGraphicFramePr>
               <a:graphicFrameLocks xmlns:a="http://schemas.openxmlformats.org/drawingml/2006/main" noChangeAspect="1"/>
             </wp:cNvGraphicFramePr>
@@ -5469,7 +5102,7 @@
                   <pic:spPr bwMode="auto">
                     <a:xfrm>
                       <a:off x="0" y="0"/>
-                      <a:ext cx="5524500" cy="2552700"/>
+                      <a:ext cx="5143500" cy="2305050"/>
                     </a:xfrm>
                     <a:prstGeom prst="rect">
                       <a:avLst/>
@@ -5487,7 +5120,7 @@
         <w:spacing w:after="200"/>
         <w:jc w:val="center"/>
       </w:pPr>
-      <w:bookmarkStart w:id="36" w:name="fig13"/>
+      <w:bookmarkStart w:id="26" w:name="fig10"/>
       <w:r>
         <w:rPr>
           <w:b/>
@@ -5496,9 +5129,9 @@
           <w:sz w:val="18"/>
           <w:szCs w:val="18"/>
         </w:rPr>
-        <w:t>Figure 13</w:t>
-      </w:r>
-      <w:bookmarkEnd w:id="36"/>
+        <w:t>Figure 10</w:t>
+      </w:r>
+      <w:bookmarkEnd w:id="26"/>
       <w:r>
         <w:rPr>
           <w:i/>
@@ -5507,53 +5140,33 @@
           <w:sz w:val="18"/>
           <w:szCs w:val="18"/>
         </w:rPr>
-        <w:t xml:space="preserve"> — Carte de chaleur zone × créneau issue du lycée simulé, brute puis normalisée par le niveau d'observation.</w:t>
-      </w:r>
+        <w:t xml:space="preserve"> — La boucle de retour : l'humain qualifie l'alerte, le système se calibre.</w:t>
+      </w:r>
+    </w:p>
+    <w:p>
+      <w:pPr>
+        <w:pStyle w:val="Titre1"/>
+        <w:pageBreakBefore/>
+      </w:pPr>
+      <w:bookmarkStart w:id="27" w:name="toc18"/>
+      <w:r>
+        <w:rPr>
+          <w:color w:val="D4A93C"/>
+        </w:rPr>
+        <w:lastRenderedPageBreak/>
+        <w:t xml:space="preserve">8  </w:t>
+      </w:r>
+      <w:r>
+        <w:t>La corrélation multi-sources, cœur de SIPDMS</w:t>
+      </w:r>
+      <w:bookmarkEnd w:id="27"/>
     </w:p>
     <w:p>
       <w:pPr>
         <w:spacing w:after="130"/>
       </w:pPr>
       <w:r>
-        <w:t xml:space="preserve">La finalité n'est </w:t>
-      </w:r>
-      <w:r>
-        <w:rPr>
-          <w:b/>
-          <w:bCs/>
-        </w:rPr>
-        <w:t>pas punitive</w:t>
-      </w:r>
-      <w:r>
-        <w:t>. La carte alimente des recommandations : renforcer temporairement la présence adulte autour du bâtiment B au créneau concerné, améliorer l'éclairage, modifier un flux de circulation, organiser une médiation. Puis on observe l'évolution : détection, intervention, mesure, amélioration.</w:t>
-      </w:r>
-    </w:p>
-    <w:p>
-      <w:pPr>
-        <w:pStyle w:val="Titre2"/>
-      </w:pPr>
-      <w:bookmarkStart w:id="37" w:name="toc25"/>
-      <w:r>
-        <w:t>Scénario 3 : passes de sortie et vérification de bien-être</w:t>
-      </w:r>
-      <w:bookmarkEnd w:id="37"/>
-    </w:p>
-    <w:p>
-      <w:pPr>
-        <w:spacing w:after="130"/>
-      </w:pPr>
-      <w:r>
-        <w:t xml:space="preserve">Un enseignant délivre un pass de sortie. SIPDMS enregistre l'heure de départ. Si l'élève n'est toujours pas revenu après une durée anormalement longue (25 minutes dans notre prototype), le système recommande une </w:t>
-      </w:r>
-      <w:r>
-        <w:rPr>
-          <w:b/>
-          <w:bCs/>
-        </w:rPr>
-        <w:t>vérification de bien-être</w:t>
-      </w:r>
-      <w:r>
-        <w:t>.</w:t>
+        <w:t>Un signalement isolé est important mais limité. La valeur de SIPDMS apparaît lorsqu'il le rapproche d'autres informations : d'autres signalements, une observation du surveillant, l'emploi du temps, l'historique de la zone.</w:t>
       </w:r>
     </w:p>
     <w:p>
@@ -5567,10 +5180,10 @@
           <w:noProof/>
         </w:rPr>
         <w:drawing>
-          <wp:inline distT="0" distB="0" distL="0" distR="0" wp14:anchorId="48B12E82" wp14:editId="505210E9">
-            <wp:extent cx="5715000" cy="2133600"/>
+          <wp:inline distT="0" distB="0" distL="0" distR="0" wp14:anchorId="76282C58" wp14:editId="7E3A2B45">
+            <wp:extent cx="5334000" cy="3143250"/>
             <wp:effectExtent l="0" t="0" r="0" b="0"/>
-            <wp:docPr id="66537041" name="fig14" descr="La règle du pass : un seuil de durée, un retour enregistré annule tout signal." title="Figure 14"/>
+            <wp:docPr id="418709973" name="fig11" descr="Exemple illustratif de corrélation : six sources convergent vers une situation contextualisée." title="Figure 11"/>
             <wp:cNvGraphicFramePr>
               <a:graphicFrameLocks xmlns:a="http://schemas.openxmlformats.org/drawingml/2006/main" noChangeAspect="1"/>
             </wp:cNvGraphicFramePr>
@@ -5593,7 +5206,7 @@
                   <pic:spPr bwMode="auto">
                     <a:xfrm>
                       <a:off x="0" y="0"/>
-                      <a:ext cx="5715000" cy="2133600"/>
+                      <a:ext cx="5334000" cy="3143250"/>
                     </a:xfrm>
                     <a:prstGeom prst="rect">
                       <a:avLst/>
@@ -5611,7 +5224,7 @@
         <w:spacing w:after="200"/>
         <w:jc w:val="center"/>
       </w:pPr>
-      <w:bookmarkStart w:id="38" w:name="fig14"/>
+      <w:bookmarkStart w:id="28" w:name="fig11"/>
       <w:r>
         <w:rPr>
           <w:b/>
@@ -5620,9 +5233,9 @@
           <w:sz w:val="18"/>
           <w:szCs w:val="18"/>
         </w:rPr>
-        <w:t>Figure 14</w:t>
-      </w:r>
-      <w:bookmarkEnd w:id="38"/>
+        <w:t>Figure 11</w:t>
+      </w:r>
+      <w:bookmarkEnd w:id="28"/>
       <w:r>
         <w:rPr>
           <w:i/>
@@ -5631,32 +5244,218 @@
           <w:sz w:val="18"/>
           <w:szCs w:val="18"/>
         </w:rPr>
-        <w:t xml:space="preserve"> — La règle du pass : un seuil de durée, un retour enregistré annule tout signal.</w:t>
-      </w:r>
+        <w:t xml:space="preserve"> — Exemple illustratif de corrélation : six sources convergent vers une situation contextualisée.</w:t>
+      </w:r>
+    </w:p>
+    <w:p>
+      <w:pPr>
+        <w:pStyle w:val="Titre2"/>
+      </w:pPr>
+      <w:bookmarkStart w:id="29" w:name="toc19"/>
+      <w:r>
+        <w:t>Cinq liens pour relier des événements</w:t>
+      </w:r>
+      <w:bookmarkEnd w:id="29"/>
+    </w:p>
+    <w:p>
+      <w:pPr>
+        <w:pStyle w:val="Paragraphedeliste"/>
+        <w:numPr>
+          <w:ilvl w:val="0"/>
+          <w:numId w:val="2"/>
+        </w:numPr>
+        <w:spacing w:after="70" w:line="280" w:lineRule="auto"/>
+      </w:pPr>
+      <w:r>
+        <w:rPr>
+          <w:b/>
+          <w:bCs/>
+        </w:rPr>
+        <w:t>Le lieu</w:t>
+      </w:r>
+      <w:r>
+        <w:t xml:space="preserve"> : même zone, ou zones adjacentes ;</w:t>
+      </w:r>
+    </w:p>
+    <w:p>
+      <w:pPr>
+        <w:pStyle w:val="Paragraphedeliste"/>
+        <w:numPr>
+          <w:ilvl w:val="0"/>
+          <w:numId w:val="2"/>
+        </w:numPr>
+        <w:spacing w:after="70" w:line="280" w:lineRule="auto"/>
+      </w:pPr>
+      <w:r>
+        <w:rPr>
+          <w:b/>
+          <w:bCs/>
+        </w:rPr>
+        <w:t>Le créneau</w:t>
+      </w:r>
+      <w:r>
+        <w:t xml:space="preserve"> : récréation, midi, sortie ;</w:t>
+      </w:r>
+    </w:p>
+    <w:p>
+      <w:pPr>
+        <w:pStyle w:val="Paragraphedeliste"/>
+        <w:numPr>
+          <w:ilvl w:val="0"/>
+          <w:numId w:val="2"/>
+        </w:numPr>
+        <w:spacing w:after="70" w:line="280" w:lineRule="auto"/>
+      </w:pPr>
+      <w:r>
+        <w:rPr>
+          <w:b/>
+          <w:bCs/>
+        </w:rPr>
+        <w:t>Le contenu</w:t>
+      </w:r>
+      <w:r>
+        <w:t xml:space="preserve"> : même type de situation, sens proche malgré des mots différents ;</w:t>
+      </w:r>
+    </w:p>
+    <w:p>
+      <w:pPr>
+        <w:pStyle w:val="Paragraphedeliste"/>
+        <w:numPr>
+          <w:ilvl w:val="0"/>
+          <w:numId w:val="2"/>
+        </w:numPr>
+        <w:spacing w:after="70" w:line="280" w:lineRule="auto"/>
+      </w:pPr>
+      <w:r>
+        <w:rPr>
+          <w:b/>
+          <w:bCs/>
+        </w:rPr>
+        <w:t>La répétition</w:t>
+      </w:r>
+      <w:r>
+        <w:t xml:space="preserve"> : fréquence sur une fenêtre de jours ;</w:t>
+      </w:r>
+    </w:p>
+    <w:p>
+      <w:pPr>
+        <w:pStyle w:val="Paragraphedeliste"/>
+        <w:numPr>
+          <w:ilvl w:val="0"/>
+          <w:numId w:val="2"/>
+        </w:numPr>
+        <w:spacing w:after="140" w:line="280" w:lineRule="auto"/>
+      </w:pPr>
+      <w:r>
+        <w:rPr>
+          <w:b/>
+          <w:bCs/>
+        </w:rPr>
+        <w:t>L'indépendance</w:t>
+      </w:r>
+      <w:r>
+        <w:t xml:space="preserve"> : au moins deux déclarants ou sources distincts.</w:t>
+      </w:r>
+    </w:p>
+    <w:p>
+      <w:pPr>
+        <w:keepNext/>
+        <w:keepLines/>
+        <w:pBdr>
+          <w:top w:val="single" w:sz="4" w:space="4" w:color="DCE9FB"/>
+          <w:left w:val="single" w:sz="36" w:space="10" w:color="1F6FEB"/>
+          <w:bottom w:val="none" w:sz="0" w:space="0" w:color="FFFFFF"/>
+          <w:right w:val="none" w:sz="0" w:space="0" w:color="FFFFFF"/>
+        </w:pBdr>
+        <w:shd w:val="clear" w:color="auto" w:fill="DCE9FB"/>
+        <w:spacing w:before="120" w:after="40" w:line="276" w:lineRule="auto"/>
+        <w:ind w:left="260" w:right="160"/>
+      </w:pPr>
+      <w:r>
+        <w:rPr>
+          <w:b/>
+          <w:bCs/>
+          <w:color w:val="1F6FEB"/>
+          <w:sz w:val="22"/>
+          <w:szCs w:val="22"/>
+        </w:rPr>
+        <w:t>Pourquoi l'indépendance ?</w:t>
+      </w:r>
+    </w:p>
+    <w:p>
+      <w:pPr>
+        <w:keepLines/>
+        <w:pBdr>
+          <w:top w:val="none" w:sz="0" w:space="0" w:color="FFFFFF"/>
+          <w:left w:val="single" w:sz="36" w:space="10" w:color="1F6FEB"/>
+          <w:bottom w:val="single" w:sz="4" w:space="4" w:color="DCE9FB"/>
+          <w:right w:val="none" w:sz="0" w:space="0" w:color="FFFFFF"/>
+        </w:pBdr>
+        <w:shd w:val="clear" w:color="auto" w:fill="DCE9FB"/>
+        <w:spacing w:after="200" w:line="276" w:lineRule="auto"/>
+        <w:ind w:left="260" w:right="160"/>
+      </w:pPr>
+      <w:r>
+        <w:t xml:space="preserve">C'est notre principale défense contre le faux signalement. Trois signalements venant </w:t>
+      </w:r>
+      <w:r>
+        <w:rPr>
+          <w:b/>
+          <w:bCs/>
+        </w:rPr>
+        <w:t>d'une seule personne</w:t>
+      </w:r>
+      <w:r>
+        <w:t xml:space="preserve"> contre un même lieu ne déclenchent pas d'alerte de tendance. Il faut au moins deux sources distinctes. Dans notre simulation, c'est ce qui écarte les « campagnes malveillantes » injectées.</w:t>
+      </w:r>
+    </w:p>
+    <w:p>
+      <w:pPr>
+        <w:pStyle w:val="Titre2"/>
+      </w:pPr>
+      <w:bookmarkStart w:id="30" w:name="toc20"/>
+      <w:r>
+        <w:t>Prioriser sans profiler</w:t>
+      </w:r>
+      <w:bookmarkEnd w:id="30"/>
     </w:p>
     <w:p>
       <w:pPr>
         <w:spacing w:after="130"/>
       </w:pPr>
       <w:r>
-        <w:rPr>
-          <w:b/>
-          <w:bCs/>
-        </w:rPr>
-        <w:t>Ce n'est pas une « police des toilettes ».</w:t>
-      </w:r>
-      <w:r>
-        <w:t xml:space="preserve"> Le système ne compte pas les sorties d'un élève, ne les met pas en statistique individuelle et n'enregistre rien d'autre que la durée. Les données du pass sont effacées au retour. L'angle est la </w:t>
-      </w:r>
-      <w:r>
-        <w:rPr>
-          <w:b/>
-          <w:bCs/>
-        </w:rPr>
-        <w:t>sécurité</w:t>
-      </w:r>
-      <w:r>
-        <w:t xml:space="preserve"> : sans téléphone, un élève sorti de classe n'a aucun moyen de prévenir quelqu'un s'il a un malaise ou un problème. Si une trace existe dans un autre journal (infirmerie, vie scolaire), la corrélation évite une fausse alerte.</w:t>
+        <w:t xml:space="preserve">Toutes les situations ne méritent pas la même attention. SIPDMS calcule une </w:t>
+      </w:r>
+      <w:r>
+        <w:rPr>
+          <w:b/>
+          <w:bCs/>
+        </w:rPr>
+        <w:t>priorité de situation</w:t>
+      </w:r>
+      <w:r>
+        <w:t>, jamais une priorité de personne :</w:t>
+      </w:r>
+    </w:p>
+    <w:p>
+      <w:pPr>
+        <w:keepLines/>
+        <w:pBdr>
+          <w:top w:val="single" w:sz="4" w:space="4" w:color="CFF4FA"/>
+          <w:left w:val="single" w:sz="36" w:space="10" w:color="1B3A6B"/>
+          <w:bottom w:val="single" w:sz="4" w:space="4" w:color="CFF4FA"/>
+          <w:right w:val="none" w:sz="0" w:space="0" w:color="FFFFFF"/>
+        </w:pBdr>
+        <w:shd w:val="clear" w:color="auto" w:fill="CFF4FA"/>
+        <w:spacing w:before="120" w:after="200" w:line="276" w:lineRule="auto"/>
+        <w:ind w:left="260" w:right="160"/>
+      </w:pPr>
+      <w:r>
+        <w:rPr>
+          <w:b/>
+          <w:bCs/>
+        </w:rPr>
+        <w:t>Priorité de situation = gravité × (répétition + indépendance des sources + concentration lieu-créneau)</w:t>
       </w:r>
     </w:p>
     <w:p>
@@ -5664,24 +5463,46 @@
         <w:spacing w:after="130"/>
       </w:pPr>
       <w:r>
-        <w:rPr>
-          <w:b/>
-          <w:bCs/>
-        </w:rPr>
-        <w:t>Un choix assumé :</w:t>
-      </w:r>
-      <w:r>
-        <w:t xml:space="preserve"> c'est un </w:t>
-      </w:r>
-      <w:r>
-        <w:rPr>
-          <w:b/>
-          <w:bCs/>
-        </w:rPr>
-        <w:t>moteur de règles, pas une IA</w:t>
-      </w:r>
-      <w:r>
-        <w:t>. Le présenter ainsi renforce la crédibilité du projet.</w:t>
+        <w:lastRenderedPageBreak/>
+        <w:t xml:space="preserve">Cette formule est volontairement simple et lisible par un jury : chaque terme est observable, chacun est affiché dans l'alerte. Elle porte sur le triplet </w:t>
+      </w:r>
+      <w:r>
+        <w:rPr>
+          <w:i/>
+          <w:iCs/>
+        </w:rPr>
+        <w:t>lieu, créneau, type de situation</w:t>
+      </w:r>
+      <w:r>
+        <w:t>.</w:t>
+      </w:r>
+    </w:p>
+    <w:p>
+      <w:pPr>
+        <w:pStyle w:val="Titre2"/>
+      </w:pPr>
+      <w:bookmarkStart w:id="31" w:name="toc21"/>
+      <w:r>
+        <w:t>Normaliser par le niveau d'observation</w:t>
+      </w:r>
+      <w:bookmarkEnd w:id="31"/>
+    </w:p>
+    <w:p>
+      <w:pPr>
+        <w:spacing w:after="130"/>
+      </w:pPr>
+      <w:r>
+        <w:t xml:space="preserve">Plus on surveille un endroit, plus on y détecte d'incidents. Un coin très surveillé peut sembler « dangereux » uniquement parce qu'on y regarde. Inversement, une zone peu surveillée paraît calme alors qu'on n'y voit rien. SIPDMS corrige ce biais : </w:t>
+      </w:r>
+      <w:r>
+        <w:rPr>
+          <w:b/>
+          <w:bCs/>
+        </w:rPr>
+        <w:t>taux normalisé = incidents signalés ÷ niveau d'observation de la zone</w:t>
+      </w:r>
+      <w:r>
+        <w:t xml:space="preserve"> (présence d'adultes). Ce risque d'auto-confirmation est documenté pour les systèmes de prédiction fondés sur des dossiers existants (Lum et Isaac, 2016).</w:t>
       </w:r>
     </w:p>
     <w:p>
@@ -5689,35 +5510,43 @@
         <w:pStyle w:val="Titre1"/>
         <w:pageBreakBefore/>
       </w:pPr>
-      <w:bookmarkStart w:id="39" w:name="toc26"/>
+      <w:bookmarkStart w:id="32" w:name="toc22"/>
       <w:r>
         <w:rPr>
           <w:color w:val="D4A93C"/>
         </w:rPr>
         <w:lastRenderedPageBreak/>
-        <w:t xml:space="preserve">10  </w:t>
-      </w:r>
-      <w:r>
-        <w:t>La prévention : une partie aussi importante que la détection</w:t>
-      </w:r>
-      <w:bookmarkEnd w:id="39"/>
+        <w:t xml:space="preserve">9  </w:t>
+      </w:r>
+      <w:r>
+        <w:t>Trois scénarios pour comprendre SIPDMS</w:t>
+      </w:r>
+      <w:bookmarkEnd w:id="32"/>
     </w:p>
     <w:p>
       <w:pPr>
         <w:spacing w:after="130"/>
       </w:pPr>
       <w:r>
-        <w:t xml:space="preserve">Détecter ne suffit pas. Une alerte qui n'aboutit à aucune action ne protège personne. SIPDMS est pensé comme une </w:t>
-      </w:r>
-      <w:r>
-        <w:rPr>
-          <w:b/>
-          <w:bCs/>
-        </w:rPr>
-        <w:t>boucle</w:t>
-      </w:r>
-      <w:r>
-        <w:t xml:space="preserve"> : on détecte, on intervient, on mesure, on compare, on adapte.</w:t>
+        <w:t>Nous avons volontairement limité la démonstration à trois scénarios, pour que le jury retienne l'essentiel. Deux autres (altercation détectée par vidéo, intrusion) sont des extensions décrites au chapitre 16.</w:t>
+      </w:r>
+    </w:p>
+    <w:p>
+      <w:pPr>
+        <w:pStyle w:val="Titre2"/>
+      </w:pPr>
+      <w:bookmarkStart w:id="33" w:name="toc23"/>
+      <w:r>
+        <w:t>Scénario 1 : harcèlement récurrent</w:t>
+      </w:r>
+      <w:bookmarkEnd w:id="33"/>
+    </w:p>
+    <w:p>
+      <w:pPr>
+        <w:spacing w:after="130"/>
+      </w:pPr>
+      <w:r>
+        <w:t>Un lundi, un élève dépose à la borne : « On m'insulte souvent près du bâtiment B. » Jeudi, un papier dans la boîte : « Ils recommencent encore à la sortie. » Le mardi suivant, un enseignant relaie : « Les types-là me cherchent matin soir, côté B. » Trois formulations, trois canaux, trois personnes différentes.</w:t>
       </w:r>
     </w:p>
     <w:p>
@@ -5731,10 +5560,10 @@
           <w:noProof/>
         </w:rPr>
         <w:drawing>
-          <wp:inline distT="0" distB="0" distL="0" distR="0" wp14:anchorId="775F92C2" wp14:editId="288E0DB2">
-            <wp:extent cx="5143500" cy="2305050"/>
+          <wp:inline distT="0" distB="0" distL="0" distR="0" wp14:anchorId="189AE749" wp14:editId="09A7A0AF">
+            <wp:extent cx="5715000" cy="2895600"/>
             <wp:effectExtent l="0" t="0" r="0" b="0"/>
-            <wp:docPr id="143592437" name="fig15" descr="La boucle de prévention." title="Figure 15"/>
+            <wp:docPr id="1623236439" name="fig12" descr="Du texte libre à une tendance potentielle : extraction, rapprochement, alerte." title="Figure 12"/>
             <wp:cNvGraphicFramePr>
               <a:graphicFrameLocks xmlns:a="http://schemas.openxmlformats.org/drawingml/2006/main" noChangeAspect="1"/>
             </wp:cNvGraphicFramePr>
@@ -5757,7 +5586,7 @@
                   <pic:spPr bwMode="auto">
                     <a:xfrm>
                       <a:off x="0" y="0"/>
-                      <a:ext cx="5143500" cy="2305050"/>
+                      <a:ext cx="5715000" cy="2895600"/>
                     </a:xfrm>
                     <a:prstGeom prst="rect">
                       <a:avLst/>
@@ -5775,7 +5604,7 @@
         <w:spacing w:after="200"/>
         <w:jc w:val="center"/>
       </w:pPr>
-      <w:bookmarkStart w:id="40" w:name="fig15"/>
+      <w:bookmarkStart w:id="34" w:name="fig12"/>
       <w:r>
         <w:rPr>
           <w:b/>
@@ -5784,9 +5613,9 @@
           <w:sz w:val="18"/>
           <w:szCs w:val="18"/>
         </w:rPr>
-        <w:t>Figure 15</w:t>
-      </w:r>
-      <w:bookmarkEnd w:id="40"/>
+        <w:t>Figure 12</w:t>
+      </w:r>
+      <w:bookmarkEnd w:id="34"/>
       <w:r>
         <w:rPr>
           <w:i/>
@@ -5795,239 +5624,95 @@
           <w:sz w:val="18"/>
           <w:szCs w:val="18"/>
         </w:rPr>
-        <w:t xml:space="preserve"> — La boucle de prévention.</w:t>
+        <w:t xml:space="preserve"> — Du texte libre à une tendance potentielle : extraction, rapprochement, alerte.</w:t>
+      </w:r>
+    </w:p>
+    <w:p>
+      <w:pPr>
+        <w:spacing w:after="130"/>
+      </w:pPr>
+      <w:r>
+        <w:t xml:space="preserve">Le TALN extrait pour chacun le type (harcèlement verbal), le lieu et le créneau quand ils sont cités ; la similarité rapproche les trois ; SIPDMS ajoute la proximité dans le temps, le lieu et la répétition. Il produit : </w:t>
+      </w:r>
+      <w:r>
+        <w:rPr>
+          <w:b/>
+          <w:bCs/>
+        </w:rPr>
+        <w:t>« Tendance potentielle détectée, vérification humaine recommandée. »</w:t>
+      </w:r>
+      <w:r>
+        <w:t xml:space="preserve"> Il ne produit jamais « X est un harceleur », et ne cherche pas à identifier d'auteur.</w:t>
+      </w:r>
+    </w:p>
+    <w:p>
+      <w:pPr>
+        <w:keepNext/>
+        <w:keepLines/>
+        <w:pBdr>
+          <w:top w:val="single" w:sz="4" w:space="4" w:color="F7EBC8"/>
+          <w:left w:val="single" w:sz="36" w:space="10" w:color="D4A93C"/>
+          <w:bottom w:val="none" w:sz="0" w:space="0" w:color="FFFFFF"/>
+          <w:right w:val="none" w:sz="0" w:space="0" w:color="FFFFFF"/>
+        </w:pBdr>
+        <w:shd w:val="clear" w:color="auto" w:fill="F7EBC8"/>
+        <w:spacing w:before="120" w:after="40" w:line="276" w:lineRule="auto"/>
+        <w:ind w:left="260" w:right="160"/>
+      </w:pPr>
+      <w:r>
+        <w:rPr>
+          <w:b/>
+          <w:bCs/>
+          <w:color w:val="D4A93C"/>
+          <w:sz w:val="22"/>
+          <w:szCs w:val="22"/>
+        </w:rPr>
+        <w:t>Ce qui change pour l'établissement</w:t>
+      </w:r>
+    </w:p>
+    <w:p>
+      <w:pPr>
+        <w:keepLines/>
+        <w:pBdr>
+          <w:top w:val="none" w:sz="0" w:space="0" w:color="FFFFFF"/>
+          <w:left w:val="single" w:sz="36" w:space="10" w:color="D4A93C"/>
+          <w:bottom w:val="single" w:sz="4" w:space="4" w:color="F7EBC8"/>
+          <w:right w:val="none" w:sz="0" w:space="0" w:color="FFFFFF"/>
+        </w:pBdr>
+        <w:shd w:val="clear" w:color="auto" w:fill="F7EBC8"/>
+        <w:spacing w:after="200" w:line="276" w:lineRule="auto"/>
+        <w:ind w:left="260" w:right="160"/>
+      </w:pPr>
+      <w:r>
+        <w:t xml:space="preserve">Le surveillant ne découvre pas trois papiers séparés. Il reçoit </w:t>
+      </w:r>
+      <w:r>
+        <w:rPr>
+          <w:b/>
+          <w:bCs/>
+        </w:rPr>
+        <w:t>une situation avec son contexte</w:t>
+      </w:r>
+      <w:r>
+        <w:t>, et peut décider d'une présence adulte à la sortie, d'un entretien avec la personne qui a signalé (via le code de suivi), ou d'une médiation.</w:t>
       </w:r>
     </w:p>
     <w:p>
       <w:pPr>
         <w:pStyle w:val="Titre2"/>
       </w:pPr>
-      <w:bookmarkStart w:id="41" w:name="toc27"/>
-      <w:r>
-        <w:t>Des recommandations non punitives</w:t>
-      </w:r>
-      <w:bookmarkEnd w:id="41"/>
-    </w:p>
-    <w:p>
-      <w:pPr>
-        <w:keepNext/>
+      <w:bookmarkStart w:id="35" w:name="toc24"/>
+      <w:r>
+        <w:t>Scénario 2 : vandalisme et analyse spatio-temporelle</w:t>
+      </w:r>
+      <w:bookmarkEnd w:id="35"/>
+    </w:p>
+    <w:p>
+      <w:pPr>
         <w:spacing w:after="130"/>
       </w:pPr>
       <w:r>
-        <w:t>Quand une tendance est confirmée, SIPDMS propose des pistes d'action de type éducatif et organisationnel, que la direction choisit ou non :</w:t>
-      </w:r>
-    </w:p>
-    <w:p>
-      <w:pPr>
-        <w:pStyle w:val="Paragraphedeliste"/>
-        <w:numPr>
-          <w:ilvl w:val="0"/>
-          <w:numId w:val="2"/>
-        </w:numPr>
-        <w:spacing w:after="70" w:line="280" w:lineRule="auto"/>
-      </w:pPr>
-      <w:r>
-        <w:t>renforcer la présence adulte autour du bâtiment B entre 12 h 45 et 13 h 30 ;</w:t>
-      </w:r>
-    </w:p>
-    <w:p>
-      <w:pPr>
-        <w:pStyle w:val="Paragraphedeliste"/>
-        <w:numPr>
-          <w:ilvl w:val="0"/>
-          <w:numId w:val="2"/>
-        </w:numPr>
-        <w:spacing w:after="70" w:line="280" w:lineRule="auto"/>
-      </w:pPr>
-      <w:r>
-        <w:t>améliorer l'éclairage ou modifier un flux de circulation ;</w:t>
-      </w:r>
-    </w:p>
-    <w:p>
-      <w:pPr>
-        <w:pStyle w:val="Paragraphedeliste"/>
-        <w:numPr>
-          <w:ilvl w:val="0"/>
-          <w:numId w:val="2"/>
-        </w:numPr>
-        <w:spacing w:after="70" w:line="280" w:lineRule="auto"/>
-      </w:pPr>
-      <w:r>
-        <w:t>proposer une médiation après répétition d'un même type de signalement ;</w:t>
-      </w:r>
-    </w:p>
-    <w:p>
-      <w:pPr>
-        <w:pStyle w:val="Paragraphedeliste"/>
-        <w:numPr>
-          <w:ilvl w:val="0"/>
-          <w:numId w:val="2"/>
-        </w:numPr>
-        <w:spacing w:after="70" w:line="280" w:lineRule="auto"/>
-      </w:pPr>
-      <w:r>
-        <w:t>organiser une sensibilisation ciblée, sans désigner de personnes ;</w:t>
-      </w:r>
-    </w:p>
-    <w:p>
-      <w:pPr>
-        <w:pStyle w:val="Paragraphedeliste"/>
-        <w:numPr>
-          <w:ilvl w:val="0"/>
-          <w:numId w:val="2"/>
-        </w:numPr>
-        <w:spacing w:after="140" w:line="280" w:lineRule="auto"/>
-      </w:pPr>
-      <w:r>
-        <w:t>réaménager un espace ou un horaire (échelonner les sorties, par exemple).</w:t>
-      </w:r>
-    </w:p>
-    <w:p>
-      <w:pPr>
-        <w:pStyle w:val="Titre2"/>
-      </w:pPr>
-      <w:bookmarkStart w:id="42" w:name="toc28"/>
-      <w:r>
-        <w:t>Un parcours d'aide à la victime</w:t>
-      </w:r>
-      <w:bookmarkEnd w:id="42"/>
-    </w:p>
-    <w:p>
-      <w:pPr>
-        <w:keepNext/>
-        <w:spacing w:after="130"/>
-      </w:pPr>
-      <w:r>
-        <w:t>La prévention concerne aussi celui qui souffre. Chaque signalement de harcèlement ouvre un parcours simple :</w:t>
-      </w:r>
-    </w:p>
-    <w:p>
-      <w:pPr>
-        <w:pStyle w:val="Paragraphedeliste"/>
-        <w:numPr>
-          <w:ilvl w:val="0"/>
-          <w:numId w:val="3"/>
-        </w:numPr>
-        <w:spacing w:after="80" w:line="280" w:lineRule="auto"/>
-      </w:pPr>
-      <w:r>
-        <w:rPr>
-          <w:b/>
-          <w:bCs/>
-        </w:rPr>
-        <w:t>Écoute</w:t>
-      </w:r>
-      <w:r>
-        <w:t xml:space="preserve"> par un adulte identifié et formé, via le code de suivi si l'élève souhaite rester anonyme ;</w:t>
-      </w:r>
-    </w:p>
-    <w:p>
-      <w:pPr>
-        <w:pStyle w:val="Paragraphedeliste"/>
-        <w:numPr>
-          <w:ilvl w:val="0"/>
-          <w:numId w:val="3"/>
-        </w:numPr>
-        <w:spacing w:after="80" w:line="280" w:lineRule="auto"/>
-      </w:pPr>
-      <w:r>
-        <w:rPr>
-          <w:b/>
-          <w:bCs/>
-        </w:rPr>
-        <w:t>Protection immédiate</w:t>
-      </w:r>
-      <w:r>
-        <w:t xml:space="preserve"> : aucune fuite vers la personne mise en cause, aucune représaille tolérée ;</w:t>
-      </w:r>
-    </w:p>
-    <w:p>
-      <w:pPr>
-        <w:pStyle w:val="Paragraphedeliste"/>
-        <w:numPr>
-          <w:ilvl w:val="0"/>
-          <w:numId w:val="3"/>
-        </w:numPr>
-        <w:spacing w:after="80" w:line="280" w:lineRule="auto"/>
-      </w:pPr>
-      <w:r>
-        <w:rPr>
-          <w:b/>
-          <w:bCs/>
-        </w:rPr>
-        <w:t>Médiation ou accompagnement</w:t>
-      </w:r>
-      <w:r>
-        <w:t xml:space="preserve"> selon la situation, avec les adultes compétents ;</w:t>
-      </w:r>
-    </w:p>
-    <w:p>
-      <w:pPr>
-        <w:pStyle w:val="Paragraphedeliste"/>
-        <w:numPr>
-          <w:ilvl w:val="0"/>
-          <w:numId w:val="3"/>
-        </w:numPr>
-        <w:spacing w:after="80" w:line="280" w:lineRule="auto"/>
-      </w:pPr>
-      <w:r>
-        <w:rPr>
-          <w:b/>
-          <w:bCs/>
-        </w:rPr>
-        <w:t>Suivi</w:t>
-      </w:r>
-      <w:r>
-        <w:t xml:space="preserve"> à deux semaines : la situation s'est-elle apaisée ?</w:t>
-      </w:r>
-    </w:p>
-    <w:p>
-      <w:pPr>
-        <w:pStyle w:val="Titre2"/>
-      </w:pPr>
-      <w:bookmarkStart w:id="43" w:name="toc29"/>
-      <w:r>
-        <w:lastRenderedPageBreak/>
-        <w:t>Mesurer l'effet : avant, après, et zone témoin</w:t>
-      </w:r>
-      <w:bookmarkEnd w:id="43"/>
-    </w:p>
-    <w:p>
-      <w:pPr>
-        <w:spacing w:after="130"/>
-      </w:pPr>
-      <w:r>
-        <w:t xml:space="preserve">Comment savoir si une action a servi ? En comparant les incidents </w:t>
-      </w:r>
-      <w:r>
-        <w:rPr>
-          <w:i/>
-          <w:iCs/>
-        </w:rPr>
-        <w:t>avant</w:t>
-      </w:r>
-      <w:r>
-        <w:t xml:space="preserve"> et </w:t>
-      </w:r>
-      <w:r>
-        <w:rPr>
-          <w:i/>
-          <w:iCs/>
-        </w:rPr>
-        <w:t>après</w:t>
-      </w:r>
-      <w:r>
-        <w:t xml:space="preserve">, et en les comparant à une zone </w:t>
-      </w:r>
-      <w:r>
-        <w:rPr>
-          <w:b/>
-          <w:bCs/>
-        </w:rPr>
-        <w:t>témoin</w:t>
-      </w:r>
-      <w:r>
-        <w:t xml:space="preserve"> où rien n'a changé, pour ne pas confondre l'effet de l'action avec les variations naturelles.</w:t>
+        <w:t>Plusieurs dégradations sont signalées : bancs cassés, mur tagué, vitre brisée. Aucune n'est spectaculaire. Mais en cumulant les semaines, SIPDMS fait apparaître une concentration autour du bâtiment B, au même créneau, sur plusieurs jours.</w:t>
       </w:r>
     </w:p>
     <w:p>
@@ -6040,11 +5725,12 @@
         <w:rPr>
           <w:noProof/>
         </w:rPr>
+        <w:lastRenderedPageBreak/>
         <w:drawing>
-          <wp:inline distT="0" distB="0" distL="0" distR="0" wp14:anchorId="6CB02AD2" wp14:editId="3D67AD3B">
-            <wp:extent cx="5715000" cy="2562225"/>
+          <wp:inline distT="0" distB="0" distL="0" distR="0" wp14:anchorId="7ECBFFC9" wp14:editId="7320B448">
+            <wp:extent cx="5524500" cy="2552700"/>
             <wp:effectExtent l="0" t="0" r="0" b="0"/>
-            <wp:docPr id="1503410990" name="fig16" descr="Modèle jouet : l'action est supposée réduire de moitié les incidents (hypothèse), la zone témoin et le monde « sans effet » restent stables." title="Figure 16"/>
+            <wp:docPr id="529646070" name="fig13" descr="Carte de chaleur zone × créneau issue du lycée simulé, brute puis normalisée par le niveau d'observation." title="Figure 13"/>
             <wp:cNvGraphicFramePr>
               <a:graphicFrameLocks xmlns:a="http://schemas.openxmlformats.org/drawingml/2006/main" noChangeAspect="1"/>
             </wp:cNvGraphicFramePr>
@@ -6067,7 +5753,7 @@
                   <pic:spPr bwMode="auto">
                     <a:xfrm>
                       <a:off x="0" y="0"/>
-                      <a:ext cx="5715000" cy="2562225"/>
+                      <a:ext cx="5524500" cy="2552700"/>
                     </a:xfrm>
                     <a:prstGeom prst="rect">
                       <a:avLst/>
@@ -6085,7 +5771,7 @@
         <w:spacing w:after="200"/>
         <w:jc w:val="center"/>
       </w:pPr>
-      <w:bookmarkStart w:id="44" w:name="fig16"/>
+      <w:bookmarkStart w:id="36" w:name="fig13"/>
       <w:r>
         <w:rPr>
           <w:b/>
@@ -6094,9 +5780,9 @@
           <w:sz w:val="18"/>
           <w:szCs w:val="18"/>
         </w:rPr>
-        <w:t>Figure 16</w:t>
-      </w:r>
-      <w:bookmarkEnd w:id="44"/>
+        <w:t>Figure 13</w:t>
+      </w:r>
+      <w:bookmarkEnd w:id="36"/>
       <w:r>
         <w:rPr>
           <w:i/>
@@ -6105,7 +5791,7 @@
           <w:sz w:val="18"/>
           <w:szCs w:val="18"/>
         </w:rPr>
-        <w:t xml:space="preserve"> — Modèle jouet : l'action est supposée réduire de moitié les incidents (hypothèse), la zone témoin et le monde « sans effet » restent stables.</w:t>
+        <w:t xml:space="preserve"> — Carte de chaleur zone × créneau issue du lycée simulé, brute puis normalisée par le niveau d'observation.</w:t>
       </w:r>
     </w:p>
     <w:p>
@@ -6113,110 +5799,45 @@
         <w:spacing w:after="130"/>
       </w:pPr>
       <w:r>
-        <w:rPr>
-          <w:b/>
-          <w:bCs/>
-        </w:rPr>
-        <w:t>Attention à ce que cette figure prouve.</w:t>
-      </w:r>
-      <w:r>
-        <w:t xml:space="preserve"> L'effet de −50 % est une </w:t>
-      </w:r>
-      <w:r>
-        <w:rPr>
-          <w:i/>
-          <w:iCs/>
-        </w:rPr>
-        <w:t>hypothèse</w:t>
-      </w:r>
-      <w:r>
-        <w:t xml:space="preserve"> introduite dans le modèle. Elle ne montre pas qu'une présence adulte réduit réellement les incidents. Elle montre que la </w:t>
-      </w:r>
-      <w:r>
-        <w:rPr>
-          <w:b/>
-          <w:bCs/>
-        </w:rPr>
-        <w:t>méthode de mesure</w:t>
-      </w:r>
-      <w:r>
-        <w:t xml:space="preserve"> repère un changement quand il existe, et n'en invente pas quand il n'y en a pas.</w:t>
+        <w:t xml:space="preserve">La finalité n'est </w:t>
+      </w:r>
+      <w:r>
+        <w:rPr>
+          <w:b/>
+          <w:bCs/>
+        </w:rPr>
+        <w:t>pas punitive</w:t>
+      </w:r>
+      <w:r>
+        <w:t>. La carte alimente des recommandations : renforcer temporairement la présence adulte autour du bâtiment B au créneau concerné, améliorer l'éclairage, modifier un flux de circulation, organiser une médiation. Puis on observe l'évolution : détection, intervention, mesure, amélioration.</w:t>
       </w:r>
     </w:p>
     <w:p>
       <w:pPr>
         <w:pStyle w:val="Titre2"/>
       </w:pPr>
-      <w:bookmarkStart w:id="45" w:name="toc30"/>
-      <w:r>
-        <w:t>Deux idées pour aller plus loin</w:t>
-      </w:r>
-      <w:bookmarkEnd w:id="45"/>
+      <w:bookmarkStart w:id="37" w:name="toc25"/>
+      <w:r>
+        <w:t>Scénario 3 : passes de sortie et vérification de bien-être</w:t>
+      </w:r>
+      <w:bookmarkEnd w:id="37"/>
     </w:p>
     <w:p>
       <w:pPr>
         <w:spacing w:after="130"/>
       </w:pPr>
       <w:r>
-        <w:rPr>
-          <w:b/>
-          <w:bCs/>
-        </w:rPr>
-        <w:t>Un simulateur « et si ? ».</w:t>
-      </w:r>
-      <w:r>
-        <w:t xml:space="preserve"> Avant de mobiliser un surveillant, la direction pourrait tester : « et si une présence adulte était ajoutée côté B à midi ? ». Le simulateur affiche l'effet attendu </w:t>
-      </w:r>
-      <w:r>
-        <w:rPr>
-          <w:i/>
-          <w:iCs/>
-        </w:rPr>
-        <w:t>selon une hypothèse explicite et modifiable</w:t>
-      </w:r>
-      <w:r>
-        <w:t>, pas comme une prédiction.</w:t>
-      </w:r>
-    </w:p>
-    <w:p>
-      <w:pPr>
-        <w:spacing w:after="130"/>
-      </w:pPr>
-      <w:r>
-        <w:rPr>
-          <w:b/>
-          <w:bCs/>
-        </w:rPr>
-        <w:t>Une enquête de climat scolaire.</w:t>
-      </w:r>
-      <w:r>
-        <w:t xml:space="preserve"> Avec l'accord de la direction, un court questionnaire anonyme avant et après (annexe B) donnerait au CAY ses propres chiffres, ce qui manque aujourd'hui.</w:t>
-      </w:r>
-    </w:p>
-    <w:p>
-      <w:pPr>
-        <w:pStyle w:val="Titre1"/>
-        <w:pageBreakBefore/>
-      </w:pPr>
-      <w:bookmarkStart w:id="46" w:name="toc31"/>
-      <w:r>
-        <w:rPr>
-          <w:color w:val="D4A93C"/>
-        </w:rPr>
-        <w:lastRenderedPageBreak/>
-        <w:t xml:space="preserve">11  </w:t>
-      </w:r>
-      <w:r>
-        <w:t>Le tableau de bord et les rôles</w:t>
-      </w:r>
-      <w:bookmarkEnd w:id="46"/>
-    </w:p>
-    <w:p>
-      <w:pPr>
-        <w:spacing w:after="130"/>
-      </w:pPr>
-      <w:r>
-        <w:t>Le tableau de bord est le « centre de situation » du surveillant et de la direction. Il présente les alertes prioritaires, les tendances, une carte zone × créneau, l'état de traitement et les recommandations de prévention.</w:t>
+        <w:t xml:space="preserve">Un enseignant délivre un pass de sortie. SIPDMS enregistre l'heure de départ. Si l'élève n'est toujours pas revenu après une durée anormalement longue (25 minutes dans notre prototype), le système recommande une </w:t>
+      </w:r>
+      <w:r>
+        <w:rPr>
+          <w:b/>
+          <w:bCs/>
+        </w:rPr>
+        <w:t>vérification de bien-être</w:t>
+      </w:r>
+      <w:r>
+        <w:t>.</w:t>
       </w:r>
     </w:p>
     <w:p>
@@ -6230,10 +5851,10 @@
           <w:noProof/>
         </w:rPr>
         <w:drawing>
-          <wp:inline distT="0" distB="0" distL="0" distR="0" wp14:anchorId="4D6D7C7C" wp14:editId="7C4D88E5">
-            <wp:extent cx="5334000" cy="3505200"/>
+          <wp:inline distT="0" distB="0" distL="0" distR="0" wp14:anchorId="48B12E82" wp14:editId="505210E9">
+            <wp:extent cx="5715000" cy="2133600"/>
             <wp:effectExtent l="0" t="0" r="0" b="0"/>
-            <wp:docPr id="693571664" name="fig17" descr="Maquette du tableau de bord. Toutes les données affichées sont simulées (sortie de la simulation, graine 1010)." title="Figure 17"/>
+            <wp:docPr id="66537041" name="fig14" descr="La règle du pass : un seuil de durée, un retour enregistré annule tout signal." title="Figure 14"/>
             <wp:cNvGraphicFramePr>
               <a:graphicFrameLocks xmlns:a="http://schemas.openxmlformats.org/drawingml/2006/main" noChangeAspect="1"/>
             </wp:cNvGraphicFramePr>
@@ -6256,7 +5877,7 @@
                   <pic:spPr bwMode="auto">
                     <a:xfrm>
                       <a:off x="0" y="0"/>
-                      <a:ext cx="5334000" cy="3505200"/>
+                      <a:ext cx="5715000" cy="2133600"/>
                     </a:xfrm>
                     <a:prstGeom prst="rect">
                       <a:avLst/>
@@ -6274,7 +5895,7 @@
         <w:spacing w:after="200"/>
         <w:jc w:val="center"/>
       </w:pPr>
-      <w:bookmarkStart w:id="47" w:name="fig17"/>
+      <w:bookmarkStart w:id="38" w:name="fig14"/>
       <w:r>
         <w:rPr>
           <w:b/>
@@ -6283,9 +5904,9 @@
           <w:sz w:val="18"/>
           <w:szCs w:val="18"/>
         </w:rPr>
-        <w:t>Figure 17</w:t>
-      </w:r>
-      <w:bookmarkEnd w:id="47"/>
+        <w:t>Figure 14</w:t>
+      </w:r>
+      <w:bookmarkEnd w:id="38"/>
       <w:r>
         <w:rPr>
           <w:i/>
@@ -6294,16 +5915,32 @@
           <w:sz w:val="18"/>
           <w:szCs w:val="18"/>
         </w:rPr>
-        <w:t xml:space="preserve"> — Maquette du tableau de bord. Toutes les données affichées sont simulées (sortie de la simulation, graine 1010).</w:t>
-      </w:r>
-    </w:p>
-    <w:p>
-      <w:pPr>
-        <w:keepNext/>
+        <w:t xml:space="preserve"> — La règle du pass : un seuil de durée, un retour enregistré annule tout signal.</w:t>
+      </w:r>
+    </w:p>
+    <w:p>
+      <w:pPr>
         <w:spacing w:after="130"/>
       </w:pPr>
       <w:r>
-        <w:t>Trois rôles suffisent pour la démonstration :</w:t>
+        <w:rPr>
+          <w:b/>
+          <w:bCs/>
+        </w:rPr>
+        <w:t>Ce n'est pas une « police des toilettes ».</w:t>
+      </w:r>
+      <w:r>
+        <w:t xml:space="preserve"> Le système ne compte pas les sorties d'un élève, ne les met pas en statistique individuelle et n'enregistre rien d'autre que la durée. Les données du pass sont effacées au retour. L'angle est la </w:t>
+      </w:r>
+      <w:r>
+        <w:rPr>
+          <w:b/>
+          <w:bCs/>
+        </w:rPr>
+        <w:t>sécurité</w:t>
+      </w:r>
+      <w:r>
+        <w:t xml:space="preserve"> : sans téléphone, un élève sorti de classe n'a aucun moyen de prévenir quelqu'un s'il a un malaise ou un problème. Si une trace existe dans un autre journal (infirmerie, vie scolaire), la corrélation évite une fausse alerte.</w:t>
       </w:r>
     </w:p>
     <w:p>
@@ -6315,78 +5952,20 @@
           <w:b/>
           <w:bCs/>
         </w:rPr>
-        <w:t>Élève.</w:t>
-      </w:r>
-      <w:r>
-        <w:t xml:space="preserve"> Signaler, suivre sa demande avec le code anonyme, demander de l'aide, consulter des informations de prévention. Il n'a accès à aucune donnée sur autrui.</w:t>
-      </w:r>
-    </w:p>
-    <w:p>
-      <w:pPr>
-        <w:spacing w:after="130"/>
-      </w:pPr>
-      <w:r>
-        <w:rPr>
-          <w:b/>
-          <w:bCs/>
-        </w:rPr>
-        <w:t>Surveillant.</w:t>
-      </w:r>
-      <w:r>
-        <w:t xml:space="preserve"> Consulter les alertes pertinentes pour lui, les vérifier, intervenir, </w:t>
-      </w:r>
-      <w:r>
-        <w:rPr>
-          <w:b/>
-          <w:bCs/>
-        </w:rPr>
-        <w:t>qualifier</w:t>
-      </w:r>
-      <w:r>
-        <w:t xml:space="preserve"> l'alerte et suivre la situation.</w:t>
-      </w:r>
-    </w:p>
-    <w:p>
-      <w:pPr>
-        <w:spacing w:after="130"/>
-      </w:pPr>
-      <w:r>
-        <w:rPr>
-          <w:b/>
-          <w:bCs/>
-        </w:rPr>
-        <w:t>Direction.</w:t>
-      </w:r>
-      <w:r>
-        <w:t xml:space="preserve"> Voir les tendances, les cartes et les recommandations, et évaluer l'effet des actions. La direction n'a pas besoin de connaître les identités : elle travaille sur des situations agrégées.</w:t>
-      </w:r>
-    </w:p>
-    <w:p>
-      <w:pPr>
-        <w:spacing w:after="130"/>
-      </w:pPr>
-      <w:r>
-        <w:t>D'autres rôles sont des extensions : l'</w:t>
-      </w:r>
-      <w:r>
-        <w:rPr>
-          <w:b/>
-          <w:bCs/>
-        </w:rPr>
-        <w:t>enseignant</w:t>
-      </w:r>
-      <w:r>
-        <w:t xml:space="preserve"> (délivrer les passes, relayer un signalement) et l'</w:t>
-      </w:r>
-      <w:r>
-        <w:rPr>
-          <w:b/>
-          <w:bCs/>
-        </w:rPr>
-        <w:t>administrateur</w:t>
-      </w:r>
-      <w:r>
-        <w:t xml:space="preserve"> (droits d'accès, sécurité, audit).</w:t>
+        <w:t>Un choix assumé :</w:t>
+      </w:r>
+      <w:r>
+        <w:t xml:space="preserve"> c'est un </w:t>
+      </w:r>
+      <w:r>
+        <w:rPr>
+          <w:b/>
+          <w:bCs/>
+        </w:rPr>
+        <w:t>moteur de règles, pas une IA</w:t>
+      </w:r>
+      <w:r>
+        <w:t>. Le présenter ainsi renforce la crédibilité du projet.</w:t>
       </w:r>
     </w:p>
     <w:p>
@@ -6394,56 +5973,36 @@
         <w:pStyle w:val="Titre1"/>
         <w:pageBreakBefore/>
       </w:pPr>
-      <w:bookmarkStart w:id="48" w:name="toc32"/>
+      <w:bookmarkStart w:id="39" w:name="toc26"/>
       <w:r>
         <w:rPr>
           <w:color w:val="D4A93C"/>
         </w:rPr>
         <w:lastRenderedPageBreak/>
-        <w:t xml:space="preserve">12  </w:t>
-      </w:r>
-      <w:r>
-        <w:t>Évaluation expérimentale : prouver que l'IA apporte quelque chose</w:t>
-      </w:r>
-      <w:bookmarkEnd w:id="48"/>
+        <w:t xml:space="preserve">10  </w:t>
+      </w:r>
+      <w:r>
+        <w:t>La prévention : une partie aussi importante que la détection</w:t>
+      </w:r>
+      <w:bookmarkEnd w:id="39"/>
     </w:p>
     <w:p>
       <w:pPr>
         <w:spacing w:after="130"/>
       </w:pPr>
       <w:r>
-        <w:t xml:space="preserve">Dire « notre système marche » ne suffit pas. Nous voulons montrer, avec une méthode honnête, que chaque brique d'IA </w:t>
-      </w:r>
-      <w:r>
-        <w:rPr>
-          <w:b/>
-          <w:bCs/>
-        </w:rPr>
-        <w:t>apporte quelque chose</w:t>
-      </w:r>
-      <w:r>
-        <w:t xml:space="preserve"> par rapport à de simples règles. Comme nous ne pouvons pas tester sur de vrais incidents d'élèves, nous construisons un </w:t>
-      </w:r>
-      <w:r>
-        <w:rPr>
-          <w:b/>
-          <w:bCs/>
-        </w:rPr>
-        <w:t>lycée simulé</w:t>
-      </w:r>
-      <w:r>
-        <w:t xml:space="preserve"> où la vérité est connue.</w:t>
-      </w:r>
-    </w:p>
-    <w:p>
-      <w:pPr>
-        <w:pStyle w:val="Titre2"/>
-      </w:pPr>
-      <w:bookmarkStart w:id="49" w:name="toc33"/>
-      <w:r>
-        <w:t>Le lycée simulé</w:t>
-      </w:r>
-      <w:bookmarkEnd w:id="49"/>
+        <w:t xml:space="preserve">Détecter ne suffit pas. Une alerte qui n'aboutit à aucune action ne protège personne. SIPDMS est pensé comme une </w:t>
+      </w:r>
+      <w:r>
+        <w:rPr>
+          <w:b/>
+          <w:bCs/>
+        </w:rPr>
+        <w:t>boucle</w:t>
+      </w:r>
+      <w:r>
+        <w:t xml:space="preserve"> : on détecte, on intervient, on mesure, on compare, on adapte.</w:t>
+      </w:r>
     </w:p>
     <w:p>
       <w:pPr>
@@ -6456,10 +6015,10 @@
           <w:noProof/>
         </w:rPr>
         <w:drawing>
-          <wp:inline distT="0" distB="0" distL="0" distR="0" wp14:anchorId="4589AFF4" wp14:editId="4E2FF9BC">
-            <wp:extent cx="5429250" cy="2676525"/>
+          <wp:inline distT="0" distB="0" distL="0" distR="0" wp14:anchorId="775F92C2" wp14:editId="288E0DB2">
+            <wp:extent cx="5143500" cy="2305050"/>
             <wp:effectExtent l="0" t="0" r="0" b="0"/>
-            <wp:docPr id="900432815" name="fig18" descr="Le lycée simulé : zones, niveaux d'observation et incidents injectés (exemple d'une simulation)." title="Figure 18"/>
+            <wp:docPr id="143592437" name="fig15" descr="La boucle de prévention." title="Figure 15"/>
             <wp:cNvGraphicFramePr>
               <a:graphicFrameLocks xmlns:a="http://schemas.openxmlformats.org/drawingml/2006/main" noChangeAspect="1"/>
             </wp:cNvGraphicFramePr>
@@ -6482,6 +6041,731 @@
                   <pic:spPr bwMode="auto">
                     <a:xfrm>
                       <a:off x="0" y="0"/>
+                      <a:ext cx="5143500" cy="2305050"/>
+                    </a:xfrm>
+                    <a:prstGeom prst="rect">
+                      <a:avLst/>
+                    </a:prstGeom>
+                  </pic:spPr>
+                </pic:pic>
+              </a:graphicData>
+            </a:graphic>
+          </wp:inline>
+        </w:drawing>
+      </w:r>
+    </w:p>
+    <w:p>
+      <w:pPr>
+        <w:spacing w:after="200"/>
+        <w:jc w:val="center"/>
+      </w:pPr>
+      <w:bookmarkStart w:id="40" w:name="fig15"/>
+      <w:r>
+        <w:rPr>
+          <w:b/>
+          <w:bCs/>
+          <w:color w:val="1F6FEB"/>
+          <w:sz w:val="18"/>
+          <w:szCs w:val="18"/>
+        </w:rPr>
+        <w:t>Figure 15</w:t>
+      </w:r>
+      <w:bookmarkEnd w:id="40"/>
+      <w:r>
+        <w:rPr>
+          <w:i/>
+          <w:iCs/>
+          <w:color w:val="5B6B82"/>
+          <w:sz w:val="18"/>
+          <w:szCs w:val="18"/>
+        </w:rPr>
+        <w:t xml:space="preserve"> — La boucle de prévention.</w:t>
+      </w:r>
+    </w:p>
+    <w:p>
+      <w:pPr>
+        <w:pStyle w:val="Titre2"/>
+      </w:pPr>
+      <w:bookmarkStart w:id="41" w:name="toc27"/>
+      <w:r>
+        <w:t>Des recommandations non punitives</w:t>
+      </w:r>
+      <w:bookmarkEnd w:id="41"/>
+    </w:p>
+    <w:p>
+      <w:pPr>
+        <w:keepNext/>
+        <w:spacing w:after="130"/>
+      </w:pPr>
+      <w:r>
+        <w:t>Quand une tendance est confirmée, SIPDMS propose des pistes d'action de type éducatif et organisationnel, que la direction choisit ou non :</w:t>
+      </w:r>
+    </w:p>
+    <w:p>
+      <w:pPr>
+        <w:pStyle w:val="Paragraphedeliste"/>
+        <w:numPr>
+          <w:ilvl w:val="0"/>
+          <w:numId w:val="2"/>
+        </w:numPr>
+        <w:spacing w:after="70" w:line="280" w:lineRule="auto"/>
+      </w:pPr>
+      <w:r>
+        <w:t>renforcer la présence adulte autour du bâtiment B entre 12 h 45 et 13 h 30 ;</w:t>
+      </w:r>
+    </w:p>
+    <w:p>
+      <w:pPr>
+        <w:pStyle w:val="Paragraphedeliste"/>
+        <w:numPr>
+          <w:ilvl w:val="0"/>
+          <w:numId w:val="2"/>
+        </w:numPr>
+        <w:spacing w:after="70" w:line="280" w:lineRule="auto"/>
+      </w:pPr>
+      <w:r>
+        <w:t>améliorer l'éclairage ou modifier un flux de circulation ;</w:t>
+      </w:r>
+    </w:p>
+    <w:p>
+      <w:pPr>
+        <w:pStyle w:val="Paragraphedeliste"/>
+        <w:numPr>
+          <w:ilvl w:val="0"/>
+          <w:numId w:val="2"/>
+        </w:numPr>
+        <w:spacing w:after="70" w:line="280" w:lineRule="auto"/>
+      </w:pPr>
+      <w:r>
+        <w:t>proposer une médiation après répétition d'un même type de signalement ;</w:t>
+      </w:r>
+    </w:p>
+    <w:p>
+      <w:pPr>
+        <w:pStyle w:val="Paragraphedeliste"/>
+        <w:numPr>
+          <w:ilvl w:val="0"/>
+          <w:numId w:val="2"/>
+        </w:numPr>
+        <w:spacing w:after="70" w:line="280" w:lineRule="auto"/>
+      </w:pPr>
+      <w:r>
+        <w:t>organiser une sensibilisation ciblée, sans désigner de personnes ;</w:t>
+      </w:r>
+    </w:p>
+    <w:p>
+      <w:pPr>
+        <w:pStyle w:val="Paragraphedeliste"/>
+        <w:numPr>
+          <w:ilvl w:val="0"/>
+          <w:numId w:val="2"/>
+        </w:numPr>
+        <w:spacing w:after="140" w:line="280" w:lineRule="auto"/>
+      </w:pPr>
+      <w:r>
+        <w:t>réaménager un espace ou un horaire (échelonner les sorties, par exemple).</w:t>
+      </w:r>
+    </w:p>
+    <w:p>
+      <w:pPr>
+        <w:pStyle w:val="Titre2"/>
+      </w:pPr>
+      <w:bookmarkStart w:id="42" w:name="toc28"/>
+      <w:r>
+        <w:t>Un parcours d'aide à la victime</w:t>
+      </w:r>
+      <w:bookmarkEnd w:id="42"/>
+    </w:p>
+    <w:p>
+      <w:pPr>
+        <w:keepNext/>
+        <w:spacing w:after="130"/>
+      </w:pPr>
+      <w:r>
+        <w:t>La prévention concerne aussi celui qui souffre. Chaque signalement de harcèlement ouvre un parcours simple :</w:t>
+      </w:r>
+    </w:p>
+    <w:p>
+      <w:pPr>
+        <w:pStyle w:val="Paragraphedeliste"/>
+        <w:numPr>
+          <w:ilvl w:val="0"/>
+          <w:numId w:val="3"/>
+        </w:numPr>
+        <w:spacing w:after="80" w:line="280" w:lineRule="auto"/>
+      </w:pPr>
+      <w:r>
+        <w:rPr>
+          <w:b/>
+          <w:bCs/>
+        </w:rPr>
+        <w:t>Écoute</w:t>
+      </w:r>
+      <w:r>
+        <w:t xml:space="preserve"> par un adulte identifié et formé, via le code de suivi si l'élève souhaite rester anonyme ;</w:t>
+      </w:r>
+    </w:p>
+    <w:p>
+      <w:pPr>
+        <w:pStyle w:val="Paragraphedeliste"/>
+        <w:numPr>
+          <w:ilvl w:val="0"/>
+          <w:numId w:val="3"/>
+        </w:numPr>
+        <w:spacing w:after="80" w:line="280" w:lineRule="auto"/>
+      </w:pPr>
+      <w:r>
+        <w:rPr>
+          <w:b/>
+          <w:bCs/>
+        </w:rPr>
+        <w:t>Protection immédiate</w:t>
+      </w:r>
+      <w:r>
+        <w:t xml:space="preserve"> : aucune fuite vers la personne mise en cause, aucune représaille tolérée ;</w:t>
+      </w:r>
+    </w:p>
+    <w:p>
+      <w:pPr>
+        <w:pStyle w:val="Paragraphedeliste"/>
+        <w:numPr>
+          <w:ilvl w:val="0"/>
+          <w:numId w:val="3"/>
+        </w:numPr>
+        <w:spacing w:after="80" w:line="280" w:lineRule="auto"/>
+      </w:pPr>
+      <w:r>
+        <w:rPr>
+          <w:b/>
+          <w:bCs/>
+        </w:rPr>
+        <w:t>Médiation ou accompagnement</w:t>
+      </w:r>
+      <w:r>
+        <w:t xml:space="preserve"> selon la situation, avec les adultes compétents ;</w:t>
+      </w:r>
+    </w:p>
+    <w:p>
+      <w:pPr>
+        <w:pStyle w:val="Paragraphedeliste"/>
+        <w:numPr>
+          <w:ilvl w:val="0"/>
+          <w:numId w:val="3"/>
+        </w:numPr>
+        <w:spacing w:after="80" w:line="280" w:lineRule="auto"/>
+      </w:pPr>
+      <w:r>
+        <w:rPr>
+          <w:b/>
+          <w:bCs/>
+        </w:rPr>
+        <w:t>Suivi</w:t>
+      </w:r>
+      <w:r>
+        <w:t xml:space="preserve"> à deux semaines : la situation s'est-elle apaisée ?</w:t>
+      </w:r>
+    </w:p>
+    <w:p>
+      <w:pPr>
+        <w:pStyle w:val="Titre2"/>
+      </w:pPr>
+      <w:bookmarkStart w:id="43" w:name="toc29"/>
+      <w:r>
+        <w:lastRenderedPageBreak/>
+        <w:t>Mesurer l'effet : avant, après, et zone témoin</w:t>
+      </w:r>
+      <w:bookmarkEnd w:id="43"/>
+    </w:p>
+    <w:p>
+      <w:pPr>
+        <w:spacing w:after="130"/>
+      </w:pPr>
+      <w:r>
+        <w:t xml:space="preserve">Comment savoir si une action a servi ? En comparant les incidents </w:t>
+      </w:r>
+      <w:r>
+        <w:rPr>
+          <w:i/>
+          <w:iCs/>
+        </w:rPr>
+        <w:t>avant</w:t>
+      </w:r>
+      <w:r>
+        <w:t xml:space="preserve"> et </w:t>
+      </w:r>
+      <w:r>
+        <w:rPr>
+          <w:i/>
+          <w:iCs/>
+        </w:rPr>
+        <w:t>après</w:t>
+      </w:r>
+      <w:r>
+        <w:t xml:space="preserve">, et en les comparant à une zone </w:t>
+      </w:r>
+      <w:r>
+        <w:rPr>
+          <w:b/>
+          <w:bCs/>
+        </w:rPr>
+        <w:t>témoin</w:t>
+      </w:r>
+      <w:r>
+        <w:t xml:space="preserve"> où rien n'a changé, pour ne pas confondre l'effet de l'action avec les variations naturelles.</w:t>
+      </w:r>
+    </w:p>
+    <w:p>
+      <w:pPr>
+        <w:keepNext/>
+        <w:spacing w:before="100" w:after="40"/>
+        <w:jc w:val="center"/>
+      </w:pPr>
+      <w:r>
+        <w:rPr>
+          <w:noProof/>
+        </w:rPr>
+        <w:drawing>
+          <wp:inline distT="0" distB="0" distL="0" distR="0" wp14:anchorId="6CB02AD2" wp14:editId="3D67AD3B">
+            <wp:extent cx="5715000" cy="2562225"/>
+            <wp:effectExtent l="0" t="0" r="0" b="0"/>
+            <wp:docPr id="1503410990" name="fig16" descr="Modèle jouet : l'action est supposée réduire de moitié les incidents (hypothèse), la zone témoin et le monde « sans effet » restent stables." title="Figure 16"/>
+            <wp:cNvGraphicFramePr>
+              <a:graphicFrameLocks xmlns:a="http://schemas.openxmlformats.org/drawingml/2006/main" noChangeAspect="1"/>
+            </wp:cNvGraphicFramePr>
+            <a:graphic xmlns:a="http://schemas.openxmlformats.org/drawingml/2006/main">
+              <a:graphicData uri="http://schemas.openxmlformats.org/drawingml/2006/picture">
+                <pic:pic xmlns:pic="http://schemas.openxmlformats.org/drawingml/2006/picture">
+                  <pic:nvPicPr>
+                    <pic:cNvPr id="0" name=""/>
+                    <pic:cNvPicPr>
+                      <a:picLocks noChangeAspect="1" noChangeArrowheads="1"/>
+                    </pic:cNvPicPr>
+                  </pic:nvPicPr>
+                  <pic:blipFill>
+                    <a:blip r:embed="rId26"/>
+                    <a:srcRect/>
+                    <a:stretch>
+                      <a:fillRect/>
+                    </a:stretch>
+                  </pic:blipFill>
+                  <pic:spPr bwMode="auto">
+                    <a:xfrm>
+                      <a:off x="0" y="0"/>
+                      <a:ext cx="5715000" cy="2562225"/>
+                    </a:xfrm>
+                    <a:prstGeom prst="rect">
+                      <a:avLst/>
+                    </a:prstGeom>
+                  </pic:spPr>
+                </pic:pic>
+              </a:graphicData>
+            </a:graphic>
+          </wp:inline>
+        </w:drawing>
+      </w:r>
+    </w:p>
+    <w:p>
+      <w:pPr>
+        <w:spacing w:after="200"/>
+        <w:jc w:val="center"/>
+      </w:pPr>
+      <w:bookmarkStart w:id="44" w:name="fig16"/>
+      <w:r>
+        <w:rPr>
+          <w:b/>
+          <w:bCs/>
+          <w:color w:val="1F6FEB"/>
+          <w:sz w:val="18"/>
+          <w:szCs w:val="18"/>
+        </w:rPr>
+        <w:t>Figure 16</w:t>
+      </w:r>
+      <w:bookmarkEnd w:id="44"/>
+      <w:r>
+        <w:rPr>
+          <w:i/>
+          <w:iCs/>
+          <w:color w:val="5B6B82"/>
+          <w:sz w:val="18"/>
+          <w:szCs w:val="18"/>
+        </w:rPr>
+        <w:t xml:space="preserve"> — Modèle jouet : l'action est supposée réduire de moitié les incidents (hypothèse), la zone témoin et le monde « sans effet » restent stables.</w:t>
+      </w:r>
+    </w:p>
+    <w:p>
+      <w:pPr>
+        <w:spacing w:after="130"/>
+      </w:pPr>
+      <w:r>
+        <w:rPr>
+          <w:b/>
+          <w:bCs/>
+        </w:rPr>
+        <w:t>Attention à ce que cette figure prouve.</w:t>
+      </w:r>
+      <w:r>
+        <w:t xml:space="preserve"> L'effet de −50 % est une </w:t>
+      </w:r>
+      <w:r>
+        <w:rPr>
+          <w:i/>
+          <w:iCs/>
+        </w:rPr>
+        <w:t>hypothèse</w:t>
+      </w:r>
+      <w:r>
+        <w:t xml:space="preserve"> introduite dans le modèle. Elle ne montre pas qu'une présence adulte réduit réellement les incidents. Elle montre que la </w:t>
+      </w:r>
+      <w:r>
+        <w:rPr>
+          <w:b/>
+          <w:bCs/>
+        </w:rPr>
+        <w:t>méthode de mesure</w:t>
+      </w:r>
+      <w:r>
+        <w:t xml:space="preserve"> repère un changement quand il existe, et n'en invente pas quand il n'y en a pas.</w:t>
+      </w:r>
+    </w:p>
+    <w:p>
+      <w:pPr>
+        <w:pStyle w:val="Titre2"/>
+      </w:pPr>
+      <w:bookmarkStart w:id="45" w:name="toc30"/>
+      <w:r>
+        <w:t>Deux idées pour aller plus loin</w:t>
+      </w:r>
+      <w:bookmarkEnd w:id="45"/>
+    </w:p>
+    <w:p>
+      <w:pPr>
+        <w:spacing w:after="130"/>
+      </w:pPr>
+      <w:r>
+        <w:rPr>
+          <w:b/>
+          <w:bCs/>
+        </w:rPr>
+        <w:t>Un simulateur « et si ? ».</w:t>
+      </w:r>
+      <w:r>
+        <w:t xml:space="preserve"> Avant de mobiliser un surveillant, la direction pourrait tester : « et si une présence adulte était ajoutée côté B à midi ? ». Le simulateur affiche l'effet attendu </w:t>
+      </w:r>
+      <w:r>
+        <w:rPr>
+          <w:i/>
+          <w:iCs/>
+        </w:rPr>
+        <w:t>selon une hypothèse explicite et modifiable</w:t>
+      </w:r>
+      <w:r>
+        <w:t>, pas comme une prédiction.</w:t>
+      </w:r>
+    </w:p>
+    <w:p>
+      <w:pPr>
+        <w:spacing w:after="130"/>
+      </w:pPr>
+      <w:r>
+        <w:rPr>
+          <w:b/>
+          <w:bCs/>
+        </w:rPr>
+        <w:t>Une enquête de climat scolaire.</w:t>
+      </w:r>
+      <w:r>
+        <w:t xml:space="preserve"> Avec l'accord de la direction, un court questionnaire anonyme avant et après (annexe B) donnerait au CAY ses propres chiffres, ce qui manque aujourd'hui.</w:t>
+      </w:r>
+    </w:p>
+    <w:p>
+      <w:pPr>
+        <w:pStyle w:val="Titre1"/>
+        <w:pageBreakBefore/>
+      </w:pPr>
+      <w:bookmarkStart w:id="46" w:name="toc31"/>
+      <w:r>
+        <w:rPr>
+          <w:color w:val="D4A93C"/>
+        </w:rPr>
+        <w:lastRenderedPageBreak/>
+        <w:t xml:space="preserve">11  </w:t>
+      </w:r>
+      <w:r>
+        <w:t>Le tableau de bord et les rôles</w:t>
+      </w:r>
+      <w:bookmarkEnd w:id="46"/>
+    </w:p>
+    <w:p>
+      <w:pPr>
+        <w:spacing w:after="130"/>
+      </w:pPr>
+      <w:r>
+        <w:t>Le tableau de bord est le « centre de situation » du surveillant et de la direction. Il présente les alertes prioritaires, les tendances, une carte zone × créneau, l'état de traitement et les recommandations de prévention.</w:t>
+      </w:r>
+    </w:p>
+    <w:p>
+      <w:pPr>
+        <w:keepNext/>
+        <w:spacing w:before="100" w:after="40"/>
+        <w:jc w:val="center"/>
+      </w:pPr>
+      <w:r>
+        <w:rPr>
+          <w:noProof/>
+        </w:rPr>
+        <w:drawing>
+          <wp:inline distT="0" distB="0" distL="0" distR="0" wp14:anchorId="4D6D7C7C" wp14:editId="7C4D88E5">
+            <wp:extent cx="5334000" cy="3505200"/>
+            <wp:effectExtent l="0" t="0" r="0" b="0"/>
+            <wp:docPr id="693571664" name="fig17" descr="Maquette du tableau de bord. Toutes les données affichées sont simulées (sortie de la simulation, graine 1010)." title="Figure 17"/>
+            <wp:cNvGraphicFramePr>
+              <a:graphicFrameLocks xmlns:a="http://schemas.openxmlformats.org/drawingml/2006/main" noChangeAspect="1"/>
+            </wp:cNvGraphicFramePr>
+            <a:graphic xmlns:a="http://schemas.openxmlformats.org/drawingml/2006/main">
+              <a:graphicData uri="http://schemas.openxmlformats.org/drawingml/2006/picture">
+                <pic:pic xmlns:pic="http://schemas.openxmlformats.org/drawingml/2006/picture">
+                  <pic:nvPicPr>
+                    <pic:cNvPr id="0" name=""/>
+                    <pic:cNvPicPr>
+                      <a:picLocks noChangeAspect="1" noChangeArrowheads="1"/>
+                    </pic:cNvPicPr>
+                  </pic:nvPicPr>
+                  <pic:blipFill>
+                    <a:blip r:embed="rId27"/>
+                    <a:srcRect/>
+                    <a:stretch>
+                      <a:fillRect/>
+                    </a:stretch>
+                  </pic:blipFill>
+                  <pic:spPr bwMode="auto">
+                    <a:xfrm>
+                      <a:off x="0" y="0"/>
+                      <a:ext cx="5334000" cy="3505200"/>
+                    </a:xfrm>
+                    <a:prstGeom prst="rect">
+                      <a:avLst/>
+                    </a:prstGeom>
+                  </pic:spPr>
+                </pic:pic>
+              </a:graphicData>
+            </a:graphic>
+          </wp:inline>
+        </w:drawing>
+      </w:r>
+    </w:p>
+    <w:p>
+      <w:pPr>
+        <w:spacing w:after="200"/>
+        <w:jc w:val="center"/>
+      </w:pPr>
+      <w:bookmarkStart w:id="47" w:name="fig17"/>
+      <w:r>
+        <w:rPr>
+          <w:b/>
+          <w:bCs/>
+          <w:color w:val="1F6FEB"/>
+          <w:sz w:val="18"/>
+          <w:szCs w:val="18"/>
+        </w:rPr>
+        <w:t>Figure 17</w:t>
+      </w:r>
+      <w:bookmarkEnd w:id="47"/>
+      <w:r>
+        <w:rPr>
+          <w:i/>
+          <w:iCs/>
+          <w:color w:val="5B6B82"/>
+          <w:sz w:val="18"/>
+          <w:szCs w:val="18"/>
+        </w:rPr>
+        <w:t xml:space="preserve"> — Maquette du tableau de bord. Toutes les données affichées sont simulées (sortie de la simulation, graine 1010).</w:t>
+      </w:r>
+    </w:p>
+    <w:p>
+      <w:pPr>
+        <w:keepNext/>
+        <w:spacing w:after="130"/>
+      </w:pPr>
+      <w:r>
+        <w:t>Trois rôles suffisent pour la démonstration :</w:t>
+      </w:r>
+    </w:p>
+    <w:p>
+      <w:pPr>
+        <w:spacing w:after="130"/>
+      </w:pPr>
+      <w:r>
+        <w:rPr>
+          <w:b/>
+          <w:bCs/>
+        </w:rPr>
+        <w:t>Élève.</w:t>
+      </w:r>
+      <w:r>
+        <w:t xml:space="preserve"> Signaler, suivre sa demande avec le code anonyme, demander de l'aide, consulter des informations de prévention. Il n'a accès à aucune donnée sur autrui.</w:t>
+      </w:r>
+    </w:p>
+    <w:p>
+      <w:pPr>
+        <w:spacing w:after="130"/>
+      </w:pPr>
+      <w:r>
+        <w:rPr>
+          <w:b/>
+          <w:bCs/>
+        </w:rPr>
+        <w:t>Surveillant.</w:t>
+      </w:r>
+      <w:r>
+        <w:t xml:space="preserve"> Consulter les alertes pertinentes pour lui, les vérifier, intervenir, </w:t>
+      </w:r>
+      <w:r>
+        <w:rPr>
+          <w:b/>
+          <w:bCs/>
+        </w:rPr>
+        <w:t>qualifier</w:t>
+      </w:r>
+      <w:r>
+        <w:t xml:space="preserve"> l'alerte et suivre la situation.</w:t>
+      </w:r>
+    </w:p>
+    <w:p>
+      <w:pPr>
+        <w:spacing w:after="130"/>
+      </w:pPr>
+      <w:r>
+        <w:rPr>
+          <w:b/>
+          <w:bCs/>
+        </w:rPr>
+        <w:t>Direction.</w:t>
+      </w:r>
+      <w:r>
+        <w:t xml:space="preserve"> Voir les tendances, les cartes et les recommandations, et évaluer l'effet des actions. La direction n'a pas besoin de connaître les identités : elle travaille sur des situations agrégées.</w:t>
+      </w:r>
+    </w:p>
+    <w:p>
+      <w:pPr>
+        <w:spacing w:after="130"/>
+      </w:pPr>
+      <w:r>
+        <w:t>D'autres rôles sont des extensions : l'</w:t>
+      </w:r>
+      <w:r>
+        <w:rPr>
+          <w:b/>
+          <w:bCs/>
+        </w:rPr>
+        <w:t>enseignant</w:t>
+      </w:r>
+      <w:r>
+        <w:t xml:space="preserve"> (délivrer les passes, relayer un signalement) et l'</w:t>
+      </w:r>
+      <w:r>
+        <w:rPr>
+          <w:b/>
+          <w:bCs/>
+        </w:rPr>
+        <w:t>administrateur</w:t>
+      </w:r>
+      <w:r>
+        <w:t xml:space="preserve"> (droits d'accès, sécurité, audit).</w:t>
+      </w:r>
+    </w:p>
+    <w:p>
+      <w:pPr>
+        <w:pStyle w:val="Titre1"/>
+        <w:pageBreakBefore/>
+      </w:pPr>
+      <w:bookmarkStart w:id="48" w:name="toc32"/>
+      <w:r>
+        <w:rPr>
+          <w:color w:val="D4A93C"/>
+        </w:rPr>
+        <w:lastRenderedPageBreak/>
+        <w:t xml:space="preserve">12  </w:t>
+      </w:r>
+      <w:r>
+        <w:t>Évaluation expérimentale : prouver que l'IA apporte quelque chose</w:t>
+      </w:r>
+      <w:bookmarkEnd w:id="48"/>
+    </w:p>
+    <w:p>
+      <w:pPr>
+        <w:spacing w:after="130"/>
+      </w:pPr>
+      <w:r>
+        <w:t xml:space="preserve">Dire « notre système marche » ne suffit pas. Nous voulons montrer, avec une méthode honnête, que chaque brique d'IA </w:t>
+      </w:r>
+      <w:r>
+        <w:rPr>
+          <w:b/>
+          <w:bCs/>
+        </w:rPr>
+        <w:t>apporte quelque chose</w:t>
+      </w:r>
+      <w:r>
+        <w:t xml:space="preserve"> par rapport à de simples règles. Comme nous ne pouvons pas tester sur de vrais incidents d'élèves, nous construisons un </w:t>
+      </w:r>
+      <w:r>
+        <w:rPr>
+          <w:b/>
+          <w:bCs/>
+        </w:rPr>
+        <w:t>lycée simulé</w:t>
+      </w:r>
+      <w:r>
+        <w:t xml:space="preserve"> où la vérité est connue.</w:t>
+      </w:r>
+    </w:p>
+    <w:p>
+      <w:pPr>
+        <w:pStyle w:val="Titre2"/>
+      </w:pPr>
+      <w:bookmarkStart w:id="49" w:name="toc33"/>
+      <w:r>
+        <w:t>Le lycée simulé</w:t>
+      </w:r>
+      <w:bookmarkEnd w:id="49"/>
+    </w:p>
+    <w:p>
+      <w:pPr>
+        <w:keepNext/>
+        <w:spacing w:before="100" w:after="40"/>
+        <w:jc w:val="center"/>
+      </w:pPr>
+      <w:r>
+        <w:rPr>
+          <w:noProof/>
+        </w:rPr>
+        <w:drawing>
+          <wp:inline distT="0" distB="0" distL="0" distR="0" wp14:anchorId="4589AFF4" wp14:editId="4E2FF9BC">
+            <wp:extent cx="5429250" cy="2676525"/>
+            <wp:effectExtent l="0" t="0" r="0" b="0"/>
+            <wp:docPr id="900432815" name="fig18" descr="Le lycée simulé : zones, niveaux d'observation et incidents injectés (exemple d'une simulation)." title="Figure 18"/>
+            <wp:cNvGraphicFramePr>
+              <a:graphicFrameLocks xmlns:a="http://schemas.openxmlformats.org/drawingml/2006/main" noChangeAspect="1"/>
+            </wp:cNvGraphicFramePr>
+            <a:graphic xmlns:a="http://schemas.openxmlformats.org/drawingml/2006/main">
+              <a:graphicData uri="http://schemas.openxmlformats.org/drawingml/2006/picture">
+                <pic:pic xmlns:pic="http://schemas.openxmlformats.org/drawingml/2006/picture">
+                  <pic:nvPicPr>
+                    <pic:cNvPr id="0" name=""/>
+                    <pic:cNvPicPr>
+                      <a:picLocks noChangeAspect="1" noChangeArrowheads="1"/>
+                    </pic:cNvPicPr>
+                  </pic:nvPicPr>
+                  <pic:blipFill>
+                    <a:blip r:embed="rId28"/>
+                    <a:srcRect/>
+                    <a:stretch>
+                      <a:fillRect/>
+                    </a:stretch>
+                  </pic:blipFill>
+                  <pic:spPr bwMode="auto">
+                    <a:xfrm>
+                      <a:off x="0" y="0"/>
                       <a:ext cx="5429250" cy="2676525"/>
                     </a:xfrm>
                     <a:prstGeom prst="rect">
@@ -6680,7 +6964,7 @@
                     </pic:cNvPicPr>
                   </pic:nvPicPr>
                   <pic:blipFill>
-                    <a:blip r:embed="rId26"/>
+                    <a:blip r:embed="rId29"/>
                     <a:srcRect/>
                     <a:stretch>
                       <a:fillRect/>
@@ -6756,12 +7040,6 @@
         <w:gridCol w:w="1650"/>
       </w:tblGrid>
       <w:tr>
-        <w:tblPrEx>
-          <w:tblCellMar>
-            <w:top w:w="0" w:type="dxa"/>
-            <w:bottom w:w="0" w:type="dxa"/>
-          </w:tblCellMar>
-        </w:tblPrEx>
         <w:trPr>
           <w:tblHeader/>
           <w:jc w:val="center"/>
@@ -6938,12 +7216,6 @@
         </w:tc>
       </w:tr>
       <w:tr>
-        <w:tblPrEx>
-          <w:tblCellMar>
-            <w:top w:w="0" w:type="dxa"/>
-            <w:bottom w:w="0" w:type="dxa"/>
-          </w:tblCellMar>
-        </w:tblPrEx>
         <w:trPr>
           <w:cantSplit/>
           <w:jc w:val="center"/>
@@ -7105,12 +7377,6 @@
         </w:tc>
       </w:tr>
       <w:tr>
-        <w:tblPrEx>
-          <w:tblCellMar>
-            <w:top w:w="0" w:type="dxa"/>
-            <w:bottom w:w="0" w:type="dxa"/>
-          </w:tblCellMar>
-        </w:tblPrEx>
         <w:trPr>
           <w:cantSplit/>
           <w:jc w:val="center"/>
@@ -7272,12 +7538,6 @@
         </w:tc>
       </w:tr>
       <w:tr>
-        <w:tblPrEx>
-          <w:tblCellMar>
-            <w:top w:w="0" w:type="dxa"/>
-            <w:bottom w:w="0" w:type="dxa"/>
-          </w:tblCellMar>
-        </w:tblPrEx>
         <w:trPr>
           <w:cantSplit/>
           <w:jc w:val="center"/>
@@ -7750,7 +8010,7 @@
                     </pic:cNvPicPr>
                   </pic:nvPicPr>
                   <pic:blipFill>
-                    <a:blip r:embed="rId27"/>
+                    <a:blip r:embed="rId30"/>
                     <a:srcRect/>
                     <a:stretch>
                       <a:fillRect/>
@@ -7892,7 +8152,7 @@
                     </pic:cNvPicPr>
                   </pic:nvPicPr>
                   <pic:blipFill>
-                    <a:blip r:embed="rId28"/>
+                    <a:blip r:embed="rId31"/>
                     <a:srcRect/>
                     <a:stretch>
                       <a:fillRect/>
@@ -8553,7 +8813,7 @@
                     </pic:cNvPicPr>
                   </pic:nvPicPr>
                   <pic:blipFill>
-                    <a:blip r:embed="rId29"/>
+                    <a:blip r:embed="rId32"/>
                     <a:srcRect/>
                     <a:stretch>
                       <a:fillRect/>
@@ -8862,7 +9122,7 @@
                     </pic:cNvPicPr>
                   </pic:nvPicPr>
                   <pic:blipFill>
-                    <a:blip r:embed="rId30"/>
+                    <a:blip r:embed="rId33"/>
                     <a:srcRect/>
                     <a:stretch>
                       <a:fillRect/>
@@ -11241,8 +11501,8 @@
       </w:r>
     </w:p>
     <w:sectPr>
-      <w:headerReference w:type="default" r:id="rId31"/>
-      <w:footerReference w:type="default" r:id="rId32"/>
+      <w:headerReference w:type="default" r:id="rId34"/>
+      <w:footerReference w:type="default" r:id="rId35"/>
       <w:pgSz w:w="11906" w:h="16838"/>
       <w:pgMar w:top="1250" w:right="1134" w:bottom="1150" w:left="1134" w:header="560" w:footer="520" w:gutter="0"/>
       <w:cols w:space="720"/>
@@ -12660,6 +12920,18 @@
       <w:szCs w:val="19"/>
     </w:rPr>
   </w:style>
+  <w:style w:type="character" w:styleId="Mentionnonrsolue">
+    <w:name w:val="Unresolved Mention"/>
+    <w:basedOn w:val="Policepardfaut"/>
+    <w:uiPriority w:val="99"/>
+    <w:semiHidden/>
+    <w:unhideWhenUsed/>
+    <w:rsid w:val="0074720A"/>
+    <w:rPr>
+      <w:color w:val="605E5C"/>
+      <w:shd w:val="clear" w:color="auto" w:fill="E1DFDD"/>
+    </w:rPr>
+  </w:style>
 </w:styles>
 </file>
 

--- a/docs/Dossier_SIPDMS_CAY_TleC.docx
+++ b/docs/Dossier_SIPDMS_CAY_TleC.docx
@@ -66,7 +66,31 @@
           <w:sz w:val="19"/>
           <w:szCs w:val="19"/>
         </w:rPr>
-        <w:t>DOSSIER DE PROJET  ·  INTELLIGENCE ARTIFICIELLE ET PRÉVENTION</w:t>
+        <w:t xml:space="preserve">DOSSIER DE </w:t>
+      </w:r>
+      <w:proofErr w:type="gramStart"/>
+      <w:r>
+        <w:rPr>
+          <w:b/>
+          <w:bCs/>
+          <w:color w:val="14B8D4"/>
+          <w:spacing w:val="30"/>
+          <w:sz w:val="19"/>
+          <w:szCs w:val="19"/>
+        </w:rPr>
+        <w:t>PROJET  ·</w:t>
+      </w:r>
+      <w:proofErr w:type="gramEnd"/>
+      <w:r>
+        <w:rPr>
+          <w:b/>
+          <w:bCs/>
+          <w:color w:val="14B8D4"/>
+          <w:spacing w:val="30"/>
+          <w:sz w:val="19"/>
+          <w:szCs w:val="19"/>
+        </w:rPr>
+        <w:t xml:space="preserve">  INTELLIGENCE ARTIFICIELLE ET PRÉVENTION</w:t>
       </w:r>
     </w:p>
     <w:p>
@@ -143,10 +167,10 @@
                                 <w:noProof/>
                               </w:rPr>
                               <w:drawing>
-                                <wp:inline distT="0" distB="0" distL="0" distR="0" wp14:anchorId="7C5EAA1D" wp14:editId="43D7360A">
-                                  <wp:extent cx="2006600" cy="2045569"/>
+                                <wp:inline distT="0" distB="0" distL="0" distR="0" wp14:anchorId="69CC5103" wp14:editId="37830809">
+                                  <wp:extent cx="2025650" cy="2025650"/>
                                   <wp:effectExtent l="0" t="0" r="0" b="0"/>
-                                  <wp:docPr id="908270917" name="Image 1"/>
+                                  <wp:docPr id="57469820" name="Image 3"/>
                                   <wp:cNvGraphicFramePr>
                                     <a:graphicFrameLocks xmlns:a="http://schemas.openxmlformats.org/drawingml/2006/main" noChangeAspect="1"/>
                                   </wp:cNvGraphicFramePr>
@@ -154,23 +178,36 @@
                                     <a:graphicData uri="http://schemas.openxmlformats.org/drawingml/2006/picture">
                                       <pic:pic xmlns:pic="http://schemas.openxmlformats.org/drawingml/2006/picture">
                                         <pic:nvPicPr>
-                                          <pic:cNvPr id="908270917" name=""/>
-                                          <pic:cNvPicPr/>
+                                          <pic:cNvPr id="0" name="Picture 1"/>
+                                          <pic:cNvPicPr>
+                                            <a:picLocks noChangeAspect="1" noChangeArrowheads="1"/>
+                                          </pic:cNvPicPr>
                                         </pic:nvPicPr>
                                         <pic:blipFill>
-                                          <a:blip r:embed="rId8"/>
+                                          <a:blip r:embed="rId8">
+                                            <a:extLst>
+                                              <a:ext uri="{28A0092B-C50C-407E-A947-70E740481C1C}">
+                                                <a14:useLocalDpi xmlns:a14="http://schemas.microsoft.com/office/drawing/2010/main" val="0"/>
+                                              </a:ext>
+                                            </a:extLst>
+                                          </a:blip>
+                                          <a:srcRect/>
                                           <a:stretch>
                                             <a:fillRect/>
                                           </a:stretch>
                                         </pic:blipFill>
-                                        <pic:spPr>
+                                        <pic:spPr bwMode="auto">
                                           <a:xfrm>
                                             <a:off x="0" y="0"/>
-                                            <a:ext cx="2025376" cy="2064709"/>
+                                            <a:ext cx="2025650" cy="2025650"/>
                                           </a:xfrm>
                                           <a:prstGeom prst="rect">
                                             <a:avLst/>
                                           </a:prstGeom>
+                                          <a:noFill/>
+                                          <a:ln>
+                                            <a:noFill/>
+                                          </a:ln>
                                         </pic:spPr>
                                       </pic:pic>
                                     </a:graphicData>
@@ -211,10 +248,10 @@
                           <w:noProof/>
                         </w:rPr>
                         <w:drawing>
-                          <wp:inline distT="0" distB="0" distL="0" distR="0" wp14:anchorId="7C5EAA1D" wp14:editId="43D7360A">
-                            <wp:extent cx="2006600" cy="2045569"/>
+                          <wp:inline distT="0" distB="0" distL="0" distR="0" wp14:anchorId="69CC5103" wp14:editId="37830809">
+                            <wp:extent cx="2025650" cy="2025650"/>
                             <wp:effectExtent l="0" t="0" r="0" b="0"/>
-                            <wp:docPr id="908270917" name="Image 1"/>
+                            <wp:docPr id="57469820" name="Image 3"/>
                             <wp:cNvGraphicFramePr>
                               <a:graphicFrameLocks xmlns:a="http://schemas.openxmlformats.org/drawingml/2006/main" noChangeAspect="1"/>
                             </wp:cNvGraphicFramePr>
@@ -222,23 +259,36 @@
                               <a:graphicData uri="http://schemas.openxmlformats.org/drawingml/2006/picture">
                                 <pic:pic xmlns:pic="http://schemas.openxmlformats.org/drawingml/2006/picture">
                                   <pic:nvPicPr>
-                                    <pic:cNvPr id="908270917" name=""/>
-                                    <pic:cNvPicPr/>
+                                    <pic:cNvPr id="0" name="Picture 1"/>
+                                    <pic:cNvPicPr>
+                                      <a:picLocks noChangeAspect="1" noChangeArrowheads="1"/>
+                                    </pic:cNvPicPr>
                                   </pic:nvPicPr>
                                   <pic:blipFill>
-                                    <a:blip r:embed="rId8"/>
+                                    <a:blip r:embed="rId8">
+                                      <a:extLst>
+                                        <a:ext uri="{28A0092B-C50C-407E-A947-70E740481C1C}">
+                                          <a14:useLocalDpi xmlns:a14="http://schemas.microsoft.com/office/drawing/2010/main" val="0"/>
+                                        </a:ext>
+                                      </a:extLst>
+                                    </a:blip>
+                                    <a:srcRect/>
                                     <a:stretch>
                                       <a:fillRect/>
                                     </a:stretch>
                                   </pic:blipFill>
-                                  <pic:spPr>
+                                  <pic:spPr bwMode="auto">
                                     <a:xfrm>
                                       <a:off x="0" y="0"/>
-                                      <a:ext cx="2025376" cy="2064709"/>
+                                      <a:ext cx="2025650" cy="2025650"/>
                                     </a:xfrm>
                                     <a:prstGeom prst="rect">
                                       <a:avLst/>
                                     </a:prstGeom>
+                                    <a:noFill/>
+                                    <a:ln>
+                                      <a:noFill/>
+                                    </a:ln>
                                   </pic:spPr>
                                 </pic:pic>
                               </a:graphicData>
@@ -282,6 +332,7 @@
       <w:pPr>
         <w:spacing w:after="240"/>
       </w:pPr>
+      <w:proofErr w:type="gramStart"/>
       <w:r>
         <w:rPr>
           <w:b/>
@@ -290,7 +341,18 @@
           <w:sz w:val="36"/>
           <w:szCs w:val="36"/>
         </w:rPr>
-        <w:t>de la Délinquance en Milieu Scolaire</w:t>
+        <w:t>de</w:t>
+      </w:r>
+      <w:proofErr w:type="gramEnd"/>
+      <w:r>
+        <w:rPr>
+          <w:b/>
+          <w:bCs/>
+          <w:color w:val="D4A93C"/>
+          <w:sz w:val="36"/>
+          <w:szCs w:val="36"/>
+        </w:rPr>
+        <w:t xml:space="preserve"> la Délinquance en Milieu Scolaire</w:t>
       </w:r>
     </w:p>
     <w:p>
@@ -321,15 +383,15 @@
         <mc:AlternateContent>
           <mc:Choice Requires="wps">
             <w:drawing>
-              <wp:anchor distT="45720" distB="45720" distL="114300" distR="114300" simplePos="0" relativeHeight="251661312" behindDoc="0" locked="0" layoutInCell="1" allowOverlap="1" wp14:anchorId="20DDC234" wp14:editId="04D2AEF6">
+              <wp:anchor distT="45720" distB="45720" distL="114300" distR="114300" simplePos="0" relativeHeight="251661312" behindDoc="0" locked="0" layoutInCell="1" allowOverlap="1" wp14:anchorId="20DDC234" wp14:editId="363BBD99">
                 <wp:simplePos x="0" y="0"/>
-                <wp:positionH relativeFrom="page">
-                  <wp:posOffset>4699000</wp:posOffset>
+                <wp:positionH relativeFrom="margin">
+                  <wp:posOffset>4132580</wp:posOffset>
                 </wp:positionH>
                 <wp:positionV relativeFrom="paragraph">
-                  <wp:posOffset>66040</wp:posOffset>
+                  <wp:posOffset>59690</wp:posOffset>
                 </wp:positionV>
-                <wp:extent cx="2432050" cy="400050"/>
+                <wp:extent cx="2139950" cy="400050"/>
                 <wp:effectExtent l="0" t="0" r="0" b="0"/>
                 <wp:wrapSquare wrapText="bothSides"/>
                 <wp:docPr id="720842866" name="Zone de texte 2"/>
@@ -345,7 +407,7 @@
                       <wps:spPr bwMode="auto">
                         <a:xfrm>
                           <a:off x="0" y="0"/>
-                          <a:ext cx="2432050" cy="400050"/>
+                          <a:ext cx="2139950" cy="400050"/>
                         </a:xfrm>
                         <a:prstGeom prst="rect">
                           <a:avLst/>
@@ -372,11 +434,8 @@
                               <w:r>
                                 <w:rPr>
                                   <w:rStyle w:val="Lienhypertexte"/>
-                                  <w:color w:val="FFFFFF" w:themeColor="background1"/>
-                                  <w:sz w:val="18"/>
-                                  <w:szCs w:val="18"/>
                                 </w:rPr>
-                                <w:t>https://jt-web-create.github.io/sipdms-dossier/</w:t>
+                                <w:t>https://sipdms-dossier.netlify.app/</w:t>
                               </w:r>
                             </w:hyperlink>
                           </w:p>
@@ -399,7 +458,7 @@
           </mc:Choice>
           <mc:Fallback>
             <w:pict>
-              <v:shape w14:anchorId="20DDC234" id="_x0000_s1027" type="#_x0000_t202" style="position:absolute;margin-left:370pt;margin-top:5.2pt;width:191.5pt;height:31.5pt;z-index:251661312;visibility:visible;mso-wrap-style:square;mso-width-percent:0;mso-height-percent:0;mso-wrap-distance-left:9pt;mso-wrap-distance-top:3.6pt;mso-wrap-distance-right:9pt;mso-wrap-distance-bottom:3.6pt;mso-position-horizontal:absolute;mso-position-horizontal-relative:page;mso-position-vertical:absolute;mso-position-vertical-relative:text;mso-width-percent:0;mso-height-percent:0;mso-width-relative:margin;mso-height-relative:margin;v-text-anchor:top" o:gfxdata="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" filled="f" stroked="f">
+              <v:shape w14:anchorId="20DDC234" id="_x0000_s1027" type="#_x0000_t202" style="position:absolute;margin-left:325.4pt;margin-top:4.7pt;width:168.5pt;height:31.5pt;z-index:251661312;visibility:visible;mso-wrap-style:square;mso-width-percent:0;mso-height-percent:0;mso-wrap-distance-left:9pt;mso-wrap-distance-top:3.6pt;mso-wrap-distance-right:9pt;mso-wrap-distance-bottom:3.6pt;mso-position-horizontal:absolute;mso-position-horizontal-relative:margin;mso-position-vertical:absolute;mso-position-vertical-relative:text;mso-width-percent:0;mso-height-percent:0;mso-width-relative:margin;mso-height-relative:margin;v-text-anchor:top" o:gfxdata="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" filled="f" stroked="f">
                 <v:textbox>
                   <w:txbxContent>
                     <w:p>
@@ -414,22 +473,20 @@
                         <w:r>
                           <w:rPr>
                             <w:rStyle w:val="Lienhypertexte"/>
-                            <w:color w:val="FFFFFF" w:themeColor="background1"/>
-                            <w:sz w:val="18"/>
-                            <w:szCs w:val="18"/>
                           </w:rPr>
-                          <w:t>https://jt-web-create.github.io/sipdms-dossier/</w:t>
+                          <w:t>https://sipdms-dossier.netlify.app/</w:t>
                         </w:r>
                       </w:hyperlink>
                     </w:p>
                   </w:txbxContent>
                 </v:textbox>
-                <w10:wrap type="square" anchorx="page"/>
+                <w10:wrap type="square" anchorx="margin"/>
               </v:shape>
             </w:pict>
           </mc:Fallback>
         </mc:AlternateContent>
       </w:r>
+      <w:proofErr w:type="gramStart"/>
       <w:r>
         <w:rPr>
           <w:i/>
@@ -438,7 +495,18 @@
           <w:sz w:val="26"/>
           <w:szCs w:val="26"/>
         </w:rPr>
-        <w:t>pour permettre une intervention humaine plus précoce.</w:t>
+        <w:t>pour</w:t>
+      </w:r>
+      <w:proofErr w:type="gramEnd"/>
+      <w:r>
+        <w:rPr>
+          <w:i/>
+          <w:iCs/>
+          <w:color w:val="CFF4FA"/>
+          <w:sz w:val="26"/>
+          <w:szCs w:val="26"/>
+        </w:rPr>
+        <w:t xml:space="preserve"> permettre une intervention humaine plus précoce.</w:t>
       </w:r>
     </w:p>
     <w:p>
@@ -469,7 +537,25 @@
           <w:sz w:val="24"/>
           <w:szCs w:val="24"/>
         </w:rPr>
-        <w:t>Classe de Terminale C  ·  Année scolaire 2026–2027</w:t>
+        <w:t xml:space="preserve">Classe de Terminale </w:t>
+      </w:r>
+      <w:proofErr w:type="gramStart"/>
+      <w:r>
+        <w:rPr>
+          <w:color w:val="CFF4FA"/>
+          <w:sz w:val="24"/>
+          <w:szCs w:val="24"/>
+        </w:rPr>
+        <w:t>C  ·</w:t>
+      </w:r>
+      <w:proofErr w:type="gramEnd"/>
+      <w:r>
+        <w:rPr>
+          <w:color w:val="CFF4FA"/>
+          <w:sz w:val="24"/>
+          <w:szCs w:val="24"/>
+        </w:rPr>
+        <w:t xml:space="preserve">  Année scolaire 2026–2027</w:t>
       </w:r>
     </w:p>
     <w:p>
@@ -492,7 +578,71 @@
           <w:sz w:val="20"/>
           <w:szCs w:val="20"/>
         </w:rPr>
-        <w:t>Bohol, See , Djeugoué, Adzengue, Ntiam</w:t>
+        <w:t xml:space="preserve">Bohol, </w:t>
+      </w:r>
+      <w:proofErr w:type="spellStart"/>
+      <w:proofErr w:type="gramStart"/>
+      <w:r>
+        <w:rPr>
+          <w:color w:val="B8C7DD"/>
+          <w:sz w:val="20"/>
+          <w:szCs w:val="20"/>
+        </w:rPr>
+        <w:t>See</w:t>
+      </w:r>
+      <w:proofErr w:type="spellEnd"/>
+      <w:r>
+        <w:rPr>
+          <w:color w:val="B8C7DD"/>
+          <w:sz w:val="20"/>
+          <w:szCs w:val="20"/>
+        </w:rPr>
+        <w:t> ,</w:t>
+      </w:r>
+      <w:proofErr w:type="gramEnd"/>
+      <w:r>
+        <w:rPr>
+          <w:color w:val="B8C7DD"/>
+          <w:sz w:val="20"/>
+          <w:szCs w:val="20"/>
+        </w:rPr>
+        <w:t xml:space="preserve"> </w:t>
+      </w:r>
+      <w:proofErr w:type="spellStart"/>
+      <w:r>
+        <w:rPr>
+          <w:color w:val="B8C7DD"/>
+          <w:sz w:val="20"/>
+          <w:szCs w:val="20"/>
+        </w:rPr>
+        <w:t>Djeugoué</w:t>
+      </w:r>
+      <w:proofErr w:type="spellEnd"/>
+      <w:r>
+        <w:rPr>
+          <w:color w:val="B8C7DD"/>
+          <w:sz w:val="20"/>
+          <w:szCs w:val="20"/>
+        </w:rPr>
+        <w:t xml:space="preserve">, </w:t>
+      </w:r>
+      <w:proofErr w:type="spellStart"/>
+      <w:r>
+        <w:rPr>
+          <w:color w:val="B8C7DD"/>
+          <w:sz w:val="20"/>
+          <w:szCs w:val="20"/>
+        </w:rPr>
+        <w:t>Adzengue</w:t>
+      </w:r>
+      <w:proofErr w:type="spellEnd"/>
+      <w:r>
+        <w:rPr>
+          <w:color w:val="B8C7DD"/>
+          <w:sz w:val="20"/>
+          <w:szCs w:val="20"/>
+        </w:rPr>
+        <w:t>, Ntiam</w:t>
       </w:r>
     </w:p>
     <w:p>
@@ -667,13 +817,23 @@
             <w:pPr>
               <w:spacing w:line="250" w:lineRule="auto"/>
             </w:pPr>
+            <w:proofErr w:type="gramStart"/>
             <w:r>
               <w:rPr>
                 <w:color w:val="DDE8F7"/>
                 <w:sz w:val="18"/>
                 <w:szCs w:val="18"/>
               </w:rPr>
-              <w:t>élèves victimes de harcèlement par leurs pairs sur un mois, au niveau mondial (UNESCO, 2019)</w:t>
+              <w:t>élèves</w:t>
+            </w:r>
+            <w:proofErr w:type="gramEnd"/>
+            <w:r>
+              <w:rPr>
+                <w:color w:val="DDE8F7"/>
+                <w:sz w:val="18"/>
+                <w:szCs w:val="18"/>
+              </w:rPr>
+              <w:t xml:space="preserve"> victimes de harcèlement par leurs pairs sur un mois, au niveau mondial (UNESCO, 2019)</w:t>
             </w:r>
           </w:p>
         </w:tc>
@@ -714,13 +874,23 @@
             <w:pPr>
               <w:spacing w:line="250" w:lineRule="auto"/>
             </w:pPr>
+            <w:proofErr w:type="gramStart"/>
             <w:r>
               <w:rPr>
                 <w:color w:val="DDE8F7"/>
                 <w:sz w:val="18"/>
                 <w:szCs w:val="18"/>
               </w:rPr>
-              <w:t>situations de vérité connue injectées dans un lycée simulé, évaluées sur 30 simulations (données synthétiques)</w:t>
+              <w:t>situations</w:t>
+            </w:r>
+            <w:proofErr w:type="gramEnd"/>
+            <w:r>
+              <w:rPr>
+                <w:color w:val="DDE8F7"/>
+                <w:sz w:val="18"/>
+                <w:szCs w:val="18"/>
+              </w:rPr>
+              <w:t xml:space="preserve"> de vérité connue injectées dans un lycée simulé, évaluées sur 30 simulations (données synthétiques)</w:t>
             </w:r>
           </w:p>
         </w:tc>
@@ -761,13 +931,23 @@
             <w:pPr>
               <w:spacing w:line="250" w:lineRule="auto"/>
             </w:pPr>
+            <w:proofErr w:type="gramStart"/>
             <w:r>
               <w:rPr>
                 <w:color w:val="DDE8F7"/>
                 <w:sz w:val="18"/>
                 <w:szCs w:val="18"/>
               </w:rPr>
-              <w:t>individuel, 0 sanction automatique : l'humain décide toujours</w:t>
+              <w:t>individuel</w:t>
+            </w:r>
+            <w:proofErr w:type="gramEnd"/>
+            <w:r>
+              <w:rPr>
+                <w:color w:val="DDE8F7"/>
+                <w:sz w:val="18"/>
+                <w:szCs w:val="18"/>
+              </w:rPr>
+              <w:t>, 0 sanction automatique : l'humain décide toujours</w:t>
             </w:r>
           </w:p>
         </w:tc>
@@ -2307,7 +2487,15 @@
           <w:t>Figure 10</w:t>
         </w:r>
         <w:r>
-          <w:t xml:space="preserve"> — La boucle de retour : l'humain qualifie l'alerte, le système se calibre.</w:t>
+          <w:t xml:space="preserve"> — La boucle de retour : l'humain qualifie l'alerte, le système </w:t>
+        </w:r>
+        <w:proofErr w:type="spellStart"/>
+        <w:r>
+          <w:t>se</w:t>
+        </w:r>
+        <w:proofErr w:type="spellEnd"/>
+        <w:r>
+          <w:t xml:space="preserve"> calibre.</w:t>
         </w:r>
         <w:r>
           <w:tab/>
@@ -2459,7 +2647,15 @@
           <w:t>Figure 14</w:t>
         </w:r>
         <w:r>
-          <w:t xml:space="preserve"> — La règle du pass : un seuil de durée, un retour enregistré annule tout signal.</w:t>
+          <w:t xml:space="preserve"> — La règle du </w:t>
+        </w:r>
+        <w:proofErr w:type="spellStart"/>
+        <w:r>
+          <w:t>pass</w:t>
+        </w:r>
+        <w:proofErr w:type="spellEnd"/>
+        <w:r>
+          <w:t xml:space="preserve"> : un seuil de durée, un retour enregistré annule tout signal.</w:t>
         </w:r>
         <w:r>
           <w:tab/>
@@ -2829,6 +3025,7 @@
         <w:pageBreakBefore/>
       </w:pPr>
       <w:bookmarkStart w:id="1" w:name="toc2"/>
+      <w:proofErr w:type="gramStart"/>
       <w:r>
         <w:rPr>
           <w:color w:val="D4A93C"/>
@@ -2837,7 +3034,11 @@
         <w:t xml:space="preserve">1  </w:t>
       </w:r>
       <w:r>
-        <w:t>Introduction : un établissement sûr pour apprendre</w:t>
+        <w:t>Introduction</w:t>
+      </w:r>
+      <w:proofErr w:type="gramEnd"/>
+      <w:r>
+        <w:t xml:space="preserve"> : un établissement sûr pour apprendre</w:t>
       </w:r>
       <w:bookmarkEnd w:id="1"/>
     </w:p>
@@ -2960,7 +3161,23 @@
         <w:t>aucune statistique nationale comparable</w:t>
       </w:r>
       <w:r>
-        <w:t xml:space="preserve"> sur le harcèlement entre élèves. Des analyses documentaires récentes décrivent pourtant des violences persistantes et des obstacles au signalement (European Scientific Journal, 2025), et la presse rapporte régulièrement des incidents graves (Cameroon Tribune, 2022). Ce manque de données est un enseignement en soi : </w:t>
+        <w:t xml:space="preserve"> sur le harcèlement entre élèves. Des analyses documentaires récentes décrivent pourtant des violences persistantes et des obstacles au signalement (</w:t>
+      </w:r>
+      <w:proofErr w:type="spellStart"/>
+      <w:r>
+        <w:t>European</w:t>
+      </w:r>
+      <w:proofErr w:type="spellEnd"/>
+      <w:r>
+        <w:t xml:space="preserve"> Scientific Journal, 2025), et la presse rapporte régulièrement des incidents graves (</w:t>
+      </w:r>
+      <w:proofErr w:type="spellStart"/>
+      <w:r>
+        <w:t>Cameroon</w:t>
+      </w:r>
+      <w:proofErr w:type="spellEnd"/>
+      <w:r>
+        <w:t xml:space="preserve"> Tribune, 2022). Ce manque de données est un enseignement en soi : </w:t>
       </w:r>
       <w:r>
         <w:rPr>
@@ -3089,6 +3306,7 @@
         <w:pageBreakBefore/>
       </w:pPr>
       <w:bookmarkStart w:id="3" w:name="toc3"/>
+      <w:proofErr w:type="gramStart"/>
       <w:r>
         <w:rPr>
           <w:color w:val="D4A93C"/>
@@ -3097,7 +3315,11 @@
         <w:t xml:space="preserve">2  </w:t>
       </w:r>
       <w:r>
-        <w:t>Le problème : comprendre la délinquance scolaire</w:t>
+        <w:t>Le</w:t>
+      </w:r>
+      <w:proofErr w:type="gramEnd"/>
+      <w:r>
+        <w:t xml:space="preserve"> problème : comprendre la délinquance scolaire</w:t>
       </w:r>
       <w:bookmarkEnd w:id="3"/>
     </w:p>
@@ -3129,12 +3351,21 @@
         </w:numPr>
         <w:spacing w:after="70" w:line="280" w:lineRule="auto"/>
       </w:pPr>
-      <w:r>
-        <w:rPr>
-          <w:b/>
-          <w:bCs/>
-        </w:rPr>
-        <w:t>violences physiques</w:t>
+      <w:proofErr w:type="gramStart"/>
+      <w:r>
+        <w:rPr>
+          <w:b/>
+          <w:bCs/>
+        </w:rPr>
+        <w:t>violences</w:t>
+      </w:r>
+      <w:proofErr w:type="gramEnd"/>
+      <w:r>
+        <w:rPr>
+          <w:b/>
+          <w:bCs/>
+        </w:rPr>
+        <w:t xml:space="preserve"> physiques</w:t>
       </w:r>
       <w:r>
         <w:t>, menaces et agressions ;</w:t>
@@ -3149,6 +3380,7 @@
         </w:numPr>
         <w:spacing w:after="70" w:line="280" w:lineRule="auto"/>
       </w:pPr>
+      <w:proofErr w:type="gramStart"/>
       <w:r>
         <w:rPr>
           <w:b/>
@@ -3156,6 +3388,7 @@
         </w:rPr>
         <w:t>harcèlement</w:t>
       </w:r>
+      <w:proofErr w:type="gramEnd"/>
       <w:r>
         <w:t>, y compris répété et verbal ;</w:t>
       </w:r>
@@ -3169,6 +3402,7 @@
         </w:numPr>
         <w:spacing w:after="70" w:line="280" w:lineRule="auto"/>
       </w:pPr>
+      <w:proofErr w:type="gramStart"/>
       <w:r>
         <w:rPr>
           <w:b/>
@@ -3176,6 +3410,7 @@
         </w:rPr>
         <w:t>racket</w:t>
       </w:r>
+      <w:proofErr w:type="gramEnd"/>
       <w:r>
         <w:t xml:space="preserve"> et extorsion ;</w:t>
       </w:r>
@@ -3189,6 +3424,7 @@
         </w:numPr>
         <w:spacing w:after="70" w:line="280" w:lineRule="auto"/>
       </w:pPr>
+      <w:proofErr w:type="gramStart"/>
       <w:r>
         <w:rPr>
           <w:b/>
@@ -3196,6 +3432,7 @@
         </w:rPr>
         <w:t>vols</w:t>
       </w:r>
+      <w:proofErr w:type="gramEnd"/>
       <w:r>
         <w:t xml:space="preserve">, </w:t>
       </w:r>
@@ -3219,6 +3456,7 @@
         </w:numPr>
         <w:spacing w:after="70" w:line="280" w:lineRule="auto"/>
       </w:pPr>
+      <w:proofErr w:type="gramStart"/>
       <w:r>
         <w:rPr>
           <w:b/>
@@ -3226,6 +3464,7 @@
         </w:rPr>
         <w:t>intrusion</w:t>
       </w:r>
+      <w:proofErr w:type="gramEnd"/>
       <w:r>
         <w:t xml:space="preserve"> dans l'établissement ;</w:t>
       </w:r>
@@ -3239,8 +3478,13 @@
         </w:numPr>
         <w:spacing w:after="140" w:line="280" w:lineRule="auto"/>
       </w:pPr>
-      <w:r>
-        <w:t xml:space="preserve">circulation de </w:t>
+      <w:proofErr w:type="gramStart"/>
+      <w:r>
+        <w:t>circulation</w:t>
+      </w:r>
+      <w:proofErr w:type="gramEnd"/>
+      <w:r>
+        <w:t xml:space="preserve"> de </w:t>
       </w:r>
       <w:r>
         <w:rPr>
@@ -3407,6 +3651,7 @@
         <w:pageBreakBefore/>
       </w:pPr>
       <w:bookmarkStart w:id="7" w:name="toc6"/>
+      <w:proofErr w:type="gramStart"/>
       <w:r>
         <w:rPr>
           <w:color w:val="D4A93C"/>
@@ -3415,7 +3660,11 @@
         <w:t xml:space="preserve">3  </w:t>
       </w:r>
       <w:r>
-        <w:t>Délinquance ≠ simple infraction au règlement</w:t>
+        <w:t>Délinquance</w:t>
+      </w:r>
+      <w:proofErr w:type="gramEnd"/>
+      <w:r>
+        <w:t xml:space="preserve"> ≠ simple infraction au règlement</w:t>
       </w:r>
       <w:bookmarkEnd w:id="7"/>
     </w:p>
@@ -3530,7 +3779,15 @@
         <w:spacing w:after="130"/>
       </w:pPr>
       <w:r>
-        <w:t xml:space="preserve">Entre les deux existe une zone intermédiaire : les </w:t>
+        <w:t xml:space="preserve">Entre les deux </w:t>
+      </w:r>
+      <w:proofErr w:type="gramStart"/>
+      <w:r>
+        <w:t>existe</w:t>
+      </w:r>
+      <w:proofErr w:type="gramEnd"/>
+      <w:r>
+        <w:t xml:space="preserve"> une zone intermédiaire : les </w:t>
       </w:r>
       <w:r>
         <w:rPr>
@@ -3636,6 +3893,7 @@
         <w:pageBreakBefore/>
       </w:pPr>
       <w:bookmarkStart w:id="9" w:name="toc7"/>
+      <w:proofErr w:type="gramStart"/>
       <w:r>
         <w:rPr>
           <w:color w:val="D4A93C"/>
@@ -3644,7 +3902,11 @@
         <w:t xml:space="preserve">4  </w:t>
       </w:r>
       <w:r>
-        <w:t>Pourquoi les approches classiques montrent leurs limites</w:t>
+        <w:t>Pourquoi</w:t>
+      </w:r>
+      <w:proofErr w:type="gramEnd"/>
+      <w:r>
+        <w:t xml:space="preserve"> les approches classiques montrent leurs limites</w:t>
       </w:r>
       <w:bookmarkEnd w:id="9"/>
     </w:p>
@@ -3872,6 +4134,7 @@
         <w:pageBreakBefore/>
       </w:pPr>
       <w:bookmarkStart w:id="11" w:name="toc8"/>
+      <w:proofErr w:type="gramStart"/>
       <w:r>
         <w:rPr>
           <w:color w:val="D4A93C"/>
@@ -3880,7 +4143,11 @@
         <w:t xml:space="preserve">5  </w:t>
       </w:r>
       <w:r>
-        <w:t>La vision SIPDMS : observer, comprendre, relier, prévenir</w:t>
+        <w:t>La</w:t>
+      </w:r>
+      <w:proofErr w:type="gramEnd"/>
+      <w:r>
+        <w:t xml:space="preserve"> vision SIPDMS : observer, comprendre, relier, prévenir</w:t>
       </w:r>
       <w:bookmarkEnd w:id="11"/>
     </w:p>
@@ -4413,6 +4680,7 @@
         <w:pageBreakBefore/>
       </w:pPr>
       <w:bookmarkStart w:id="16" w:name="toc11"/>
+      <w:proofErr w:type="gramStart"/>
       <w:r>
         <w:rPr>
           <w:color w:val="D4A93C"/>
@@ -4421,7 +4689,11 @@
         <w:t xml:space="preserve">6  </w:t>
       </w:r>
       <w:r>
-        <w:t>Où intervient réellement l'IA ?</w:t>
+        <w:t>Où</w:t>
+      </w:r>
+      <w:proofErr w:type="gramEnd"/>
+      <w:r>
+        <w:t xml:space="preserve"> intervient réellement l'IA ?</w:t>
       </w:r>
       <w:bookmarkEnd w:id="16"/>
     </w:p>
@@ -4533,7 +4805,15 @@
         <w:t>Moteur de règles (sans IA).</w:t>
       </w:r>
       <w:r>
-        <w:t xml:space="preserve"> Un pass de sortie trop long, un mot d'urgence, un seuil dépassé : ce sont des règles explicites, vérifiables et prévisibles. Un système intelligent n'a pas besoin de mettre de l'IA partout.</w:t>
+        <w:t xml:space="preserve"> Un </w:t>
+      </w:r>
+      <w:proofErr w:type="spellStart"/>
+      <w:r>
+        <w:t>pass</w:t>
+      </w:r>
+      <w:proofErr w:type="spellEnd"/>
+      <w:r>
+        <w:t xml:space="preserve"> de sortie trop long, un mot d'urgence, un seuil dépassé : ce sont des règles explicites, vérifiables et prévisibles. Un système intelligent n'a pas besoin de mettre de l'IA partout.</w:t>
       </w:r>
     </w:p>
     <w:p>
@@ -4565,6 +4845,7 @@
       <w:r>
         <w:t xml:space="preserve"> Un </w:t>
       </w:r>
+      <w:proofErr w:type="spellStart"/>
       <w:r>
         <w:rPr>
           <w:i/>
@@ -4572,8 +4853,17 @@
         </w:rPr>
         <w:t>embedding</w:t>
       </w:r>
-      <w:r>
-        <w:t xml:space="preserve"> transforme une phrase en une suite de nombres de sorte que deux phrases de sens proche donnent des suites proches. Cela permet de rapprocher « On m'insulte souvent près du bâtiment B » et « Ils recommencent encore à la sortie », sans mot en commun. Des modèles multilingues pré-entraînés (Reimers et Gurevych, 2019 ; 2020) existent et évitent d'entraîner un modèle complet.</w:t>
+      <w:proofErr w:type="spellEnd"/>
+      <w:r>
+        <w:t xml:space="preserve"> transforme une phrase en une suite de nombres de sorte que deux phrases de sens proche donnent des suites proches. Cela permet de rapprocher « On m'insulte souvent près du bâtiment B » et « Ils recommencent encore à la sortie », sans mot en commun. Des modèles multilingues pré-entraînés (Reimers et </w:t>
+      </w:r>
+      <w:proofErr w:type="spellStart"/>
+      <w:r>
+        <w:t>Gurevych</w:t>
+      </w:r>
+      <w:proofErr w:type="spellEnd"/>
+      <w:r>
+        <w:t>, 2019 ; 2020) existent et évitent d'entraîner un modèle complet.</w:t>
       </w:r>
     </w:p>
     <w:p>
@@ -4588,7 +4878,15 @@
         <w:t>Analyse temporelle et spatiale.</w:t>
       </w:r>
       <w:r>
-        <w:t xml:space="preserve"> Répétitions, fréquences, créneaux, zones. La recherche en criminologie montre que les incidents se concentrent souvent dans un petit nombre de lieux (Weisburd, 2015). Nous traitons cela comme une </w:t>
+        <w:t xml:space="preserve"> Répétitions, fréquences, créneaux, zones. La recherche en criminologie montre que les incidents se concentrent souvent dans un petit nombre de lieux (</w:t>
+      </w:r>
+      <w:proofErr w:type="spellStart"/>
+      <w:r>
+        <w:t>Weisburd</w:t>
+      </w:r>
+      <w:proofErr w:type="spellEnd"/>
+      <w:r>
+        <w:t xml:space="preserve">, 2015). Nous traitons cela comme une </w:t>
       </w:r>
       <w:r>
         <w:rPr>
@@ -4665,6 +4963,7 @@
         <w:pStyle w:val="Titre1"/>
       </w:pPr>
       <w:bookmarkStart w:id="20" w:name="toc14"/>
+      <w:proofErr w:type="gramStart"/>
       <w:r>
         <w:rPr>
           <w:color w:val="D4A93C"/>
@@ -4672,7 +4971,11 @@
         <w:t xml:space="preserve">7  </w:t>
       </w:r>
       <w:r>
-        <w:t>Architecture générale</w:t>
+        <w:t>Architecture</w:t>
+      </w:r>
+      <w:proofErr w:type="gramEnd"/>
+      <w:r>
+        <w:t xml:space="preserve"> générale</w:t>
       </w:r>
       <w:bookmarkEnd w:id="20"/>
     </w:p>
@@ -5140,7 +5443,29 @@
           <w:sz w:val="18"/>
           <w:szCs w:val="18"/>
         </w:rPr>
-        <w:t xml:space="preserve"> — La boucle de retour : l'humain qualifie l'alerte, le système se calibre.</w:t>
+        <w:t xml:space="preserve"> — La boucle de retour : l'humain qualifie l'alerte, le système </w:t>
+      </w:r>
+      <w:proofErr w:type="spellStart"/>
+      <w:r>
+        <w:rPr>
+          <w:i/>
+          <w:iCs/>
+          <w:color w:val="5B6B82"/>
+          <w:sz w:val="18"/>
+          <w:szCs w:val="18"/>
+        </w:rPr>
+        <w:t>se</w:t>
+      </w:r>
+      <w:proofErr w:type="spellEnd"/>
+      <w:r>
+        <w:rPr>
+          <w:i/>
+          <w:iCs/>
+          <w:color w:val="5B6B82"/>
+          <w:sz w:val="18"/>
+          <w:szCs w:val="18"/>
+        </w:rPr>
+        <w:t xml:space="preserve"> calibre.</w:t>
       </w:r>
     </w:p>
     <w:p>
@@ -5149,6 +5474,7 @@
         <w:pageBreakBefore/>
       </w:pPr>
       <w:bookmarkStart w:id="27" w:name="toc18"/>
+      <w:proofErr w:type="gramStart"/>
       <w:r>
         <w:rPr>
           <w:color w:val="D4A93C"/>
@@ -5157,7 +5483,11 @@
         <w:t xml:space="preserve">8  </w:t>
       </w:r>
       <w:r>
-        <w:t>La corrélation multi-sources, cœur de SIPDMS</w:t>
+        <w:t>La</w:t>
+      </w:r>
+      <w:proofErr w:type="gramEnd"/>
+      <w:r>
+        <w:t xml:space="preserve"> corrélation multi-sources, cœur de SIPDMS</w:t>
       </w:r>
       <w:bookmarkEnd w:id="27"/>
     </w:p>
@@ -5502,7 +5832,15 @@
         <w:t>taux normalisé = incidents signalés ÷ niveau d'observation de la zone</w:t>
       </w:r>
       <w:r>
-        <w:t xml:space="preserve"> (présence d'adultes). Ce risque d'auto-confirmation est documenté pour les systèmes de prédiction fondés sur des dossiers existants (Lum et Isaac, 2016).</w:t>
+        <w:t xml:space="preserve"> (présence d'adultes). Ce risque d'</w:t>
+      </w:r>
+      <w:proofErr w:type="spellStart"/>
+      <w:r>
+        <w:t>auto-confirmation</w:t>
+      </w:r>
+      <w:proofErr w:type="spellEnd"/>
+      <w:r>
+        <w:t xml:space="preserve"> est documenté pour les systèmes de prédiction fondés sur des dossiers existants (Lum et Isaac, 2016).</w:t>
       </w:r>
     </w:p>
     <w:p>
@@ -5511,6 +5849,7 @@
         <w:pageBreakBefore/>
       </w:pPr>
       <w:bookmarkStart w:id="32" w:name="toc22"/>
+      <w:proofErr w:type="gramStart"/>
       <w:r>
         <w:rPr>
           <w:color w:val="D4A93C"/>
@@ -5519,7 +5858,11 @@
         <w:t xml:space="preserve">9  </w:t>
       </w:r>
       <w:r>
-        <w:t>Trois scénarios pour comprendre SIPDMS</w:t>
+        <w:t>Trois</w:t>
+      </w:r>
+      <w:proofErr w:type="gramEnd"/>
+      <w:r>
+        <w:t xml:space="preserve"> scénarios pour comprendre SIPDMS</w:t>
       </w:r>
       <w:bookmarkEnd w:id="32"/>
     </w:p>
@@ -5827,7 +6170,15 @@
         <w:spacing w:after="130"/>
       </w:pPr>
       <w:r>
-        <w:t xml:space="preserve">Un enseignant délivre un pass de sortie. SIPDMS enregistre l'heure de départ. Si l'élève n'est toujours pas revenu après une durée anormalement longue (25 minutes dans notre prototype), le système recommande une </w:t>
+        <w:t xml:space="preserve">Un enseignant délivre un </w:t>
+      </w:r>
+      <w:proofErr w:type="spellStart"/>
+      <w:r>
+        <w:t>pass</w:t>
+      </w:r>
+      <w:proofErr w:type="spellEnd"/>
+      <w:r>
+        <w:t xml:space="preserve"> de sortie. SIPDMS enregistre l'heure de départ. Si l'élève n'est toujours pas revenu après une durée anormalement longue (25 minutes dans notre prototype), le système recommande une </w:t>
       </w:r>
       <w:r>
         <w:rPr>
@@ -5915,7 +6266,29 @@
           <w:sz w:val="18"/>
           <w:szCs w:val="18"/>
         </w:rPr>
-        <w:t xml:space="preserve"> — La règle du pass : un seuil de durée, un retour enregistré annule tout signal.</w:t>
+        <w:t xml:space="preserve"> — La règle du </w:t>
+      </w:r>
+      <w:proofErr w:type="spellStart"/>
+      <w:r>
+        <w:rPr>
+          <w:i/>
+          <w:iCs/>
+          <w:color w:val="5B6B82"/>
+          <w:sz w:val="18"/>
+          <w:szCs w:val="18"/>
+        </w:rPr>
+        <w:t>pass</w:t>
+      </w:r>
+      <w:proofErr w:type="spellEnd"/>
+      <w:r>
+        <w:rPr>
+          <w:i/>
+          <w:iCs/>
+          <w:color w:val="5B6B82"/>
+          <w:sz w:val="18"/>
+          <w:szCs w:val="18"/>
+        </w:rPr>
+        <w:t xml:space="preserve"> : un seuil de durée, un retour enregistré annule tout signal.</w:t>
       </w:r>
     </w:p>
     <w:p>
@@ -5930,7 +6303,15 @@
         <w:t>Ce n'est pas une « police des toilettes ».</w:t>
       </w:r>
       <w:r>
-        <w:t xml:space="preserve"> Le système ne compte pas les sorties d'un élève, ne les met pas en statistique individuelle et n'enregistre rien d'autre que la durée. Les données du pass sont effacées au retour. L'angle est la </w:t>
+        <w:t xml:space="preserve"> Le système ne compte pas les sorties d'un élève, ne les met pas en statistique individuelle et n'enregistre rien d'autre que la durée. Les données du </w:t>
+      </w:r>
+      <w:proofErr w:type="spellStart"/>
+      <w:r>
+        <w:t>pass</w:t>
+      </w:r>
+      <w:proofErr w:type="spellEnd"/>
+      <w:r>
+        <w:t xml:space="preserve"> sont effacées au retour. L'angle est la </w:t>
       </w:r>
       <w:r>
         <w:rPr>
@@ -5974,6 +6355,7 @@
         <w:pageBreakBefore/>
       </w:pPr>
       <w:bookmarkStart w:id="39" w:name="toc26"/>
+      <w:proofErr w:type="gramStart"/>
       <w:r>
         <w:rPr>
           <w:color w:val="D4A93C"/>
@@ -5982,7 +6364,11 @@
         <w:t xml:space="preserve">10  </w:t>
       </w:r>
       <w:r>
-        <w:t>La prévention : une partie aussi importante que la détection</w:t>
+        <w:t>La</w:t>
+      </w:r>
+      <w:proofErr w:type="gramEnd"/>
+      <w:r>
+        <w:t xml:space="preserve"> prévention : une partie aussi importante que la détection</w:t>
       </w:r>
       <w:bookmarkEnd w:id="39"/>
     </w:p>
@@ -6110,8 +6496,13 @@
         </w:numPr>
         <w:spacing w:after="70" w:line="280" w:lineRule="auto"/>
       </w:pPr>
-      <w:r>
-        <w:t>renforcer la présence adulte autour du bâtiment B entre 12 h 45 et 13 h 30 ;</w:t>
+      <w:proofErr w:type="gramStart"/>
+      <w:r>
+        <w:t>renforcer</w:t>
+      </w:r>
+      <w:proofErr w:type="gramEnd"/>
+      <w:r>
+        <w:t xml:space="preserve"> la présence adulte autour du bâtiment B entre 12 h 45 et 13 h 30 ;</w:t>
       </w:r>
     </w:p>
     <w:p>
@@ -6123,8 +6514,13 @@
         </w:numPr>
         <w:spacing w:after="70" w:line="280" w:lineRule="auto"/>
       </w:pPr>
-      <w:r>
-        <w:t>améliorer l'éclairage ou modifier un flux de circulation ;</w:t>
+      <w:proofErr w:type="gramStart"/>
+      <w:r>
+        <w:t>améliorer</w:t>
+      </w:r>
+      <w:proofErr w:type="gramEnd"/>
+      <w:r>
+        <w:t xml:space="preserve"> l'éclairage ou modifier un flux de circulation ;</w:t>
       </w:r>
     </w:p>
     <w:p>
@@ -6136,8 +6532,13 @@
         </w:numPr>
         <w:spacing w:after="70" w:line="280" w:lineRule="auto"/>
       </w:pPr>
-      <w:r>
-        <w:t>proposer une médiation après répétition d'un même type de signalement ;</w:t>
+      <w:proofErr w:type="gramStart"/>
+      <w:r>
+        <w:t>proposer</w:t>
+      </w:r>
+      <w:proofErr w:type="gramEnd"/>
+      <w:r>
+        <w:t xml:space="preserve"> une médiation après répétition d'un même type de signalement ;</w:t>
       </w:r>
     </w:p>
     <w:p>
@@ -6149,8 +6550,13 @@
         </w:numPr>
         <w:spacing w:after="70" w:line="280" w:lineRule="auto"/>
       </w:pPr>
-      <w:r>
-        <w:t>organiser une sensibilisation ciblée, sans désigner de personnes ;</w:t>
+      <w:proofErr w:type="gramStart"/>
+      <w:r>
+        <w:t>organiser</w:t>
+      </w:r>
+      <w:proofErr w:type="gramEnd"/>
+      <w:r>
+        <w:t xml:space="preserve"> une sensibilisation ciblée, sans désigner de personnes ;</w:t>
       </w:r>
     </w:p>
     <w:p>
@@ -6162,8 +6568,13 @@
         </w:numPr>
         <w:spacing w:after="140" w:line="280" w:lineRule="auto"/>
       </w:pPr>
-      <w:r>
-        <w:t>réaménager un espace ou un horaire (échelonner les sorties, par exemple).</w:t>
+      <w:proofErr w:type="gramStart"/>
+      <w:r>
+        <w:t>réaménager</w:t>
+      </w:r>
+      <w:proofErr w:type="gramEnd"/>
+      <w:r>
+        <w:t xml:space="preserve"> un espace ou un horaire (échelonner les sorties, par exemple).</w:t>
       </w:r>
     </w:p>
     <w:p>
@@ -6222,7 +6633,15 @@
         <w:t>Protection immédiate</w:t>
       </w:r>
       <w:r>
-        <w:t xml:space="preserve"> : aucune fuite vers la personne mise en cause, aucune représaille tolérée ;</w:t>
+        <w:t xml:space="preserve"> : aucune fuite vers la personne mise en cause, aucune </w:t>
+      </w:r>
+      <w:proofErr w:type="spellStart"/>
+      <w:r>
+        <w:t>représaille</w:t>
+      </w:r>
+      <w:proofErr w:type="spellEnd"/>
+      <w:r>
+        <w:t xml:space="preserve"> tolérée ;</w:t>
       </w:r>
     </w:p>
     <w:p>
@@ -6483,6 +6902,7 @@
         <w:pageBreakBefore/>
       </w:pPr>
       <w:bookmarkStart w:id="46" w:name="toc31"/>
+      <w:proofErr w:type="gramStart"/>
       <w:r>
         <w:rPr>
           <w:color w:val="D4A93C"/>
@@ -6491,7 +6911,11 @@
         <w:t xml:space="preserve">11  </w:t>
       </w:r>
       <w:r>
-        <w:t>Le tableau de bord et les rôles</w:t>
+        <w:t>Le</w:t>
+      </w:r>
+      <w:proofErr w:type="gramEnd"/>
+      <w:r>
+        <w:t xml:space="preserve"> tableau de bord et les rôles</w:t>
       </w:r>
       <w:bookmarkEnd w:id="46"/>
     </w:p>
@@ -6679,6 +7103,7 @@
         <w:pageBreakBefore/>
       </w:pPr>
       <w:bookmarkStart w:id="48" w:name="toc32"/>
+      <w:proofErr w:type="gramStart"/>
       <w:r>
         <w:rPr>
           <w:color w:val="D4A93C"/>
@@ -6687,7 +7112,11 @@
         <w:t xml:space="preserve">12  </w:t>
       </w:r>
       <w:r>
-        <w:t>Évaluation expérimentale : prouver que l'IA apporte quelque chose</w:t>
+        <w:t>Évaluation</w:t>
+      </w:r>
+      <w:proofErr w:type="gramEnd"/>
+      <w:r>
+        <w:t xml:space="preserve"> expérimentale : prouver que l'IA apporte quelque chose</w:t>
       </w:r>
       <w:bookmarkEnd w:id="48"/>
     </w:p>
@@ -6892,7 +7321,15 @@
         <w:t>A — Règles seules.</w:t>
       </w:r>
       <w:r>
-        <w:t xml:space="preserve"> Mots d'urgence exacts ; trois signalements de même catégorie déclarée et même zone déclarée en 7 jours ; pass supérieur à 25 minutes.</w:t>
+        <w:t xml:space="preserve"> Mots d'urgence exacts ; trois signalements de même catégorie déclarée et même zone déclarée en 7 jours ; </w:t>
+      </w:r>
+      <w:proofErr w:type="spellStart"/>
+      <w:r>
+        <w:t>pass</w:t>
+      </w:r>
+      <w:proofErr w:type="spellEnd"/>
+      <w:r>
+        <w:t xml:space="preserve"> supérieur à 25 minutes.</w:t>
       </w:r>
     </w:p>
     <w:p>
@@ -7868,7 +8305,15 @@
         <w:ind w:left="260" w:right="160"/>
       </w:pPr>
       <w:r>
-        <w:t xml:space="preserve">Les résultats dépendent de nos hypothèses (niveaux de bruit, qualité des champs, lexiques). Ils changeraient avec d'autres réglages. Notre brique TALN simulée repose sur un lexique de concepts, pas encore sur des embeddings multilingues. Le script de simulation est fourni pour que chacun puisse </w:t>
+        <w:t xml:space="preserve">Les résultats dépendent de nos hypothèses (niveaux de bruit, qualité des champs, lexiques). Ils changeraient avec d'autres réglages. Notre brique TALN simulée repose sur un lexique de concepts, pas encore sur des </w:t>
+      </w:r>
+      <w:proofErr w:type="spellStart"/>
+      <w:r>
+        <w:t>embeddings</w:t>
+      </w:r>
+      <w:proofErr w:type="spellEnd"/>
+      <w:r>
+        <w:t xml:space="preserve"> multilingues. Le script de simulation est fourni pour que chacun puisse </w:t>
       </w:r>
       <w:r>
         <w:rPr>
@@ -7887,7 +8332,15 @@
       </w:pPr>
       <w:bookmarkStart w:id="54" w:name="toc36"/>
       <w:r>
-        <w:t>Le mini-test humain</w:t>
+        <w:t xml:space="preserve">Le </w:t>
+      </w:r>
+      <w:proofErr w:type="spellStart"/>
+      <w:r>
+        <w:t>mini-test</w:t>
+      </w:r>
+      <w:proofErr w:type="spellEnd"/>
+      <w:r>
+        <w:t xml:space="preserve"> humain</w:t>
       </w:r>
       <w:bookmarkEnd w:id="54"/>
     </w:p>
@@ -7923,6 +8376,7 @@
         </w:numPr>
         <w:spacing w:after="80" w:line="280" w:lineRule="auto"/>
       </w:pPr>
+      <w:proofErr w:type="gramStart"/>
       <w:r>
         <w:rPr>
           <w:b/>
@@ -7930,6 +8384,7 @@
         </w:rPr>
         <w:t>manuellement</w:t>
       </w:r>
+      <w:proofErr w:type="gramEnd"/>
       <w:r>
         <w:t>, avec les documents papier ;</w:t>
       </w:r>
@@ -7943,12 +8398,21 @@
         </w:numPr>
         <w:spacing w:after="80" w:line="280" w:lineRule="auto"/>
       </w:pPr>
-      <w:r>
-        <w:rPr>
-          <w:b/>
-          <w:bCs/>
-        </w:rPr>
-        <w:t>avec SIPDMS</w:t>
+      <w:proofErr w:type="gramStart"/>
+      <w:r>
+        <w:rPr>
+          <w:b/>
+          <w:bCs/>
+        </w:rPr>
+        <w:t>avec</w:t>
+      </w:r>
+      <w:proofErr w:type="gramEnd"/>
+      <w:r>
+        <w:rPr>
+          <w:b/>
+          <w:bCs/>
+        </w:rPr>
+        <w:t xml:space="preserve"> SIPDMS</w:t>
       </w:r>
       <w:r>
         <w:t>, sur le tableau de bord.</w:t>
@@ -8094,6 +8558,7 @@
         <w:pageBreakBefore/>
       </w:pPr>
       <w:bookmarkStart w:id="57" w:name="toc38"/>
+      <w:proofErr w:type="gramStart"/>
       <w:r>
         <w:rPr>
           <w:color w:val="D4A93C"/>
@@ -8102,7 +8567,11 @@
         <w:t xml:space="preserve">13  </w:t>
       </w:r>
       <w:r>
-        <w:t>Éthique, sécurité et protection des mineurs</w:t>
+        <w:t>Éthique</w:t>
+      </w:r>
+      <w:proofErr w:type="gramEnd"/>
+      <w:r>
+        <w:t>, sécurité et protection des mineurs</w:t>
       </w:r>
       <w:bookmarkEnd w:id="57"/>
     </w:p>
@@ -8403,7 +8872,15 @@
         <w:ind w:left="520" w:right="160" w:hanging="260"/>
       </w:pPr>
       <w:r>
-        <w:t>•  pour un pass : l'heure de départ et de retour, effacée au retour ;</w:t>
+        <w:t xml:space="preserve">•  pour un </w:t>
+      </w:r>
+      <w:proofErr w:type="spellStart"/>
+      <w:r>
+        <w:t>pass</w:t>
+      </w:r>
+      <w:proofErr w:type="spellEnd"/>
+      <w:r>
+        <w:t xml:space="preserve"> : l'heure de départ et de retour, effacée au retour ;</w:t>
       </w:r>
     </w:p>
     <w:p>
@@ -8614,6 +9091,7 @@
         <w:pageBreakBefore/>
       </w:pPr>
       <w:bookmarkStart w:id="62" w:name="toc42"/>
+      <w:proofErr w:type="gramStart"/>
       <w:r>
         <w:rPr>
           <w:color w:val="D4A93C"/>
@@ -8622,7 +9100,11 @@
         <w:t xml:space="preserve">14  </w:t>
       </w:r>
       <w:r>
-        <w:t>Limites : ce que SIPDMS ne sait pas faire</w:t>
+        <w:t>Limites</w:t>
+      </w:r>
+      <w:proofErr w:type="gramEnd"/>
+      <w:r>
+        <w:t xml:space="preserve"> : ce que SIPDMS ne sait pas faire</w:t>
       </w:r>
       <w:bookmarkEnd w:id="62"/>
     </w:p>
@@ -8755,6 +9237,7 @@
         <w:pageBreakBefore/>
       </w:pPr>
       <w:bookmarkStart w:id="63" w:name="toc43"/>
+      <w:proofErr w:type="gramStart"/>
       <w:r>
         <w:rPr>
           <w:color w:val="D4A93C"/>
@@ -8763,7 +9246,11 @@
         <w:t xml:space="preserve">15  </w:t>
       </w:r>
       <w:r>
-        <w:t>Faisabilité technique et architecture technique</w:t>
+        <w:t>Faisabilité</w:t>
+      </w:r>
+      <w:proofErr w:type="gramEnd"/>
+      <w:r>
+        <w:t xml:space="preserve"> technique et architecture technique</w:t>
       </w:r>
       <w:bookmarkEnd w:id="63"/>
     </w:p>
@@ -8890,7 +9377,23 @@
         <w:t>Langage et bibliothèques courants</w:t>
       </w:r>
       <w:r>
-        <w:t xml:space="preserve"> : Python, pandas, scikit-learn, et des modèles d'embeddings déjà entraînés ;</w:t>
+        <w:t xml:space="preserve"> : Python, pandas, </w:t>
+      </w:r>
+      <w:proofErr w:type="spellStart"/>
+      <w:r>
+        <w:t>scikit-learn</w:t>
+      </w:r>
+      <w:proofErr w:type="spellEnd"/>
+      <w:r>
+        <w:t>, et des modèles d'</w:t>
+      </w:r>
+      <w:proofErr w:type="spellStart"/>
+      <w:r>
+        <w:t>embeddings</w:t>
+      </w:r>
+      <w:proofErr w:type="spellEnd"/>
+      <w:r>
+        <w:t xml:space="preserve"> déjà entraînés ;</w:t>
       </w:r>
     </w:p>
     <w:p>
@@ -9075,7 +9578,15 @@
         <w:spacing w:after="130"/>
       </w:pPr>
       <w:r>
-        <w:t>En cinq minutes : un signalement saisi à la borne, la réception des deux autres, la tendance détectée avec ses raisons, la carte de chaleur, puis un pass resté ouvert et sa vérification de bien-être. Le tout sur données simulées, signalées comme telles à l'écran.</w:t>
+        <w:t xml:space="preserve">En cinq minutes : un signalement saisi à la borne, la réception des deux autres, la tendance détectée avec ses raisons, la carte de chaleur, puis un </w:t>
+      </w:r>
+      <w:proofErr w:type="spellStart"/>
+      <w:r>
+        <w:t>pass</w:t>
+      </w:r>
+      <w:proofErr w:type="spellEnd"/>
+      <w:r>
+        <w:t xml:space="preserve"> resté ouvert et sa vérification de bien-être. Le tout sur données simulées, signalées comme telles à l'écran.</w:t>
       </w:r>
     </w:p>
     <w:p>
@@ -9083,6 +9594,7 @@
         <w:pStyle w:val="Titre1"/>
       </w:pPr>
       <w:bookmarkStart w:id="69" w:name="toc48"/>
+      <w:proofErr w:type="gramStart"/>
       <w:r>
         <w:rPr>
           <w:color w:val="D4A93C"/>
@@ -9090,7 +9602,11 @@
         <w:t xml:space="preserve">16  </w:t>
       </w:r>
       <w:r>
-        <w:t>Évolution du projet : une roadmap réaliste</w:t>
+        <w:t>Évolution</w:t>
+      </w:r>
+      <w:proofErr w:type="gramEnd"/>
+      <w:r>
+        <w:t xml:space="preserve"> du projet : une roadmap réaliste</w:t>
       </w:r>
       <w:bookmarkEnd w:id="69"/>
     </w:p>
@@ -9204,7 +9720,15 @@
         <w:t>V2 : TALN et similarité sémantique.</w:t>
       </w:r>
       <w:r>
-        <w:t xml:space="preserve"> Embeddings multilingues, test sur un corpus rédigé par l'équipe. </w:t>
+        <w:t xml:space="preserve"> </w:t>
+      </w:r>
+      <w:proofErr w:type="spellStart"/>
+      <w:r>
+        <w:t>Embeddings</w:t>
+      </w:r>
+      <w:proofErr w:type="spellEnd"/>
+      <w:r>
+        <w:t xml:space="preserve"> multilingues, test sur un corpus rédigé par l'équipe. </w:t>
       </w:r>
       <w:r>
         <w:rPr>
@@ -9224,7 +9748,15 @@
         <w:t>V4 : prévention et évaluation.</w:t>
       </w:r>
       <w:r>
-        <w:t xml:space="preserve"> Mesure avant/après, mini-test humain, enquête de climat. </w:t>
+        <w:t xml:space="preserve"> Mesure avant/après, </w:t>
+      </w:r>
+      <w:proofErr w:type="spellStart"/>
+      <w:r>
+        <w:t>mini-test</w:t>
+      </w:r>
+      <w:proofErr w:type="spellEnd"/>
+      <w:r>
+        <w:t xml:space="preserve"> humain, enquête de climat. </w:t>
       </w:r>
       <w:r>
         <w:rPr>
@@ -9316,6 +9848,7 @@
         <w:pageBreakBefore/>
       </w:pPr>
       <w:bookmarkStart w:id="73" w:name="toc51"/>
+      <w:proofErr w:type="gramStart"/>
       <w:r>
         <w:rPr>
           <w:color w:val="D4A93C"/>
@@ -9324,7 +9857,11 @@
         <w:t xml:space="preserve">17  </w:t>
       </w:r>
       <w:r>
-        <w:t>FAQ du jury</w:t>
+        <w:t>FAQ</w:t>
+      </w:r>
+      <w:proofErr w:type="gramEnd"/>
+      <w:r>
+        <w:t xml:space="preserve"> du jury</w:t>
       </w:r>
       <w:bookmarkEnd w:id="73"/>
     </w:p>
@@ -9354,7 +9891,15 @@
         <w:spacing w:after="60"/>
       </w:pPr>
       <w:r>
-        <w:t>Parce que certains problèmes sont difficiles à traiter à la main : rapprocher des textes formulés différemment, repérer une répétition dans le temps et l'espace. Mais nous n'en mettons pas partout : le pass de sortie est un simple moteur de règles.</w:t>
+        <w:t xml:space="preserve">Parce que certains problèmes sont difficiles à traiter à la main : rapprocher des textes formulés différemment, repérer une répétition dans le temps et l'espace. Mais nous n'en mettons pas partout : le </w:t>
+      </w:r>
+      <w:proofErr w:type="spellStart"/>
+      <w:r>
+        <w:t>pass</w:t>
+      </w:r>
+      <w:proofErr w:type="spellEnd"/>
+      <w:r>
+        <w:t xml:space="preserve"> de sortie est un simple moteur de règles.</w:t>
       </w:r>
     </w:p>
     <w:p>
@@ -9441,7 +9986,15 @@
         <w:spacing w:after="60"/>
       </w:pPr>
       <w:r>
-        <w:t>Nous normalisons par le niveau d'observation, nous suivons les alertes jugées fausses par zone, et nous n'utilisons aucun profil d'élève. Le risque d'auto-confirmation est connu des systèmes de prédiction (Lum et Isaac, 2016) : nous l'avons intégré dès la conception.</w:t>
+        <w:t>Nous normalisons par le niveau d'observation, nous suivons les alertes jugées fausses par zone, et nous n'utilisons aucun profil d'élève. Le risque d'</w:t>
+      </w:r>
+      <w:proofErr w:type="spellStart"/>
+      <w:r>
+        <w:t>auto-confirmation</w:t>
+      </w:r>
+      <w:proofErr w:type="spellEnd"/>
+      <w:r>
+        <w:t xml:space="preserve"> est connu des systèmes de prédiction (Lum et Isaac, 2016) : nous l'avons intégré dès la conception.</w:t>
       </w:r>
     </w:p>
     <w:p>
@@ -9695,7 +10248,29 @@
           <w:sz w:val="22"/>
           <w:szCs w:val="22"/>
         </w:rPr>
-        <w:t>Comment prouvez-vous que l'IA apporte quelque chose ?</w:t>
+        <w:t xml:space="preserve">Comment </w:t>
+      </w:r>
+      <w:proofErr w:type="spellStart"/>
+      <w:r>
+        <w:rPr>
+          <w:b/>
+          <w:bCs/>
+          <w:color w:val="1F6FEB"/>
+          <w:sz w:val="22"/>
+          <w:szCs w:val="22"/>
+        </w:rPr>
+        <w:t>prouvez-vous</w:t>
+      </w:r>
+      <w:proofErr w:type="spellEnd"/>
+      <w:r>
+        <w:rPr>
+          <w:b/>
+          <w:bCs/>
+          <w:color w:val="1F6FEB"/>
+          <w:sz w:val="22"/>
+          <w:szCs w:val="22"/>
+        </w:rPr>
+        <w:t xml:space="preserve"> que l'IA apporte quelque chose ?</w:t>
       </w:r>
     </w:p>
     <w:p>
@@ -9770,6 +10345,7 @@
         <w:pageBreakBefore/>
       </w:pPr>
       <w:bookmarkStart w:id="74" w:name="toc52"/>
+      <w:proofErr w:type="gramStart"/>
       <w:r>
         <w:rPr>
           <w:color w:val="D4A93C"/>
@@ -9781,6 +10357,7 @@
         <w:t>Conclusion</w:t>
       </w:r>
       <w:bookmarkEnd w:id="74"/>
+      <w:proofErr w:type="gramEnd"/>
     </w:p>
     <w:p>
       <w:pPr>
@@ -9883,6 +10460,7 @@
         <w:pageBreakBefore/>
       </w:pPr>
       <w:bookmarkStart w:id="75" w:name="toc53"/>
+      <w:proofErr w:type="gramStart"/>
       <w:r>
         <w:rPr>
           <w:color w:val="D4A93C"/>
@@ -9891,7 +10469,11 @@
         <w:t xml:space="preserve">19  </w:t>
       </w:r>
       <w:r>
-        <w:t>Sources et références</w:t>
+        <w:t>Sources</w:t>
+      </w:r>
+      <w:proofErr w:type="gramEnd"/>
+      <w:r>
+        <w:t xml:space="preserve"> et références</w:t>
       </w:r>
       <w:bookmarkEnd w:id="75"/>
     </w:p>
@@ -9933,6 +10515,7 @@
         </w:rPr>
         <w:t xml:space="preserve">UNESCO (2019). </w:t>
       </w:r>
+      <w:proofErr w:type="spellStart"/>
       <w:r>
         <w:rPr>
           <w:i/>
@@ -9940,28 +10523,9 @@
           <w:sz w:val="19"/>
           <w:szCs w:val="19"/>
         </w:rPr>
-        <w:t>Behind the numbers: Ending school violence and bullying</w:t>
-      </w:r>
-      <w:r>
-        <w:rPr>
-          <w:sz w:val="19"/>
-          <w:szCs w:val="19"/>
-        </w:rPr>
-        <w:t>. Paris : UNESCO. 32 % des élèves victimes de harcèlement par leurs pairs au cours du dernier mois ; 48,2 % en Afrique subsaharienne ; données de 144 pays et territoires. https://unesdoc.unesco.org/ark:/48223/pf0000366483</w:t>
-      </w:r>
-    </w:p>
-    <w:p>
-      <w:pPr>
-        <w:spacing w:after="90" w:line="260" w:lineRule="auto"/>
-        <w:ind w:left="360" w:hanging="360"/>
-      </w:pPr>
-      <w:r>
-        <w:rPr>
-          <w:sz w:val="19"/>
-          <w:szCs w:val="19"/>
-        </w:rPr>
-        <w:t xml:space="preserve">UNESCO (2019). </w:t>
-      </w:r>
+        <w:t>Behind</w:t>
+      </w:r>
+      <w:proofErr w:type="spellEnd"/>
       <w:r>
         <w:rPr>
           <w:i/>
@@ -9969,34 +10533,10 @@
           <w:sz w:val="19"/>
           <w:szCs w:val="19"/>
         </w:rPr>
-        <w:t>School violence and bullying a major global issue, new UNESCO publication finds</w:t>
-      </w:r>
-      <w:r>
-        <w:rPr>
-          <w:sz w:val="19"/>
-          <w:szCs w:val="19"/>
-        </w:rPr>
-        <w:t xml:space="preserve"> (communiqué). https://www.unesco.org/en/articles/school-violence-and-bullying-major-global-issue-new-unesco-publication-finds</w:t>
-      </w:r>
-    </w:p>
-    <w:p>
-      <w:pPr>
-        <w:spacing w:after="90" w:line="260" w:lineRule="auto"/>
-        <w:ind w:left="360" w:hanging="360"/>
-      </w:pPr>
-      <w:r>
-        <w:rPr>
-          <w:sz w:val="19"/>
-          <w:szCs w:val="19"/>
-        </w:rPr>
-        <w:t>Analyse multi-pays de la victimisation par harcèlement chez les adolescents scolarisés en Afrique subsaharienne, données GSHS 2010–2017, 11 pays, 25 454 élèves, prévalence globale 38,8 %. PubMed Central, PMC8252267. https://www.ncbi.nlm.nih.gov/pmc/articles/PMC8252267/</w:t>
-      </w:r>
-    </w:p>
-    <w:p>
-      <w:pPr>
-        <w:spacing w:after="90" w:line="260" w:lineRule="auto"/>
-        <w:ind w:left="360" w:hanging="360"/>
-      </w:pPr>
+        <w:t xml:space="preserve"> the </w:t>
+      </w:r>
+      <w:proofErr w:type="spellStart"/>
+      <w:proofErr w:type="gramStart"/>
       <w:r>
         <w:rPr>
           <w:i/>
@@ -10004,28 +10544,9 @@
           <w:sz w:val="19"/>
           <w:szCs w:val="19"/>
         </w:rPr>
-        <w:t>Violences genrées en milieu scolaire au Cameroun (2015–2024) : une analyse documentaire</w:t>
-      </w:r>
-      <w:r>
-        <w:rPr>
-          <w:sz w:val="19"/>
-          <w:szCs w:val="19"/>
-        </w:rPr>
-        <w:t>. European Scientific Journal, 2025. https://eujournal.org/index.php/esj/article/view/19596</w:t>
-      </w:r>
-    </w:p>
-    <w:p>
-      <w:pPr>
-        <w:spacing w:after="90" w:line="260" w:lineRule="auto"/>
-        <w:ind w:left="360" w:hanging="360"/>
-      </w:pPr>
-      <w:r>
-        <w:rPr>
-          <w:sz w:val="19"/>
-          <w:szCs w:val="19"/>
-        </w:rPr>
-        <w:t xml:space="preserve">Cameroon Tribune (2022). </w:t>
-      </w:r>
+        <w:t>numbers</w:t>
+      </w:r>
+      <w:proofErr w:type="spellEnd"/>
       <w:r>
         <w:rPr>
           <w:i/>
@@ -10033,36 +10554,9 @@
           <w:sz w:val="19"/>
           <w:szCs w:val="19"/>
         </w:rPr>
-        <w:t>Violences en milieu scolaire : la cote d'alerte !</w:t>
-      </w:r>
-      <w:r>
-        <w:rPr>
-          <w:sz w:val="19"/>
-          <w:szCs w:val="19"/>
-        </w:rPr>
-        <w:t xml:space="preserve"> https://www.cameroon-tribune.cm/article.html/47513/fr.html/violences-en-milieu-scolaire-la-cote-dalerte</w:t>
-      </w:r>
-    </w:p>
-    <w:p>
-      <w:pPr>
-        <w:pStyle w:val="Titre3"/>
-      </w:pPr>
-      <w:r>
-        <w:t>Cadre juridique (à valider par un conseil juridique avant tout déploiement)</w:t>
-      </w:r>
-    </w:p>
-    <w:p>
-      <w:pPr>
-        <w:spacing w:after="90" w:line="260" w:lineRule="auto"/>
-        <w:ind w:left="360" w:hanging="360"/>
-      </w:pPr>
-      <w:r>
-        <w:rPr>
-          <w:sz w:val="19"/>
-          <w:szCs w:val="19"/>
-        </w:rPr>
-        <w:t xml:space="preserve">République du Cameroun (2024). </w:t>
-      </w:r>
+        <w:t>:</w:t>
+      </w:r>
+      <w:proofErr w:type="gramEnd"/>
       <w:r>
         <w:rPr>
           <w:i/>
@@ -10070,28 +10564,9 @@
           <w:sz w:val="19"/>
           <w:szCs w:val="19"/>
         </w:rPr>
-        <w:t>Loi n° 2024/017 du 23 décembre 2024 relative à la protection des données à caractère personnel au Cameroun</w:t>
-      </w:r>
-      <w:r>
-        <w:rPr>
-          <w:sz w:val="19"/>
-          <w:szCs w:val="19"/>
-        </w:rPr>
-        <w:t>. Texte : https://www.juriafrica.com/lex/link/loi-2024-017-23-decembre-2024/56221.htm</w:t>
-      </w:r>
-    </w:p>
-    <w:p>
-      <w:pPr>
-        <w:spacing w:after="90" w:line="260" w:lineRule="auto"/>
-        <w:ind w:left="360" w:hanging="360"/>
-      </w:pPr>
-      <w:r>
-        <w:rPr>
-          <w:sz w:val="19"/>
-          <w:szCs w:val="19"/>
-        </w:rPr>
-        <w:t xml:space="preserve">République du Cameroun (2010). </w:t>
-      </w:r>
+        <w:t xml:space="preserve"> </w:t>
+      </w:r>
+      <w:proofErr w:type="spellStart"/>
       <w:r>
         <w:rPr>
           <w:i/>
@@ -10099,36 +10574,9 @@
           <w:sz w:val="19"/>
           <w:szCs w:val="19"/>
         </w:rPr>
-        <w:t>Loi n° 2010/012 du 21 décembre 2010 relative à la cybersécurité et à la cybercriminalité au Cameroun</w:t>
-      </w:r>
-      <w:r>
-        <w:rPr>
-          <w:sz w:val="19"/>
-          <w:szCs w:val="19"/>
-        </w:rPr>
-        <w:t>.</w:t>
-      </w:r>
-    </w:p>
-    <w:p>
-      <w:pPr>
-        <w:pStyle w:val="Titre3"/>
-      </w:pPr>
-      <w:r>
-        <w:t>Méthodes d'IA et de prévention</w:t>
-      </w:r>
-    </w:p>
-    <w:p>
-      <w:pPr>
-        <w:spacing w:after="90" w:line="260" w:lineRule="auto"/>
-        <w:ind w:left="360" w:hanging="360"/>
-      </w:pPr>
-      <w:r>
-        <w:rPr>
-          <w:sz w:val="19"/>
-          <w:szCs w:val="19"/>
-        </w:rPr>
-        <w:t xml:space="preserve">Reimers, N. et Gurevych, I. (2019). Sentence-BERT: Sentence Embeddings using Siamese BERT-Networks. </w:t>
-      </w:r>
+        <w:t>Ending</w:t>
+      </w:r>
+      <w:proofErr w:type="spellEnd"/>
       <w:r>
         <w:rPr>
           <w:i/>
@@ -10136,28 +10584,9 @@
           <w:sz w:val="19"/>
           <w:szCs w:val="19"/>
         </w:rPr>
-        <w:t>EMNLP-IJCNLP 2019</w:t>
-      </w:r>
-      <w:r>
-        <w:rPr>
-          <w:sz w:val="19"/>
-          <w:szCs w:val="19"/>
-        </w:rPr>
-        <w:t>.</w:t>
-      </w:r>
-    </w:p>
-    <w:p>
-      <w:pPr>
-        <w:spacing w:after="90" w:line="260" w:lineRule="auto"/>
-        <w:ind w:left="360" w:hanging="360"/>
-      </w:pPr>
-      <w:r>
-        <w:rPr>
-          <w:sz w:val="19"/>
-          <w:szCs w:val="19"/>
-        </w:rPr>
-        <w:t xml:space="preserve">Reimers, N. et Gurevych, I. (2020). Making Monolingual Sentence Embeddings Multilingual using Knowledge Distillation. </w:t>
-      </w:r>
+        <w:t xml:space="preserve"> </w:t>
+      </w:r>
+      <w:proofErr w:type="spellStart"/>
       <w:r>
         <w:rPr>
           <w:i/>
@@ -10165,28 +10594,9 @@
           <w:sz w:val="19"/>
           <w:szCs w:val="19"/>
         </w:rPr>
-        <w:t>EMNLP 2020</w:t>
-      </w:r>
-      <w:r>
-        <w:rPr>
-          <w:sz w:val="19"/>
-          <w:szCs w:val="19"/>
-        </w:rPr>
-        <w:t>.</w:t>
-      </w:r>
-    </w:p>
-    <w:p>
-      <w:pPr>
-        <w:spacing w:after="90" w:line="260" w:lineRule="auto"/>
-        <w:ind w:left="360" w:hanging="360"/>
-      </w:pPr>
-      <w:r>
-        <w:rPr>
-          <w:sz w:val="19"/>
-          <w:szCs w:val="19"/>
-        </w:rPr>
-        <w:t xml:space="preserve">Chandola, V., Banerjee, A. et Kumar, V. (2009). Anomaly detection: A survey. </w:t>
-      </w:r>
+        <w:t>school</w:t>
+      </w:r>
+      <w:proofErr w:type="spellEnd"/>
       <w:r>
         <w:rPr>
           <w:i/>
@@ -10194,28 +10604,9 @@
           <w:sz w:val="19"/>
           <w:szCs w:val="19"/>
         </w:rPr>
-        <w:t>ACM Computing Surveys</w:t>
-      </w:r>
-      <w:r>
-        <w:rPr>
-          <w:sz w:val="19"/>
-          <w:szCs w:val="19"/>
-        </w:rPr>
-        <w:t>, 41(3).</w:t>
-      </w:r>
-    </w:p>
-    <w:p>
-      <w:pPr>
-        <w:spacing w:after="90" w:line="260" w:lineRule="auto"/>
-        <w:ind w:left="360" w:hanging="360"/>
-      </w:pPr>
-      <w:r>
-        <w:rPr>
-          <w:sz w:val="19"/>
-          <w:szCs w:val="19"/>
-        </w:rPr>
-        <w:t xml:space="preserve">Weisburd, D. (2015). The law of crime concentration and the criminology of place. </w:t>
-      </w:r>
+        <w:t xml:space="preserve"> violence and </w:t>
+      </w:r>
+      <w:proofErr w:type="spellStart"/>
       <w:r>
         <w:rPr>
           <w:i/>
@@ -10223,14 +10614,15 @@
           <w:sz w:val="19"/>
           <w:szCs w:val="19"/>
         </w:rPr>
-        <w:t>Criminology</w:t>
-      </w:r>
+        <w:t>bullying</w:t>
+      </w:r>
+      <w:proofErr w:type="spellEnd"/>
       <w:r>
         <w:rPr>
           <w:sz w:val="19"/>
           <w:szCs w:val="19"/>
         </w:rPr>
-        <w:t>, 53(2), 133–157.</w:t>
+        <w:t>. Paris : UNESCO. 32 % des élèves victimes de harcèlement par leurs pairs au cours du dernier mois ; 48,2 % en Afrique subsaharienne ; données de 144 pays et territoires. https://unesdoc.unesco.org/ark:/48223/pf0000366483</w:t>
       </w:r>
     </w:p>
     <w:p>
@@ -10243,7 +10635,7 @@
           <w:sz w:val="19"/>
           <w:szCs w:val="19"/>
         </w:rPr>
-        <w:t xml:space="preserve">Lum, K. et Isaac, W. (2016). To predict and serve? </w:t>
+        <w:t xml:space="preserve">UNESCO (2019). </w:t>
       </w:r>
       <w:r>
         <w:rPr>
@@ -10252,8 +10644,704 @@
           <w:sz w:val="19"/>
           <w:szCs w:val="19"/>
         </w:rPr>
+        <w:t xml:space="preserve">School violence and </w:t>
+      </w:r>
+      <w:proofErr w:type="spellStart"/>
+      <w:r>
+        <w:rPr>
+          <w:i/>
+          <w:iCs/>
+          <w:sz w:val="19"/>
+          <w:szCs w:val="19"/>
+        </w:rPr>
+        <w:t>bullying</w:t>
+      </w:r>
+      <w:proofErr w:type="spellEnd"/>
+      <w:r>
+        <w:rPr>
+          <w:i/>
+          <w:iCs/>
+          <w:sz w:val="19"/>
+          <w:szCs w:val="19"/>
+        </w:rPr>
+        <w:t xml:space="preserve"> a major global issue, new UNESCO publication </w:t>
+      </w:r>
+      <w:proofErr w:type="spellStart"/>
+      <w:r>
+        <w:rPr>
+          <w:i/>
+          <w:iCs/>
+          <w:sz w:val="19"/>
+          <w:szCs w:val="19"/>
+        </w:rPr>
+        <w:t>finds</w:t>
+      </w:r>
+      <w:proofErr w:type="spellEnd"/>
+      <w:r>
+        <w:rPr>
+          <w:sz w:val="19"/>
+          <w:szCs w:val="19"/>
+        </w:rPr>
+        <w:t xml:space="preserve"> (communiqué). https://www.unesco.org/en/articles/school-violence-and-bullying-major-global-issue-new-unesco-publication-finds</w:t>
+      </w:r>
+    </w:p>
+    <w:p>
+      <w:pPr>
+        <w:spacing w:after="90" w:line="260" w:lineRule="auto"/>
+        <w:ind w:left="360" w:hanging="360"/>
+      </w:pPr>
+      <w:r>
+        <w:rPr>
+          <w:sz w:val="19"/>
+          <w:szCs w:val="19"/>
+        </w:rPr>
+        <w:t>Analyse multi-pays de la victimisation par harcèlement chez les adolescents scolarisés en Afrique subsaharienne, données GSHS 2010–2017, 11 pays, 25 454 élèves, prévalence globale 38,8 %. PubMed Central, PMC8252267. https://www.ncbi.nlm.nih.gov/pmc/articles/PMC8252267/</w:t>
+      </w:r>
+    </w:p>
+    <w:p>
+      <w:pPr>
+        <w:spacing w:after="90" w:line="260" w:lineRule="auto"/>
+        <w:ind w:left="360" w:hanging="360"/>
+      </w:pPr>
+      <w:r>
+        <w:rPr>
+          <w:i/>
+          <w:iCs/>
+          <w:sz w:val="19"/>
+          <w:szCs w:val="19"/>
+        </w:rPr>
+        <w:t>Violences genrées en milieu scolaire au Cameroun (2015–2024) : une analyse documentaire</w:t>
+      </w:r>
+      <w:r>
+        <w:rPr>
+          <w:sz w:val="19"/>
+          <w:szCs w:val="19"/>
+        </w:rPr>
+        <w:t xml:space="preserve">. </w:t>
+      </w:r>
+      <w:proofErr w:type="spellStart"/>
+      <w:r>
+        <w:rPr>
+          <w:sz w:val="19"/>
+          <w:szCs w:val="19"/>
+        </w:rPr>
+        <w:t>European</w:t>
+      </w:r>
+      <w:proofErr w:type="spellEnd"/>
+      <w:r>
+        <w:rPr>
+          <w:sz w:val="19"/>
+          <w:szCs w:val="19"/>
+        </w:rPr>
+        <w:t xml:space="preserve"> Scientific Journal, 2025. https://eujournal.org/index.php/esj/article/view/19596</w:t>
+      </w:r>
+    </w:p>
+    <w:p>
+      <w:pPr>
+        <w:spacing w:after="90" w:line="260" w:lineRule="auto"/>
+        <w:ind w:left="360" w:hanging="360"/>
+      </w:pPr>
+      <w:proofErr w:type="spellStart"/>
+      <w:r>
+        <w:rPr>
+          <w:sz w:val="19"/>
+          <w:szCs w:val="19"/>
+        </w:rPr>
+        <w:t>Cameroon</w:t>
+      </w:r>
+      <w:proofErr w:type="spellEnd"/>
+      <w:r>
+        <w:rPr>
+          <w:sz w:val="19"/>
+          <w:szCs w:val="19"/>
+        </w:rPr>
+        <w:t xml:space="preserve"> Tribune (2022). </w:t>
+      </w:r>
+      <w:r>
+        <w:rPr>
+          <w:i/>
+          <w:iCs/>
+          <w:sz w:val="19"/>
+          <w:szCs w:val="19"/>
+        </w:rPr>
+        <w:t>Violences en milieu scolaire : la cote d'alerte !</w:t>
+      </w:r>
+      <w:r>
+        <w:rPr>
+          <w:sz w:val="19"/>
+          <w:szCs w:val="19"/>
+        </w:rPr>
+        <w:t xml:space="preserve"> https://www.cameroon-tribune.cm/article.html/47513/fr.html/violences-en-milieu-scolaire-la-cote-dalerte</w:t>
+      </w:r>
+    </w:p>
+    <w:p>
+      <w:pPr>
+        <w:pStyle w:val="Titre3"/>
+      </w:pPr>
+      <w:r>
+        <w:t>Cadre juridique (à valider par un conseil juridique avant tout déploiement)</w:t>
+      </w:r>
+    </w:p>
+    <w:p>
+      <w:pPr>
+        <w:spacing w:after="90" w:line="260" w:lineRule="auto"/>
+        <w:ind w:left="360" w:hanging="360"/>
+      </w:pPr>
+      <w:r>
+        <w:rPr>
+          <w:sz w:val="19"/>
+          <w:szCs w:val="19"/>
+        </w:rPr>
+        <w:t xml:space="preserve">République du Cameroun (2024). </w:t>
+      </w:r>
+      <w:r>
+        <w:rPr>
+          <w:i/>
+          <w:iCs/>
+          <w:sz w:val="19"/>
+          <w:szCs w:val="19"/>
+        </w:rPr>
+        <w:t>Loi n° 2024/017 du 23 décembre 2024 relative à la protection des données à caractère personnel au Cameroun</w:t>
+      </w:r>
+      <w:r>
+        <w:rPr>
+          <w:sz w:val="19"/>
+          <w:szCs w:val="19"/>
+        </w:rPr>
+        <w:t>. Texte : https://www.juriafrica.com/lex/link/loi-2024-017-23-decembre-2024/56221.htm</w:t>
+      </w:r>
+    </w:p>
+    <w:p>
+      <w:pPr>
+        <w:spacing w:after="90" w:line="260" w:lineRule="auto"/>
+        <w:ind w:left="360" w:hanging="360"/>
+      </w:pPr>
+      <w:r>
+        <w:rPr>
+          <w:sz w:val="19"/>
+          <w:szCs w:val="19"/>
+        </w:rPr>
+        <w:t xml:space="preserve">République du Cameroun (2010). </w:t>
+      </w:r>
+      <w:r>
+        <w:rPr>
+          <w:i/>
+          <w:iCs/>
+          <w:sz w:val="19"/>
+          <w:szCs w:val="19"/>
+        </w:rPr>
+        <w:t>Loi n° 2010/012 du 21 décembre 2010 relative à la cybersécurité et à la cybercriminalité au Cameroun</w:t>
+      </w:r>
+      <w:r>
+        <w:rPr>
+          <w:sz w:val="19"/>
+          <w:szCs w:val="19"/>
+        </w:rPr>
+        <w:t>.</w:t>
+      </w:r>
+    </w:p>
+    <w:p>
+      <w:pPr>
+        <w:pStyle w:val="Titre3"/>
+      </w:pPr>
+      <w:r>
+        <w:t>Méthodes d'IA et de prévention</w:t>
+      </w:r>
+    </w:p>
+    <w:p>
+      <w:pPr>
+        <w:spacing w:after="90" w:line="260" w:lineRule="auto"/>
+        <w:ind w:left="360" w:hanging="360"/>
+      </w:pPr>
+      <w:r>
+        <w:rPr>
+          <w:sz w:val="19"/>
+          <w:szCs w:val="19"/>
+        </w:rPr>
+        <w:t xml:space="preserve">Reimers, N. et </w:t>
+      </w:r>
+      <w:proofErr w:type="spellStart"/>
+      <w:r>
+        <w:rPr>
+          <w:sz w:val="19"/>
+          <w:szCs w:val="19"/>
+        </w:rPr>
+        <w:t>Gurevych</w:t>
+      </w:r>
+      <w:proofErr w:type="spellEnd"/>
+      <w:r>
+        <w:rPr>
+          <w:sz w:val="19"/>
+          <w:szCs w:val="19"/>
+        </w:rPr>
+        <w:t>, I. (2019). Sentence-</w:t>
+      </w:r>
+      <w:proofErr w:type="gramStart"/>
+      <w:r>
+        <w:rPr>
+          <w:sz w:val="19"/>
+          <w:szCs w:val="19"/>
+        </w:rPr>
+        <w:t>BERT:</w:t>
+      </w:r>
+      <w:proofErr w:type="gramEnd"/>
+      <w:r>
+        <w:rPr>
+          <w:sz w:val="19"/>
+          <w:szCs w:val="19"/>
+        </w:rPr>
+        <w:t xml:space="preserve"> Sentence </w:t>
+      </w:r>
+      <w:proofErr w:type="spellStart"/>
+      <w:r>
+        <w:rPr>
+          <w:sz w:val="19"/>
+          <w:szCs w:val="19"/>
+        </w:rPr>
+        <w:t>Embeddings</w:t>
+      </w:r>
+      <w:proofErr w:type="spellEnd"/>
+      <w:r>
+        <w:rPr>
+          <w:sz w:val="19"/>
+          <w:szCs w:val="19"/>
+        </w:rPr>
+        <w:t xml:space="preserve"> </w:t>
+      </w:r>
+      <w:proofErr w:type="spellStart"/>
+      <w:r>
+        <w:rPr>
+          <w:sz w:val="19"/>
+          <w:szCs w:val="19"/>
+        </w:rPr>
+        <w:t>using</w:t>
+      </w:r>
+      <w:proofErr w:type="spellEnd"/>
+      <w:r>
+        <w:rPr>
+          <w:sz w:val="19"/>
+          <w:szCs w:val="19"/>
+        </w:rPr>
+        <w:t xml:space="preserve"> </w:t>
+      </w:r>
+      <w:proofErr w:type="spellStart"/>
+      <w:r>
+        <w:rPr>
+          <w:sz w:val="19"/>
+          <w:szCs w:val="19"/>
+        </w:rPr>
+        <w:t>Siamese</w:t>
+      </w:r>
+      <w:proofErr w:type="spellEnd"/>
+      <w:r>
+        <w:rPr>
+          <w:sz w:val="19"/>
+          <w:szCs w:val="19"/>
+        </w:rPr>
+        <w:t xml:space="preserve"> BERT-Networks. </w:t>
+      </w:r>
+      <w:r>
+        <w:rPr>
+          <w:i/>
+          <w:iCs/>
+          <w:sz w:val="19"/>
+          <w:szCs w:val="19"/>
+        </w:rPr>
+        <w:t>EMNLP-IJCNLP 2019</w:t>
+      </w:r>
+      <w:r>
+        <w:rPr>
+          <w:sz w:val="19"/>
+          <w:szCs w:val="19"/>
+        </w:rPr>
+        <w:t>.</w:t>
+      </w:r>
+    </w:p>
+    <w:p>
+      <w:pPr>
+        <w:spacing w:after="90" w:line="260" w:lineRule="auto"/>
+        <w:ind w:left="360" w:hanging="360"/>
+      </w:pPr>
+      <w:r>
+        <w:rPr>
+          <w:sz w:val="19"/>
+          <w:szCs w:val="19"/>
+        </w:rPr>
+        <w:t xml:space="preserve">Reimers, N. et </w:t>
+      </w:r>
+      <w:proofErr w:type="spellStart"/>
+      <w:r>
+        <w:rPr>
+          <w:sz w:val="19"/>
+          <w:szCs w:val="19"/>
+        </w:rPr>
+        <w:t>Gurevych</w:t>
+      </w:r>
+      <w:proofErr w:type="spellEnd"/>
+      <w:r>
+        <w:rPr>
+          <w:sz w:val="19"/>
+          <w:szCs w:val="19"/>
+        </w:rPr>
+        <w:t xml:space="preserve">, I. (2020). </w:t>
+      </w:r>
+      <w:proofErr w:type="spellStart"/>
+      <w:r>
+        <w:rPr>
+          <w:sz w:val="19"/>
+          <w:szCs w:val="19"/>
+        </w:rPr>
+        <w:t>Making</w:t>
+      </w:r>
+      <w:proofErr w:type="spellEnd"/>
+      <w:r>
+        <w:rPr>
+          <w:sz w:val="19"/>
+          <w:szCs w:val="19"/>
+        </w:rPr>
+        <w:t xml:space="preserve"> </w:t>
+      </w:r>
+      <w:proofErr w:type="spellStart"/>
+      <w:r>
+        <w:rPr>
+          <w:sz w:val="19"/>
+          <w:szCs w:val="19"/>
+        </w:rPr>
+        <w:t>Monolingual</w:t>
+      </w:r>
+      <w:proofErr w:type="spellEnd"/>
+      <w:r>
+        <w:rPr>
+          <w:sz w:val="19"/>
+          <w:szCs w:val="19"/>
+        </w:rPr>
+        <w:t xml:space="preserve"> Sentence </w:t>
+      </w:r>
+      <w:proofErr w:type="spellStart"/>
+      <w:r>
+        <w:rPr>
+          <w:sz w:val="19"/>
+          <w:szCs w:val="19"/>
+        </w:rPr>
+        <w:t>Embeddings</w:t>
+      </w:r>
+      <w:proofErr w:type="spellEnd"/>
+      <w:r>
+        <w:rPr>
+          <w:sz w:val="19"/>
+          <w:szCs w:val="19"/>
+        </w:rPr>
+        <w:t xml:space="preserve"> </w:t>
+      </w:r>
+      <w:proofErr w:type="spellStart"/>
+      <w:r>
+        <w:rPr>
+          <w:sz w:val="19"/>
+          <w:szCs w:val="19"/>
+        </w:rPr>
+        <w:t>Multilingual</w:t>
+      </w:r>
+      <w:proofErr w:type="spellEnd"/>
+      <w:r>
+        <w:rPr>
+          <w:sz w:val="19"/>
+          <w:szCs w:val="19"/>
+        </w:rPr>
+        <w:t xml:space="preserve"> </w:t>
+      </w:r>
+      <w:proofErr w:type="spellStart"/>
+      <w:r>
+        <w:rPr>
+          <w:sz w:val="19"/>
+          <w:szCs w:val="19"/>
+        </w:rPr>
+        <w:t>using</w:t>
+      </w:r>
+      <w:proofErr w:type="spellEnd"/>
+      <w:r>
+        <w:rPr>
+          <w:sz w:val="19"/>
+          <w:szCs w:val="19"/>
+        </w:rPr>
+        <w:t xml:space="preserve"> </w:t>
+      </w:r>
+      <w:proofErr w:type="spellStart"/>
+      <w:r>
+        <w:rPr>
+          <w:sz w:val="19"/>
+          <w:szCs w:val="19"/>
+        </w:rPr>
+        <w:t>Knowledge</w:t>
+      </w:r>
+      <w:proofErr w:type="spellEnd"/>
+      <w:r>
+        <w:rPr>
+          <w:sz w:val="19"/>
+          <w:szCs w:val="19"/>
+        </w:rPr>
+        <w:t xml:space="preserve"> Distillation. </w:t>
+      </w:r>
+      <w:r>
+        <w:rPr>
+          <w:i/>
+          <w:iCs/>
+          <w:sz w:val="19"/>
+          <w:szCs w:val="19"/>
+        </w:rPr>
+        <w:t>EMNLP 2020</w:t>
+      </w:r>
+      <w:r>
+        <w:rPr>
+          <w:sz w:val="19"/>
+          <w:szCs w:val="19"/>
+        </w:rPr>
+        <w:t>.</w:t>
+      </w:r>
+    </w:p>
+    <w:p>
+      <w:pPr>
+        <w:spacing w:after="90" w:line="260" w:lineRule="auto"/>
+        <w:ind w:left="360" w:hanging="360"/>
+      </w:pPr>
+      <w:r>
+        <w:rPr>
+          <w:sz w:val="19"/>
+          <w:szCs w:val="19"/>
+        </w:rPr>
+        <w:t xml:space="preserve">Chandola, V., Banerjee, A. et Kumar, V. (2009). </w:t>
+      </w:r>
+      <w:proofErr w:type="spellStart"/>
+      <w:r>
+        <w:rPr>
+          <w:sz w:val="19"/>
+          <w:szCs w:val="19"/>
+        </w:rPr>
+        <w:t>Anomaly</w:t>
+      </w:r>
+      <w:proofErr w:type="spellEnd"/>
+      <w:r>
+        <w:rPr>
+          <w:sz w:val="19"/>
+          <w:szCs w:val="19"/>
+        </w:rPr>
+        <w:t xml:space="preserve"> </w:t>
+      </w:r>
+      <w:proofErr w:type="spellStart"/>
+      <w:proofErr w:type="gramStart"/>
+      <w:r>
+        <w:rPr>
+          <w:sz w:val="19"/>
+          <w:szCs w:val="19"/>
+        </w:rPr>
+        <w:t>detection</w:t>
+      </w:r>
+      <w:proofErr w:type="spellEnd"/>
+      <w:r>
+        <w:rPr>
+          <w:sz w:val="19"/>
+          <w:szCs w:val="19"/>
+        </w:rPr>
+        <w:t>:</w:t>
+      </w:r>
+      <w:proofErr w:type="gramEnd"/>
+      <w:r>
+        <w:rPr>
+          <w:sz w:val="19"/>
+          <w:szCs w:val="19"/>
+        </w:rPr>
+        <w:t xml:space="preserve"> A </w:t>
+      </w:r>
+      <w:proofErr w:type="spellStart"/>
+      <w:r>
+        <w:rPr>
+          <w:sz w:val="19"/>
+          <w:szCs w:val="19"/>
+        </w:rPr>
+        <w:t>survey</w:t>
+      </w:r>
+      <w:proofErr w:type="spellEnd"/>
+      <w:r>
+        <w:rPr>
+          <w:sz w:val="19"/>
+          <w:szCs w:val="19"/>
+        </w:rPr>
+        <w:t xml:space="preserve">. </w:t>
+      </w:r>
+      <w:r>
+        <w:rPr>
+          <w:i/>
+          <w:iCs/>
+          <w:sz w:val="19"/>
+          <w:szCs w:val="19"/>
+        </w:rPr>
+        <w:t xml:space="preserve">ACM </w:t>
+      </w:r>
+      <w:proofErr w:type="spellStart"/>
+      <w:r>
+        <w:rPr>
+          <w:i/>
+          <w:iCs/>
+          <w:sz w:val="19"/>
+          <w:szCs w:val="19"/>
+        </w:rPr>
+        <w:t>Computing</w:t>
+      </w:r>
+      <w:proofErr w:type="spellEnd"/>
+      <w:r>
+        <w:rPr>
+          <w:i/>
+          <w:iCs/>
+          <w:sz w:val="19"/>
+          <w:szCs w:val="19"/>
+        </w:rPr>
+        <w:t xml:space="preserve"> </w:t>
+      </w:r>
+      <w:proofErr w:type="spellStart"/>
+      <w:r>
+        <w:rPr>
+          <w:i/>
+          <w:iCs/>
+          <w:sz w:val="19"/>
+          <w:szCs w:val="19"/>
+        </w:rPr>
+        <w:t>Surveys</w:t>
+      </w:r>
+      <w:proofErr w:type="spellEnd"/>
+      <w:r>
+        <w:rPr>
+          <w:sz w:val="19"/>
+          <w:szCs w:val="19"/>
+        </w:rPr>
+        <w:t>, 41(3).</w:t>
+      </w:r>
+    </w:p>
+    <w:p>
+      <w:pPr>
+        <w:spacing w:after="90" w:line="260" w:lineRule="auto"/>
+        <w:ind w:left="360" w:hanging="360"/>
+      </w:pPr>
+      <w:proofErr w:type="spellStart"/>
+      <w:r>
+        <w:rPr>
+          <w:sz w:val="19"/>
+          <w:szCs w:val="19"/>
+        </w:rPr>
+        <w:t>Weisburd</w:t>
+      </w:r>
+      <w:proofErr w:type="spellEnd"/>
+      <w:r>
+        <w:rPr>
+          <w:sz w:val="19"/>
+          <w:szCs w:val="19"/>
+        </w:rPr>
+        <w:t xml:space="preserve">, D. (2015). The </w:t>
+      </w:r>
+      <w:proofErr w:type="spellStart"/>
+      <w:r>
+        <w:rPr>
+          <w:sz w:val="19"/>
+          <w:szCs w:val="19"/>
+        </w:rPr>
+        <w:t>law</w:t>
+      </w:r>
+      <w:proofErr w:type="spellEnd"/>
+      <w:r>
+        <w:rPr>
+          <w:sz w:val="19"/>
+          <w:szCs w:val="19"/>
+        </w:rPr>
+        <w:t xml:space="preserve"> of crime concentration and the </w:t>
+      </w:r>
+      <w:proofErr w:type="spellStart"/>
+      <w:r>
+        <w:rPr>
+          <w:sz w:val="19"/>
+          <w:szCs w:val="19"/>
+        </w:rPr>
+        <w:t>criminology</w:t>
+      </w:r>
+      <w:proofErr w:type="spellEnd"/>
+      <w:r>
+        <w:rPr>
+          <w:sz w:val="19"/>
+          <w:szCs w:val="19"/>
+        </w:rPr>
+        <w:t xml:space="preserve"> of place. </w:t>
+      </w:r>
+      <w:proofErr w:type="spellStart"/>
+      <w:r>
+        <w:rPr>
+          <w:i/>
+          <w:iCs/>
+          <w:sz w:val="19"/>
+          <w:szCs w:val="19"/>
+        </w:rPr>
+        <w:t>Criminology</w:t>
+      </w:r>
+      <w:proofErr w:type="spellEnd"/>
+      <w:r>
+        <w:rPr>
+          <w:sz w:val="19"/>
+          <w:szCs w:val="19"/>
+        </w:rPr>
+        <w:t>, 53(2), 133–157.</w:t>
+      </w:r>
+    </w:p>
+    <w:p>
+      <w:pPr>
+        <w:spacing w:after="90" w:line="260" w:lineRule="auto"/>
+        <w:ind w:left="360" w:hanging="360"/>
+      </w:pPr>
+      <w:r>
+        <w:rPr>
+          <w:sz w:val="19"/>
+          <w:szCs w:val="19"/>
+        </w:rPr>
+        <w:t xml:space="preserve">Lum, K. et Isaac, W. (2016). To </w:t>
+      </w:r>
+      <w:proofErr w:type="spellStart"/>
+      <w:r>
+        <w:rPr>
+          <w:sz w:val="19"/>
+          <w:szCs w:val="19"/>
+        </w:rPr>
+        <w:t>predict</w:t>
+      </w:r>
+      <w:proofErr w:type="spellEnd"/>
+      <w:r>
+        <w:rPr>
+          <w:sz w:val="19"/>
+          <w:szCs w:val="19"/>
+        </w:rPr>
+        <w:t xml:space="preserve"> and </w:t>
+      </w:r>
+      <w:proofErr w:type="gramStart"/>
+      <w:r>
+        <w:rPr>
+          <w:sz w:val="19"/>
+          <w:szCs w:val="19"/>
+        </w:rPr>
+        <w:t>serve?</w:t>
+      </w:r>
+      <w:proofErr w:type="gramEnd"/>
+      <w:r>
+        <w:rPr>
+          <w:sz w:val="19"/>
+          <w:szCs w:val="19"/>
+        </w:rPr>
+        <w:t xml:space="preserve"> </w:t>
+      </w:r>
+      <w:proofErr w:type="spellStart"/>
+      <w:r>
+        <w:rPr>
+          <w:i/>
+          <w:iCs/>
+          <w:sz w:val="19"/>
+          <w:szCs w:val="19"/>
+        </w:rPr>
         <w:t>Significance</w:t>
       </w:r>
+      <w:proofErr w:type="spellEnd"/>
       <w:r>
         <w:rPr>
           <w:sz w:val="19"/>
@@ -10749,7 +11837,15 @@
       </w:pPr>
       <w:bookmarkStart w:id="78" w:name="toc56"/>
       <w:r>
-        <w:t>Annexe C — Fiche de passation du mini-test humain</w:t>
+        <w:t xml:space="preserve">Annexe C — Fiche de passation du </w:t>
+      </w:r>
+      <w:proofErr w:type="spellStart"/>
+      <w:r>
+        <w:t>mini-test</w:t>
+      </w:r>
+      <w:proofErr w:type="spellEnd"/>
+      <w:r>
+        <w:t xml:space="preserve"> humain</w:t>
       </w:r>
       <w:bookmarkEnd w:id="78"/>
     </w:p>
@@ -10854,7 +11950,15 @@
         <w:spacing w:after="80" w:line="280" w:lineRule="auto"/>
       </w:pPr>
       <w:r>
-        <w:t>Demander : « Avez-vous compris pourquoi l'alerte est apparue ? » (oui / en partie / non).</w:t>
+        <w:t>Demander : « Avez-vous compris pourquoi l'alerte est apparue ? » (</w:t>
+      </w:r>
+      <w:proofErr w:type="gramStart"/>
+      <w:r>
+        <w:t>oui</w:t>
+      </w:r>
+      <w:proofErr w:type="gramEnd"/>
+      <w:r>
+        <w:t xml:space="preserve"> / en partie / non).</w:t>
       </w:r>
     </w:p>
     <w:p>
@@ -10993,7 +12097,15 @@
         <w:t>3 à 6 min : démonstration.</w:t>
       </w:r>
       <w:r>
-        <w:t xml:space="preserve"> Les trois scénarios : harcèlement, vandalisme avec carte, pass de sortie.</w:t>
+        <w:t xml:space="preserve"> Les trois scénarios : harcèlement, vandalisme avec carte, </w:t>
+      </w:r>
+      <w:proofErr w:type="spellStart"/>
+      <w:r>
+        <w:t>pass</w:t>
+      </w:r>
+      <w:proofErr w:type="spellEnd"/>
+      <w:r>
+        <w:t xml:space="preserve"> de sortie.</w:t>
       </w:r>
     </w:p>
     <w:p>
@@ -11193,6 +12305,7 @@
       <w:pPr>
         <w:spacing w:after="130"/>
       </w:pPr>
+      <w:proofErr w:type="spellStart"/>
       <w:r>
         <w:rPr>
           <w:b/>
@@ -11200,6 +12313,7 @@
         </w:rPr>
         <w:t>Embedding</w:t>
       </w:r>
+      <w:proofErr w:type="spellEnd"/>
       <w:r>
         <w:t xml:space="preserve"> : représentation d'une phrase par une suite de nombres, construite pour que des phrases de sens proche soient proches.</w:t>
       </w:r>
@@ -11421,6 +12535,8 @@
         <w:shd w:val="clear" w:color="auto" w:fill="F3F7FC"/>
         <w:ind w:left="200"/>
       </w:pPr>
+      <w:proofErr w:type="spellStart"/>
+      <w:proofErr w:type="gramStart"/>
       <w:r>
         <w:rPr>
           <w:rFonts w:ascii="Consolas" w:eastAsia="Consolas" w:hAnsi="Consolas" w:cs="Consolas"/>
@@ -11428,14 +12544,10 @@
           <w:sz w:val="18"/>
           <w:szCs w:val="18"/>
         </w:rPr>
-        <w:t>from sentence_transformers import SentenceTransformer, util</w:t>
-      </w:r>
-    </w:p>
-    <w:p>
-      <w:pPr>
-        <w:shd w:val="clear" w:color="auto" w:fill="F3F7FC"/>
-        <w:ind w:left="200"/>
-      </w:pPr>
+        <w:t>from</w:t>
+      </w:r>
+      <w:proofErr w:type="spellEnd"/>
+      <w:proofErr w:type="gramEnd"/>
       <w:r>
         <w:rPr>
           <w:rFonts w:ascii="Consolas" w:eastAsia="Consolas" w:hAnsi="Consolas" w:cs="Consolas"/>
@@ -11443,14 +12555,9 @@
           <w:sz w:val="18"/>
           <w:szCs w:val="18"/>
         </w:rPr>
-        <w:t>model = SentenceTransformer('paraphrase-multilingual-MiniLM-L12-v2')</w:t>
-      </w:r>
-    </w:p>
-    <w:p>
-      <w:pPr>
-        <w:shd w:val="clear" w:color="auto" w:fill="F3F7FC"/>
-        <w:ind w:left="200"/>
-      </w:pPr>
+        <w:t xml:space="preserve"> </w:t>
+      </w:r>
+      <w:proofErr w:type="spellStart"/>
       <w:r>
         <w:rPr>
           <w:rFonts w:ascii="Consolas" w:eastAsia="Consolas" w:hAnsi="Consolas" w:cs="Consolas"/>
@@ -11458,14 +12565,9 @@
           <w:sz w:val="18"/>
           <w:szCs w:val="18"/>
         </w:rPr>
-        <w:t>a = "On m'insulte souvent près du bâtiment B."</w:t>
-      </w:r>
-    </w:p>
-    <w:p>
-      <w:pPr>
-        <w:shd w:val="clear" w:color="auto" w:fill="F3F7FC"/>
-        <w:ind w:left="200"/>
-      </w:pPr>
+        <w:t>sentence_transformers</w:t>
+      </w:r>
+      <w:proofErr w:type="spellEnd"/>
       <w:r>
         <w:rPr>
           <w:rFonts w:ascii="Consolas" w:eastAsia="Consolas" w:hAnsi="Consolas" w:cs="Consolas"/>
@@ -11473,15 +12575,9 @@
           <w:sz w:val="18"/>
           <w:szCs w:val="18"/>
         </w:rPr>
-        <w:t>b = "Ils recommencent encore à la sortie."</w:t>
-      </w:r>
-    </w:p>
-    <w:p>
-      <w:pPr>
-        <w:shd w:val="clear" w:color="auto" w:fill="F3F7FC"/>
-        <w:spacing w:after="160"/>
-        <w:ind w:left="200"/>
-      </w:pPr>
+        <w:t xml:space="preserve"> import </w:t>
+      </w:r>
+      <w:proofErr w:type="spellStart"/>
       <w:r>
         <w:rPr>
           <w:rFonts w:ascii="Consolas" w:eastAsia="Consolas" w:hAnsi="Consolas" w:cs="Consolas"/>
@@ -11489,7 +12585,217 @@
           <w:sz w:val="18"/>
           <w:szCs w:val="18"/>
         </w:rPr>
-        <w:t>score = util.cos_sim(model.encode(a), model.encode(b))</w:t>
+        <w:t>SentenceTransformer</w:t>
+      </w:r>
+      <w:proofErr w:type="spellEnd"/>
+      <w:r>
+        <w:rPr>
+          <w:rFonts w:ascii="Consolas" w:eastAsia="Consolas" w:hAnsi="Consolas" w:cs="Consolas"/>
+          <w:color w:val="1B3A6B"/>
+          <w:sz w:val="18"/>
+          <w:szCs w:val="18"/>
+        </w:rPr>
+        <w:t xml:space="preserve">, </w:t>
+      </w:r>
+      <w:proofErr w:type="spellStart"/>
+      <w:r>
+        <w:rPr>
+          <w:rFonts w:ascii="Consolas" w:eastAsia="Consolas" w:hAnsi="Consolas" w:cs="Consolas"/>
+          <w:color w:val="1B3A6B"/>
+          <w:sz w:val="18"/>
+          <w:szCs w:val="18"/>
+        </w:rPr>
+        <w:t>util</w:t>
+      </w:r>
+      <w:proofErr w:type="spellEnd"/>
+    </w:p>
+    <w:p>
+      <w:pPr>
+        <w:shd w:val="clear" w:color="auto" w:fill="F3F7FC"/>
+        <w:ind w:left="200"/>
+      </w:pPr>
+      <w:proofErr w:type="gramStart"/>
+      <w:r>
+        <w:rPr>
+          <w:rFonts w:ascii="Consolas" w:eastAsia="Consolas" w:hAnsi="Consolas" w:cs="Consolas"/>
+          <w:color w:val="1B3A6B"/>
+          <w:sz w:val="18"/>
+          <w:szCs w:val="18"/>
+        </w:rPr>
+        <w:t>model</w:t>
+      </w:r>
+      <w:proofErr w:type="gramEnd"/>
+      <w:r>
+        <w:rPr>
+          <w:rFonts w:ascii="Consolas" w:eastAsia="Consolas" w:hAnsi="Consolas" w:cs="Consolas"/>
+          <w:color w:val="1B3A6B"/>
+          <w:sz w:val="18"/>
+          <w:szCs w:val="18"/>
+        </w:rPr>
+        <w:t xml:space="preserve"> = </w:t>
+      </w:r>
+      <w:proofErr w:type="spellStart"/>
+      <w:r>
+        <w:rPr>
+          <w:rFonts w:ascii="Consolas" w:eastAsia="Consolas" w:hAnsi="Consolas" w:cs="Consolas"/>
+          <w:color w:val="1B3A6B"/>
+          <w:sz w:val="18"/>
+          <w:szCs w:val="18"/>
+        </w:rPr>
+        <w:t>SentenceTransformer</w:t>
+      </w:r>
+      <w:proofErr w:type="spellEnd"/>
+      <w:r>
+        <w:rPr>
+          <w:rFonts w:ascii="Consolas" w:eastAsia="Consolas" w:hAnsi="Consolas" w:cs="Consolas"/>
+          <w:color w:val="1B3A6B"/>
+          <w:sz w:val="18"/>
+          <w:szCs w:val="18"/>
+        </w:rPr>
+        <w:t>('paraphrase-multilingual-MiniLM-L12-v2')</w:t>
+      </w:r>
+    </w:p>
+    <w:p>
+      <w:pPr>
+        <w:shd w:val="clear" w:color="auto" w:fill="F3F7FC"/>
+        <w:ind w:left="200"/>
+      </w:pPr>
+      <w:proofErr w:type="gramStart"/>
+      <w:r>
+        <w:rPr>
+          <w:rFonts w:ascii="Consolas" w:eastAsia="Consolas" w:hAnsi="Consolas" w:cs="Consolas"/>
+          <w:color w:val="1B3A6B"/>
+          <w:sz w:val="18"/>
+          <w:szCs w:val="18"/>
+        </w:rPr>
+        <w:t>a</w:t>
+      </w:r>
+      <w:proofErr w:type="gramEnd"/>
+      <w:r>
+        <w:rPr>
+          <w:rFonts w:ascii="Consolas" w:eastAsia="Consolas" w:hAnsi="Consolas" w:cs="Consolas"/>
+          <w:color w:val="1B3A6B"/>
+          <w:sz w:val="18"/>
+          <w:szCs w:val="18"/>
+        </w:rPr>
+        <w:t xml:space="preserve"> = "On m'insulte souvent près du bâtiment B."</w:t>
+      </w:r>
+    </w:p>
+    <w:p>
+      <w:pPr>
+        <w:shd w:val="clear" w:color="auto" w:fill="F3F7FC"/>
+        <w:ind w:left="200"/>
+      </w:pPr>
+      <w:proofErr w:type="gramStart"/>
+      <w:r>
+        <w:rPr>
+          <w:rFonts w:ascii="Consolas" w:eastAsia="Consolas" w:hAnsi="Consolas" w:cs="Consolas"/>
+          <w:color w:val="1B3A6B"/>
+          <w:sz w:val="18"/>
+          <w:szCs w:val="18"/>
+        </w:rPr>
+        <w:t>b</w:t>
+      </w:r>
+      <w:proofErr w:type="gramEnd"/>
+      <w:r>
+        <w:rPr>
+          <w:rFonts w:ascii="Consolas" w:eastAsia="Consolas" w:hAnsi="Consolas" w:cs="Consolas"/>
+          <w:color w:val="1B3A6B"/>
+          <w:sz w:val="18"/>
+          <w:szCs w:val="18"/>
+        </w:rPr>
+        <w:t xml:space="preserve"> = "Ils recommencent encore à la sortie."</w:t>
+      </w:r>
+    </w:p>
+    <w:p>
+      <w:pPr>
+        <w:shd w:val="clear" w:color="auto" w:fill="F3F7FC"/>
+        <w:spacing w:after="160"/>
+        <w:ind w:left="200"/>
+      </w:pPr>
+      <w:proofErr w:type="gramStart"/>
+      <w:r>
+        <w:rPr>
+          <w:rFonts w:ascii="Consolas" w:eastAsia="Consolas" w:hAnsi="Consolas" w:cs="Consolas"/>
+          <w:color w:val="1B3A6B"/>
+          <w:sz w:val="18"/>
+          <w:szCs w:val="18"/>
+        </w:rPr>
+        <w:t>score</w:t>
+      </w:r>
+      <w:proofErr w:type="gramEnd"/>
+      <w:r>
+        <w:rPr>
+          <w:rFonts w:ascii="Consolas" w:eastAsia="Consolas" w:hAnsi="Consolas" w:cs="Consolas"/>
+          <w:color w:val="1B3A6B"/>
+          <w:sz w:val="18"/>
+          <w:szCs w:val="18"/>
+        </w:rPr>
+        <w:t xml:space="preserve"> = </w:t>
+      </w:r>
+      <w:proofErr w:type="spellStart"/>
+      <w:r>
+        <w:rPr>
+          <w:rFonts w:ascii="Consolas" w:eastAsia="Consolas" w:hAnsi="Consolas" w:cs="Consolas"/>
+          <w:color w:val="1B3A6B"/>
+          <w:sz w:val="18"/>
+          <w:szCs w:val="18"/>
+        </w:rPr>
+        <w:t>util.cos_sim</w:t>
+      </w:r>
+      <w:proofErr w:type="spellEnd"/>
+      <w:r>
+        <w:rPr>
+          <w:rFonts w:ascii="Consolas" w:eastAsia="Consolas" w:hAnsi="Consolas" w:cs="Consolas"/>
+          <w:color w:val="1B3A6B"/>
+          <w:sz w:val="18"/>
+          <w:szCs w:val="18"/>
+        </w:rPr>
+        <w:t>(</w:t>
+      </w:r>
+      <w:proofErr w:type="spellStart"/>
+      <w:proofErr w:type="gramStart"/>
+      <w:r>
+        <w:rPr>
+          <w:rFonts w:ascii="Consolas" w:eastAsia="Consolas" w:hAnsi="Consolas" w:cs="Consolas"/>
+          <w:color w:val="1B3A6B"/>
+          <w:sz w:val="18"/>
+          <w:szCs w:val="18"/>
+        </w:rPr>
+        <w:t>model.encode</w:t>
+      </w:r>
+      <w:proofErr w:type="spellEnd"/>
+      <w:proofErr w:type="gramEnd"/>
+      <w:r>
+        <w:rPr>
+          <w:rFonts w:ascii="Consolas" w:eastAsia="Consolas" w:hAnsi="Consolas" w:cs="Consolas"/>
+          <w:color w:val="1B3A6B"/>
+          <w:sz w:val="18"/>
+          <w:szCs w:val="18"/>
+        </w:rPr>
+        <w:t xml:space="preserve">(a), </w:t>
+      </w:r>
+      <w:proofErr w:type="spellStart"/>
+      <w:proofErr w:type="gramStart"/>
+      <w:r>
+        <w:rPr>
+          <w:rFonts w:ascii="Consolas" w:eastAsia="Consolas" w:hAnsi="Consolas" w:cs="Consolas"/>
+          <w:color w:val="1B3A6B"/>
+          <w:sz w:val="18"/>
+          <w:szCs w:val="18"/>
+        </w:rPr>
+        <w:t>model.encode</w:t>
+      </w:r>
+      <w:proofErr w:type="spellEnd"/>
+      <w:proofErr w:type="gramEnd"/>
+      <w:r>
+        <w:rPr>
+          <w:rFonts w:ascii="Consolas" w:eastAsia="Consolas" w:hAnsi="Consolas" w:cs="Consolas"/>
+          <w:color w:val="1B3A6B"/>
+          <w:sz w:val="18"/>
+          <w:szCs w:val="18"/>
+        </w:rPr>
+        <w:t>(b))</w:t>
       </w:r>
     </w:p>
     <w:p>
@@ -11658,6 +12964,7 @@
         <w:tab w:val="right" w:pos="9638"/>
       </w:tabs>
     </w:pPr>
+    <w:proofErr w:type="gramStart"/>
     <w:r>
       <w:rPr>
         <w:b/>
@@ -11674,7 +12981,16 @@
         <w:sz w:val="16"/>
         <w:szCs w:val="16"/>
       </w:rPr>
-      <w:t xml:space="preserve">  ·  Système Intelligent de Prévention de la Délinquance en Milieu Scolaire</w:t>
+      <w:t xml:space="preserve">  ·</w:t>
+    </w:r>
+    <w:proofErr w:type="gramEnd"/>
+    <w:r>
+      <w:rPr>
+        <w:color w:val="5B6B82"/>
+        <w:sz w:val="16"/>
+        <w:szCs w:val="16"/>
+      </w:rPr>
+      <w:t xml:space="preserve">  Système Intelligent de Prévention de la Délinquance en Milieu Scolaire</w:t>
     </w:r>
     <w:r>
       <w:rPr>
@@ -11683,7 +12999,42 @@
         <w:szCs w:val="16"/>
       </w:rPr>
       <w:tab/>
-      <w:t>CAY  ·  Terminale C  ·  2026–2027</w:t>
+    </w:r>
+    <w:proofErr w:type="gramStart"/>
+    <w:r>
+      <w:rPr>
+        <w:color w:val="5B6B82"/>
+        <w:sz w:val="16"/>
+        <w:szCs w:val="16"/>
+      </w:rPr>
+      <w:t>CAY  ·</w:t>
+    </w:r>
+    <w:proofErr w:type="gramEnd"/>
+    <w:r>
+      <w:rPr>
+        <w:color w:val="5B6B82"/>
+        <w:sz w:val="16"/>
+        <w:szCs w:val="16"/>
+      </w:rPr>
+      <w:t xml:space="preserve">  Terminale </w:t>
+    </w:r>
+    <w:proofErr w:type="gramStart"/>
+    <w:r>
+      <w:rPr>
+        <w:color w:val="5B6B82"/>
+        <w:sz w:val="16"/>
+        <w:szCs w:val="16"/>
+      </w:rPr>
+      <w:t>C  ·</w:t>
+    </w:r>
+    <w:proofErr w:type="gramEnd"/>
+    <w:r>
+      <w:rPr>
+        <w:color w:val="5B6B82"/>
+        <w:sz w:val="16"/>
+        <w:szCs w:val="16"/>
+      </w:rPr>
+      <w:t xml:space="preserve">  2026–2027</w:t>
     </w:r>
   </w:p>
 </w:hdr>
@@ -12749,7 +14100,6 @@
   <w:style w:type="character" w:default="1" w:styleId="Policepardfaut">
     <w:name w:val="Default Paragraph Font"/>
     <w:uiPriority w:val="1"/>
-    <w:semiHidden/>
     <w:unhideWhenUsed/>
   </w:style>
   <w:style w:type="table" w:default="1" w:styleId="TableauNormal">
